--- a/VDRT_Dictionnaire_Donnees_Trimble_CarCube.docx
+++ b/VDRT_Dictionnaire_Donnees_Trimble_CarCube.docx
@@ -43,13 +43,7 @@
         <w:jc w:val="center"/>
       </w:pPr>
       <w:r>
-        <w:rPr>
-          <w:rFonts w:ascii="Calibri" w:hAnsi="Calibri" w:eastAsia="Calibri"/>
-          <w:b/>
-          <w:color w:val="20384F"/>
-          <w:sz w:val="22"/>
-        </w:rPr>
-        <w:t>Version 1.0  |  8 août 2026</w:t>
+        <w:t>Version 2.0  |  16 août 2026</w:t>
       </w:r>
     </w:p>
     <w:p>
@@ -104,26 +98,7 @@
     </w:p>
     <w:p>
       <w:r>
-        <w:rPr>
-          <w:rFonts w:ascii="Calibri" w:hAnsi="Calibri" w:eastAsia="Calibri"/>
-          <w:b w:val="0"/>
-        </w:rPr>
-        <w:t xml:space="preserve">Ce document synthétise la signification des champs et codes observés dans les fichiers XML de </w:t>
-      </w:r>
-      <w:r>
-        <w:rPr>
-          <w:rFonts w:ascii="Consolas" w:hAnsi="Consolas" w:eastAsia="Consolas"/>
-          <w:color w:val="1F4D78"/>
-          <w:sz w:val="21"/>
-        </w:rPr>
-        <w:t>Import.rar</w:t>
-      </w:r>
-      <w:r>
-        <w:rPr>
-          <w:rFonts w:ascii="Calibri" w:hAnsi="Calibri" w:eastAsia="Calibri"/>
-          <w:b w:val="0"/>
-        </w:rPr>
-        <w:t>.</w:t>
+        <w:t>Ce document synthétise la signification des champs et codes observés dans les fichiers XML de Import.rar, puis les recoupe avec les référentiels FleetWorks des chauffeurs, des unités et des appareils.</w:t>
       </w:r>
     </w:p>
     <w:p>
@@ -928,11 +903,7 @@
     </w:p>
     <w:p>
       <w:r>
-        <w:rPr>
-          <w:rFonts w:ascii="Calibri" w:hAnsi="Calibri" w:eastAsia="Calibri"/>
-          <w:b w:val="0"/>
-        </w:rPr>
-        <w:t>La documentation publique actuelle de Trimble ne fournit pas le dictionnaire de ce format XML historique. Les développements anglais indiqués dans ce document sont donc signalés comme probables lorsqu'ils ne sont pas officiellement confirmés.</w:t>
+        <w:t>La documentation FleetWorks disponible décrit les fonctions utilisateur, mais ne fournit pas le dictionnaire technique complet de ce format XML historique. Les développements anglais restent signalés comme probables lorsqu'ils ne sont pas officiellement confirmés.</w:t>
       </w:r>
     </w:p>
     <w:p>
@@ -965,16 +936,13 @@
         </w:pBdr>
       </w:pPr>
       <w:r>
-        <w:rPr>
-          <w:rFonts w:ascii="Consolas" w:hAnsi="Consolas" w:eastAsia="Consolas"/>
-          <w:color w:val="20384F"/>
-          <w:sz w:val="18"/>
-        </w:rPr>
         <w:t>&lt;traces&gt;</w:t>
         <w:br/>
         <w:t xml:space="preserve">  &lt;trace&gt;</w:t>
         <w:br/>
         <w:t xml:space="preserve">    &lt;type&gt;...&lt;/type&gt;</w:t>
+        <w:br/>
+        <w:t xml:space="preserve">    &lt;source&gt;...&lt;/source&gt;</w:t>
         <w:br/>
         <w:t xml:space="preserve">    &lt;time&gt;...&lt;/time&gt;</w:t>
         <w:br/>
@@ -1462,16 +1430,10 @@
             </w:tcBorders>
           </w:tcPr>
           <w:p>
-            <w:pPr>
-              <w:spacing w:before="0" w:after="0" w:line="259" w:lineRule="auto"/>
-              <w:jc w:val="center"/>
-            </w:pPr>
-            <w:r/>
-            <w:r>
-              <w:rPr>
-                <w:rFonts w:ascii="Consolas" w:hAnsi="Consolas" w:eastAsia="Consolas"/>
-                <w:color w:val="1F4D78"/>
-                <w:sz w:val="16"/>
+            <w:r>
+              <w:rPr>
+                <w:b w:val="0"/>
+                <w:sz w:val="17"/>
               </w:rPr>
               <w:t>time</w:t>
             </w:r>
@@ -1497,18 +1459,12 @@
             </w:tcBorders>
           </w:tcPr>
           <w:p>
-            <w:pPr>
-              <w:spacing w:before="0" w:after="0" w:line="259" w:lineRule="auto"/>
-              <w:jc w:val="left"/>
-            </w:pPr>
-            <w:r/>
-            <w:r>
-              <w:rPr>
-                <w:rFonts w:ascii="Calibri" w:hAnsi="Calibri" w:eastAsia="Calibri"/>
+            <w:r>
+              <w:rPr>
                 <w:b w:val="0"/>
-                <w:sz w:val="16"/>
-              </w:rPr>
-              <w:t>Date et heure d'émission de la trace</w:t>
+                <w:sz w:val="17"/>
+              </w:rPr>
+              <w:t>Date et heure technique d'émission ou de transmission de la trace</w:t>
             </w:r>
           </w:p>
         </w:tc>
@@ -1532,16 +1488,10 @@
             </w:tcBorders>
           </w:tcPr>
           <w:p>
-            <w:pPr>
-              <w:spacing w:before="0" w:after="0" w:line="259" w:lineRule="auto"/>
-              <w:jc w:val="left"/>
-            </w:pPr>
-            <w:r/>
-            <w:r>
-              <w:rPr>
-                <w:rFonts w:ascii="Calibri" w:hAnsi="Calibri" w:eastAsia="Calibri"/>
+            <w:r>
+              <w:rPr>
                 <w:b w:val="0"/>
-                <w:sz w:val="16"/>
+                <w:sz w:val="17"/>
               </w:rPr>
               <w:t>texte brut + date analysée</w:t>
             </w:r>
@@ -1567,16 +1517,10 @@
             </w:tcBorders>
           </w:tcPr>
           <w:p>
-            <w:pPr>
-              <w:spacing w:before="0" w:after="0" w:line="259" w:lineRule="auto"/>
-              <w:jc w:val="center"/>
-            </w:pPr>
-            <w:r/>
-            <w:r>
-              <w:rPr>
-                <w:rFonts w:ascii="Calibri" w:hAnsi="Calibri" w:eastAsia="Calibri"/>
+            <w:r>
+              <w:rPr>
                 <w:b w:val="0"/>
-                <w:sz w:val="16"/>
+                <w:sz w:val="17"/>
               </w:rPr>
               <w:t>Confirmé par les données</w:t>
             </w:r>
@@ -1602,18 +1546,12 @@
             </w:tcBorders>
           </w:tcPr>
           <w:p>
-            <w:pPr>
-              <w:spacing w:before="0" w:after="0" w:line="259" w:lineRule="auto"/>
-              <w:jc w:val="left"/>
-            </w:pPr>
-            <w:r/>
-            <w:r>
-              <w:rPr>
-                <w:rFonts w:ascii="Calibri" w:hAnsi="Calibri" w:eastAsia="Calibri"/>
+            <w:r>
+              <w:rPr>
                 <w:b w:val="0"/>
-                <w:sz w:val="16"/>
-              </w:rPr>
-              <w:t>Aucun fuseau horaire n'est indiqué dans l'échantillon</w:t>
+                <w:sz w:val="17"/>
+              </w:rPr>
+              <w:t>Ne pas l'utiliser comme fin d'activité ; utiliser AST + ALEN</w:t>
             </w:r>
           </w:p>
         </w:tc>
@@ -2718,6 +2656,156 @@
                 <w:sz w:val="16"/>
               </w:rPr>
               <w:t>Convertir seulement dans une seconde étape</w:t>
+            </w:r>
+          </w:p>
+        </w:tc>
+      </w:tr>
+      <w:tr>
+        <w:trPr>
+          <w:cantSplit/>
+        </w:trPr>
+        <w:tc>
+          <w:tcPr>
+            <w:tcW w:type="dxa" w:w="1181"/>
+            <w:tcMar>
+              <w:top w:w="70" w:type="dxa"/>
+              <w:bottom w:w="70" w:type="dxa"/>
+              <w:start w:w="120" w:type="dxa"/>
+              <w:end w:w="120" w:type="dxa"/>
+            </w:tcMar>
+            <w:vAlign w:val="center"/>
+            <w:tcBorders>
+              <w:top w:val="single" w:sz="4" w:space="0" w:color="C8D2DC"/>
+              <w:left w:val="single" w:sz="4" w:space="0" w:color="C8D2DC"/>
+              <w:bottom w:val="single" w:sz="4" w:space="0" w:color="C8D2DC"/>
+              <w:right w:val="single" w:sz="4" w:space="0" w:color="C8D2DC"/>
+              <w:insideH w:val="single" w:sz="4" w:space="0" w:color="C8D2DC"/>
+              <w:insideV w:val="single" w:sz="4" w:space="0" w:color="C8D2DC"/>
+            </w:tcBorders>
+          </w:tcPr>
+          <w:p>
+            <w:r>
+              <w:rPr>
+                <w:b w:val="0"/>
+                <w:sz w:val="17"/>
+              </w:rPr>
+              <w:t>source</w:t>
+            </w:r>
+          </w:p>
+        </w:tc>
+        <w:tc>
+          <w:tcPr>
+            <w:tcW w:type="dxa" w:w="1872"/>
+            <w:tcMar>
+              <w:top w:w="70" w:type="dxa"/>
+              <w:bottom w:w="70" w:type="dxa"/>
+              <w:start w:w="120" w:type="dxa"/>
+              <w:end w:w="120" w:type="dxa"/>
+            </w:tcMar>
+            <w:vAlign w:val="center"/>
+            <w:tcBorders>
+              <w:top w:val="single" w:sz="4" w:space="0" w:color="C8D2DC"/>
+              <w:left w:val="single" w:sz="4" w:space="0" w:color="C8D2DC"/>
+              <w:bottom w:val="single" w:sz="4" w:space="0" w:color="C8D2DC"/>
+              <w:right w:val="single" w:sz="4" w:space="0" w:color="C8D2DC"/>
+              <w:insideH w:val="single" w:sz="4" w:space="0" w:color="C8D2DC"/>
+              <w:insideV w:val="single" w:sz="4" w:space="0" w:color="C8D2DC"/>
+            </w:tcBorders>
+          </w:tcPr>
+          <w:p>
+            <w:r>
+              <w:rPr>
+                <w:b w:val="0"/>
+                <w:sz w:val="17"/>
+              </w:rPr>
+              <w:t>Référence FleetWorks de l'unité ou identifiant de l'application mobile</w:t>
+            </w:r>
+          </w:p>
+        </w:tc>
+        <w:tc>
+          <w:tcPr>
+            <w:tcW w:type="dxa" w:w="3283"/>
+            <w:tcMar>
+              <w:top w:w="70" w:type="dxa"/>
+              <w:bottom w:w="70" w:type="dxa"/>
+              <w:start w:w="120" w:type="dxa"/>
+              <w:end w:w="120" w:type="dxa"/>
+            </w:tcMar>
+            <w:vAlign w:val="center"/>
+            <w:tcBorders>
+              <w:top w:val="single" w:sz="4" w:space="0" w:color="C8D2DC"/>
+              <w:left w:val="single" w:sz="4" w:space="0" w:color="C8D2DC"/>
+              <w:bottom w:val="single" w:sz="4" w:space="0" w:color="C8D2DC"/>
+              <w:right w:val="single" w:sz="4" w:space="0" w:color="C8D2DC"/>
+              <w:insideH w:val="single" w:sz="4" w:space="0" w:color="C8D2DC"/>
+              <w:insideV w:val="single" w:sz="4" w:space="0" w:color="C8D2DC"/>
+            </w:tcBorders>
+          </w:tcPr>
+          <w:p>
+            <w:r>
+              <w:rPr>
+                <w:b w:val="0"/>
+                <w:sz w:val="17"/>
+              </w:rPr>
+              <w:t>string</w:t>
+            </w:r>
+          </w:p>
+        </w:tc>
+        <w:tc>
+          <w:tcPr>
+            <w:tcW w:type="dxa" w:w="1440"/>
+            <w:tcMar>
+              <w:top w:w="70" w:type="dxa"/>
+              <w:bottom w:w="70" w:type="dxa"/>
+              <w:start w:w="120" w:type="dxa"/>
+              <w:end w:w="120" w:type="dxa"/>
+            </w:tcMar>
+            <w:vAlign w:val="center"/>
+            <w:tcBorders>
+              <w:top w:val="single" w:sz="4" w:space="0" w:color="C8D2DC"/>
+              <w:left w:val="single" w:sz="4" w:space="0" w:color="C8D2DC"/>
+              <w:bottom w:val="single" w:sz="4" w:space="0" w:color="C8D2DC"/>
+              <w:right w:val="single" w:sz="4" w:space="0" w:color="C8D2DC"/>
+              <w:insideH w:val="single" w:sz="4" w:space="0" w:color="C8D2DC"/>
+              <w:insideV w:val="single" w:sz="4" w:space="0" w:color="C8D2DC"/>
+            </w:tcBorders>
+          </w:tcPr>
+          <w:p>
+            <w:r>
+              <w:rPr>
+                <w:b w:val="0"/>
+                <w:sz w:val="17"/>
+              </w:rPr>
+              <w:t>Confirmé par les données</w:t>
+            </w:r>
+          </w:p>
+        </w:tc>
+        <w:tc>
+          <w:tcPr>
+            <w:tcW w:type="dxa" w:w="1584"/>
+            <w:tcMar>
+              <w:top w:w="70" w:type="dxa"/>
+              <w:bottom w:w="70" w:type="dxa"/>
+              <w:start w:w="120" w:type="dxa"/>
+              <w:end w:w="120" w:type="dxa"/>
+            </w:tcMar>
+            <w:vAlign w:val="center"/>
+            <w:tcBorders>
+              <w:top w:val="single" w:sz="4" w:space="0" w:color="C8D2DC"/>
+              <w:left w:val="single" w:sz="4" w:space="0" w:color="C8D2DC"/>
+              <w:bottom w:val="single" w:sz="4" w:space="0" w:color="C8D2DC"/>
+              <w:right w:val="single" w:sz="4" w:space="0" w:color="C8D2DC"/>
+              <w:insideH w:val="single" w:sz="4" w:space="0" w:color="C8D2DC"/>
+              <w:insideV w:val="single" w:sz="4" w:space="0" w:color="C8D2DC"/>
+            </w:tcBorders>
+          </w:tcPr>
+          <w:p>
+            <w:r>
+              <w:rPr>
+                <w:b w:val="0"/>
+                <w:sz w:val="17"/>
+              </w:rPr>
+              <w:t>Respecter les espaces et la casse ; la valeur peut être vide</w:t>
             </w:r>
           </w:p>
         </w:tc>
@@ -3151,16 +3239,10 @@
             </w:tcBorders>
           </w:tcPr>
           <w:p>
-            <w:pPr>
-              <w:spacing w:before="0" w:after="0" w:line="259" w:lineRule="auto"/>
-              <w:jc w:val="center"/>
-            </w:pPr>
-            <w:r/>
-            <w:r>
-              <w:rPr>
-                <w:rFonts w:ascii="Consolas" w:hAnsi="Consolas" w:eastAsia="Consolas"/>
-                <w:color w:val="1F4D78"/>
-                <w:sz w:val="16"/>
+            <w:r>
+              <w:rPr>
+                <w:b w:val="0"/>
+                <w:sz w:val="17"/>
               </w:rPr>
               <w:t>LID</w:t>
             </w:r>
@@ -3186,16 +3268,10 @@
             </w:tcBorders>
           </w:tcPr>
           <w:p>
-            <w:pPr>
-              <w:spacing w:before="0" w:after="0" w:line="259" w:lineRule="auto"/>
-              <w:jc w:val="left"/>
-            </w:pPr>
-            <w:r/>
-            <w:r>
-              <w:rPr>
-                <w:rFonts w:ascii="Calibri" w:hAnsi="Calibri" w:eastAsia="Calibri"/>
+            <w:r>
+              <w:rPr>
                 <w:b w:val="0"/>
-                <w:sz w:val="16"/>
+                <w:sz w:val="17"/>
               </w:rPr>
               <w:t>Développement officiel inconnu</w:t>
             </w:r>
@@ -3221,18 +3297,12 @@
             </w:tcBorders>
           </w:tcPr>
           <w:p>
-            <w:pPr>
-              <w:spacing w:before="0" w:after="0" w:line="259" w:lineRule="auto"/>
-              <w:jc w:val="left"/>
-            </w:pPr>
-            <w:r/>
-            <w:r>
-              <w:rPr>
-                <w:rFonts w:ascii="Calibri" w:hAnsi="Calibri" w:eastAsia="Calibri"/>
+            <w:r>
+              <w:rPr>
                 <w:b w:val="0"/>
-                <w:sz w:val="16"/>
-              </w:rPr>
-              <w:t>Identifiant externe permettant de regrouper les traces d'une même activité logique</w:t>
+                <w:sz w:val="17"/>
+              </w:rPr>
+              <w:t>Identifiant unique d'une occurrence d'activité ; son préfixe correspond généralement au numéro de série de l'unité</w:t>
             </w:r>
           </w:p>
         </w:tc>
@@ -3256,18 +3326,12 @@
             </w:tcBorders>
           </w:tcPr>
           <w:p>
-            <w:pPr>
-              <w:spacing w:before="0" w:after="0" w:line="259" w:lineRule="auto"/>
-              <w:jc w:val="center"/>
-            </w:pPr>
-            <w:r/>
-            <w:r>
-              <w:rPr>
-                <w:rFonts w:ascii="Consolas" w:hAnsi="Consolas" w:eastAsia="Consolas"/>
-                <w:color w:val="1F4D78"/>
-                <w:sz w:val="16"/>
-              </w:rPr>
-              <w:t>string</w:t>
+            <w:r>
+              <w:rPr>
+                <w:b w:val="0"/>
+                <w:sz w:val="17"/>
+              </w:rPr>
+              <w:t>string opaque</w:t>
             </w:r>
           </w:p>
         </w:tc>
@@ -3291,16 +3355,10 @@
             </w:tcBorders>
           </w:tcPr>
           <w:p>
-            <w:pPr>
-              <w:spacing w:before="0" w:after="0" w:line="259" w:lineRule="auto"/>
-              <w:jc w:val="center"/>
-            </w:pPr>
-            <w:r/>
-            <w:r>
-              <w:rPr>
-                <w:rFonts w:ascii="Calibri" w:hAnsi="Calibri" w:eastAsia="Calibri"/>
+            <w:r>
+              <w:rPr>
                 <w:b w:val="0"/>
-                <w:sz w:val="16"/>
+                <w:sz w:val="17"/>
               </w:rPr>
               <w:t>Confirmé par les données</w:t>
             </w:r>
@@ -3331,16 +3389,10 @@
             </w:tcBorders>
           </w:tcPr>
           <w:p>
-            <w:pPr>
-              <w:spacing w:before="0" w:after="0" w:line="259" w:lineRule="auto"/>
-              <w:jc w:val="center"/>
-            </w:pPr>
-            <w:r/>
-            <w:r>
-              <w:rPr>
-                <w:rFonts w:ascii="Consolas" w:hAnsi="Consolas" w:eastAsia="Consolas"/>
-                <w:color w:val="1F4D78"/>
-                <w:sz w:val="16"/>
+            <w:r>
+              <w:rPr>
+                <w:b w:val="0"/>
+                <w:sz w:val="17"/>
               </w:rPr>
               <w:t>DID</w:t>
             </w:r>
@@ -3366,16 +3418,10 @@
             </w:tcBorders>
           </w:tcPr>
           <w:p>
-            <w:pPr>
-              <w:spacing w:before="0" w:after="0" w:line="259" w:lineRule="auto"/>
-              <w:jc w:val="left"/>
-            </w:pPr>
-            <w:r/>
-            <w:r>
-              <w:rPr>
-                <w:rFonts w:ascii="Calibri" w:hAnsi="Calibri" w:eastAsia="Calibri"/>
-                <w:i/>
-                <w:sz w:val="16"/>
+            <w:r>
+              <w:rPr>
+                <w:b w:val="0"/>
+                <w:sz w:val="17"/>
               </w:rPr>
               <w:t>Driver ID</w:t>
             </w:r>
@@ -3401,26 +3447,12 @@
             </w:tcBorders>
           </w:tcPr>
           <w:p>
-            <w:pPr>
-              <w:spacing w:before="0" w:after="0" w:line="259" w:lineRule="auto"/>
-              <w:jc w:val="left"/>
-            </w:pPr>
-            <w:r/>
-            <w:r>
-              <w:rPr>
-                <w:rFonts w:ascii="Calibri" w:hAnsi="Calibri" w:eastAsia="Calibri"/>
+            <w:r>
+              <w:rPr>
                 <w:b w:val="0"/>
-                <w:sz w:val="16"/>
-              </w:rPr>
-              <w:t xml:space="preserve">Identifiant externe du chauffeur ; peut contenir plusieurs valeurs séparées par </w:t>
-            </w:r>
-            <w:r>
-              <w:rPr>
-                <w:rFonts w:ascii="Consolas" w:hAnsi="Consolas" w:eastAsia="Consolas"/>
-                <w:color w:val="1F4D78"/>
-                <w:sz w:val="16"/>
-              </w:rPr>
-              <w:t>;</w:t>
+                <w:sz w:val="17"/>
+              </w:rPr>
+              <w:t>Référence FleetWorks du chauffeur ; plusieurs références peuvent être séparées par ; pour un double équipage</w:t>
             </w:r>
           </w:p>
         </w:tc>
@@ -3444,26 +3476,12 @@
             </w:tcBorders>
           </w:tcPr>
           <w:p>
-            <w:pPr>
-              <w:spacing w:before="0" w:after="0" w:line="259" w:lineRule="auto"/>
-              <w:jc w:val="left"/>
-            </w:pPr>
-            <w:r/>
-            <w:r>
-              <w:rPr>
-                <w:rFonts w:ascii="Consolas" w:hAnsi="Consolas" w:eastAsia="Consolas"/>
-                <w:color w:val="1F4D78"/>
-                <w:sz w:val="16"/>
-              </w:rPr>
-              <w:t>string</w:t>
-            </w:r>
-            <w:r>
-              <w:rPr>
-                <w:rFonts w:ascii="Calibri" w:hAnsi="Calibri" w:eastAsia="Calibri"/>
+            <w:r>
+              <w:rPr>
                 <w:b w:val="0"/>
-                <w:sz w:val="16"/>
-              </w:rPr>
-              <w:t xml:space="preserve"> brut + collection normalisée</w:t>
+                <w:sz w:val="17"/>
+              </w:rPr>
+              <w:t>string brut + collection normalisée</w:t>
             </w:r>
           </w:p>
         </w:tc>
@@ -3487,18 +3505,12 @@
             </w:tcBorders>
           </w:tcPr>
           <w:p>
-            <w:pPr>
-              <w:spacing w:before="0" w:after="0" w:line="259" w:lineRule="auto"/>
-              <w:jc w:val="center"/>
-            </w:pPr>
-            <w:r/>
-            <w:r>
-              <w:rPr>
-                <w:rFonts w:ascii="Calibri" w:hAnsi="Calibri" w:eastAsia="Calibri"/>
+            <w:r>
+              <w:rPr>
                 <w:b w:val="0"/>
-                <w:sz w:val="16"/>
-              </w:rPr>
-              <w:t>Confirmé par les données</w:t>
+                <w:sz w:val="17"/>
+              </w:rPr>
+              <w:t>Confirmé par les données et le référentiel chauffeurs</w:t>
             </w:r>
           </w:p>
         </w:tc>
@@ -4807,6 +4819,306 @@
                 <w:sz w:val="16"/>
               </w:rPr>
               <w:t>Hypothèse</w:t>
+            </w:r>
+          </w:p>
+        </w:tc>
+      </w:tr>
+      <w:tr>
+        <w:trPr>
+          <w:cantSplit/>
+        </w:trPr>
+        <w:tc>
+          <w:tcPr>
+            <w:tcW w:type="dxa" w:w="893"/>
+            <w:tcMar>
+              <w:top w:w="70" w:type="dxa"/>
+              <w:bottom w:w="70" w:type="dxa"/>
+              <w:start w:w="120" w:type="dxa"/>
+              <w:end w:w="120" w:type="dxa"/>
+            </w:tcMar>
+            <w:vAlign w:val="center"/>
+            <w:tcBorders>
+              <w:top w:val="single" w:sz="4" w:space="0" w:color="C8D2DC"/>
+              <w:left w:val="single" w:sz="4" w:space="0" w:color="C8D2DC"/>
+              <w:bottom w:val="single" w:sz="4" w:space="0" w:color="C8D2DC"/>
+              <w:right w:val="single" w:sz="4" w:space="0" w:color="C8D2DC"/>
+              <w:insideH w:val="single" w:sz="4" w:space="0" w:color="C8D2DC"/>
+              <w:insideV w:val="single" w:sz="4" w:space="0" w:color="C8D2DC"/>
+            </w:tcBorders>
+          </w:tcPr>
+          <w:p>
+            <w:r>
+              <w:rPr>
+                <w:b w:val="0"/>
+                <w:sz w:val="17"/>
+              </w:rPr>
+              <w:t>DEVICE</w:t>
+            </w:r>
+          </w:p>
+        </w:tc>
+        <w:tc>
+          <w:tcPr>
+            <w:tcW w:type="dxa" w:w="1800"/>
+            <w:tcMar>
+              <w:top w:w="70" w:type="dxa"/>
+              <w:bottom w:w="70" w:type="dxa"/>
+              <w:start w:w="120" w:type="dxa"/>
+              <w:end w:w="120" w:type="dxa"/>
+            </w:tcMar>
+            <w:vAlign w:val="center"/>
+            <w:tcBorders>
+              <w:top w:val="single" w:sz="4" w:space="0" w:color="C8D2DC"/>
+              <w:left w:val="single" w:sz="4" w:space="0" w:color="C8D2DC"/>
+              <w:bottom w:val="single" w:sz="4" w:space="0" w:color="C8D2DC"/>
+              <w:right w:val="single" w:sz="4" w:space="0" w:color="C8D2DC"/>
+              <w:insideH w:val="single" w:sz="4" w:space="0" w:color="C8D2DC"/>
+              <w:insideV w:val="single" w:sz="4" w:space="0" w:color="C8D2DC"/>
+            </w:tcBorders>
+          </w:tcPr>
+          <w:p>
+            <w:r>
+              <w:rPr>
+                <w:b w:val="0"/>
+                <w:sz w:val="17"/>
+              </w:rPr>
+              <w:t>Device</w:t>
+            </w:r>
+          </w:p>
+        </w:tc>
+        <w:tc>
+          <w:tcPr>
+            <w:tcW w:type="dxa" w:w="3456"/>
+            <w:tcMar>
+              <w:top w:w="70" w:type="dxa"/>
+              <w:bottom w:w="70" w:type="dxa"/>
+              <w:start w:w="120" w:type="dxa"/>
+              <w:end w:w="120" w:type="dxa"/>
+            </w:tcMar>
+            <w:vAlign w:val="center"/>
+            <w:tcBorders>
+              <w:top w:val="single" w:sz="4" w:space="0" w:color="C8D2DC"/>
+              <w:left w:val="single" w:sz="4" w:space="0" w:color="C8D2DC"/>
+              <w:bottom w:val="single" w:sz="4" w:space="0" w:color="C8D2DC"/>
+              <w:right w:val="single" w:sz="4" w:space="0" w:color="C8D2DC"/>
+              <w:insideH w:val="single" w:sz="4" w:space="0" w:color="C8D2DC"/>
+              <w:insideV w:val="single" w:sz="4" w:space="0" w:color="C8D2DC"/>
+            </w:tcBorders>
+          </w:tcPr>
+          <w:p>
+            <w:r>
+              <w:rPr>
+                <w:b w:val="0"/>
+                <w:sz w:val="17"/>
+              </w:rPr>
+              <w:t>Numéro de série FleetWorks de l'appareil CarCube</w:t>
+            </w:r>
+          </w:p>
+        </w:tc>
+        <w:tc>
+          <w:tcPr>
+            <w:tcW w:type="dxa" w:w="1411"/>
+            <w:tcMar>
+              <w:top w:w="70" w:type="dxa"/>
+              <w:bottom w:w="70" w:type="dxa"/>
+              <w:start w:w="120" w:type="dxa"/>
+              <w:end w:w="120" w:type="dxa"/>
+            </w:tcMar>
+            <w:vAlign w:val="center"/>
+            <w:tcBorders>
+              <w:top w:val="single" w:sz="4" w:space="0" w:color="C8D2DC"/>
+              <w:left w:val="single" w:sz="4" w:space="0" w:color="C8D2DC"/>
+              <w:bottom w:val="single" w:sz="4" w:space="0" w:color="C8D2DC"/>
+              <w:right w:val="single" w:sz="4" w:space="0" w:color="C8D2DC"/>
+              <w:insideH w:val="single" w:sz="4" w:space="0" w:color="C8D2DC"/>
+              <w:insideV w:val="single" w:sz="4" w:space="0" w:color="C8D2DC"/>
+            </w:tcBorders>
+          </w:tcPr>
+          <w:p>
+            <w:r>
+              <w:rPr>
+                <w:b w:val="0"/>
+                <w:sz w:val="17"/>
+              </w:rPr>
+              <w:t>string</w:t>
+            </w:r>
+          </w:p>
+        </w:tc>
+        <w:tc>
+          <w:tcPr>
+            <w:tcW w:type="dxa" w:w="1800"/>
+            <w:tcMar>
+              <w:top w:w="70" w:type="dxa"/>
+              <w:bottom w:w="70" w:type="dxa"/>
+              <w:start w:w="120" w:type="dxa"/>
+              <w:end w:w="120" w:type="dxa"/>
+            </w:tcMar>
+            <w:vAlign w:val="center"/>
+            <w:tcBorders>
+              <w:top w:val="single" w:sz="4" w:space="0" w:color="C8D2DC"/>
+              <w:left w:val="single" w:sz="4" w:space="0" w:color="C8D2DC"/>
+              <w:bottom w:val="single" w:sz="4" w:space="0" w:color="C8D2DC"/>
+              <w:right w:val="single" w:sz="4" w:space="0" w:color="C8D2DC"/>
+              <w:insideH w:val="single" w:sz="4" w:space="0" w:color="C8D2DC"/>
+              <w:insideV w:val="single" w:sz="4" w:space="0" w:color="C8D2DC"/>
+            </w:tcBorders>
+          </w:tcPr>
+          <w:p>
+            <w:r>
+              <w:rPr>
+                <w:b w:val="0"/>
+                <w:sz w:val="17"/>
+              </w:rPr>
+              <w:t>Confirmé par le référentiel unités</w:t>
+            </w:r>
+          </w:p>
+        </w:tc>
+      </w:tr>
+      <w:tr>
+        <w:trPr>
+          <w:cantSplit/>
+        </w:trPr>
+        <w:tc>
+          <w:tcPr>
+            <w:tcW w:type="dxa" w:w="893"/>
+            <w:tcMar>
+              <w:top w:w="70" w:type="dxa"/>
+              <w:bottom w:w="70" w:type="dxa"/>
+              <w:start w:w="120" w:type="dxa"/>
+              <w:end w:w="120" w:type="dxa"/>
+            </w:tcMar>
+            <w:vAlign w:val="center"/>
+            <w:tcBorders>
+              <w:top w:val="single" w:sz="4" w:space="0" w:color="C8D2DC"/>
+              <w:left w:val="single" w:sz="4" w:space="0" w:color="C8D2DC"/>
+              <w:bottom w:val="single" w:sz="4" w:space="0" w:color="C8D2DC"/>
+              <w:right w:val="single" w:sz="4" w:space="0" w:color="C8D2DC"/>
+              <w:insideH w:val="single" w:sz="4" w:space="0" w:color="C8D2DC"/>
+              <w:insideV w:val="single" w:sz="4" w:space="0" w:color="C8D2DC"/>
+            </w:tcBorders>
+          </w:tcPr>
+          <w:p>
+            <w:r>
+              <w:rPr>
+                <w:b w:val="0"/>
+                <w:sz w:val="17"/>
+              </w:rPr>
+              <w:t>DCID</w:t>
+            </w:r>
+          </w:p>
+        </w:tc>
+        <w:tc>
+          <w:tcPr>
+            <w:tcW w:type="dxa" w:w="1800"/>
+            <w:tcMar>
+              <w:top w:w="70" w:type="dxa"/>
+              <w:bottom w:w="70" w:type="dxa"/>
+              <w:start w:w="120" w:type="dxa"/>
+              <w:end w:w="120" w:type="dxa"/>
+            </w:tcMar>
+            <w:vAlign w:val="center"/>
+            <w:tcBorders>
+              <w:top w:val="single" w:sz="4" w:space="0" w:color="C8D2DC"/>
+              <w:left w:val="single" w:sz="4" w:space="0" w:color="C8D2DC"/>
+              <w:bottom w:val="single" w:sz="4" w:space="0" w:color="C8D2DC"/>
+              <w:right w:val="single" w:sz="4" w:space="0" w:color="C8D2DC"/>
+              <w:insideH w:val="single" w:sz="4" w:space="0" w:color="C8D2DC"/>
+              <w:insideV w:val="single" w:sz="4" w:space="0" w:color="C8D2DC"/>
+            </w:tcBorders>
+          </w:tcPr>
+          <w:p>
+            <w:r>
+              <w:rPr>
+                <w:b w:val="0"/>
+                <w:sz w:val="17"/>
+              </w:rPr>
+              <w:t>Driver Card ID</w:t>
+            </w:r>
+          </w:p>
+        </w:tc>
+        <w:tc>
+          <w:tcPr>
+            <w:tcW w:type="dxa" w:w="3456"/>
+            <w:tcMar>
+              <w:top w:w="70" w:type="dxa"/>
+              <w:bottom w:w="70" w:type="dxa"/>
+              <w:start w:w="120" w:type="dxa"/>
+              <w:end w:w="120" w:type="dxa"/>
+            </w:tcMar>
+            <w:vAlign w:val="center"/>
+            <w:tcBorders>
+              <w:top w:val="single" w:sz="4" w:space="0" w:color="C8D2DC"/>
+              <w:left w:val="single" w:sz="4" w:space="0" w:color="C8D2DC"/>
+              <w:bottom w:val="single" w:sz="4" w:space="0" w:color="C8D2DC"/>
+              <w:right w:val="single" w:sz="4" w:space="0" w:color="C8D2DC"/>
+              <w:insideH w:val="single" w:sz="4" w:space="0" w:color="C8D2DC"/>
+              <w:insideV w:val="single" w:sz="4" w:space="0" w:color="C8D2DC"/>
+            </w:tcBorders>
+          </w:tcPr>
+          <w:p>
+            <w:r>
+              <w:rPr>
+                <w:b w:val="0"/>
+                <w:sz w:val="17"/>
+              </w:rPr>
+              <w:t>Identifiant complet de la carte conducteur ; l'ID carte FleetWorks en constitue le préfixe</w:t>
+            </w:r>
+          </w:p>
+        </w:tc>
+        <w:tc>
+          <w:tcPr>
+            <w:tcW w:type="dxa" w:w="1411"/>
+            <w:tcMar>
+              <w:top w:w="70" w:type="dxa"/>
+              <w:bottom w:w="70" w:type="dxa"/>
+              <w:start w:w="120" w:type="dxa"/>
+              <w:end w:w="120" w:type="dxa"/>
+            </w:tcMar>
+            <w:vAlign w:val="center"/>
+            <w:tcBorders>
+              <w:top w:val="single" w:sz="4" w:space="0" w:color="C8D2DC"/>
+              <w:left w:val="single" w:sz="4" w:space="0" w:color="C8D2DC"/>
+              <w:bottom w:val="single" w:sz="4" w:space="0" w:color="C8D2DC"/>
+              <w:right w:val="single" w:sz="4" w:space="0" w:color="C8D2DC"/>
+              <w:insideH w:val="single" w:sz="4" w:space="0" w:color="C8D2DC"/>
+              <w:insideV w:val="single" w:sz="4" w:space="0" w:color="C8D2DC"/>
+            </w:tcBorders>
+          </w:tcPr>
+          <w:p>
+            <w:r>
+              <w:rPr>
+                <w:b w:val="0"/>
+                <w:sz w:val="17"/>
+              </w:rPr>
+              <w:t>string</w:t>
+            </w:r>
+          </w:p>
+        </w:tc>
+        <w:tc>
+          <w:tcPr>
+            <w:tcW w:type="dxa" w:w="1800"/>
+            <w:tcMar>
+              <w:top w:w="70" w:type="dxa"/>
+              <w:bottom w:w="70" w:type="dxa"/>
+              <w:start w:w="120" w:type="dxa"/>
+              <w:end w:w="120" w:type="dxa"/>
+            </w:tcMar>
+            <w:vAlign w:val="center"/>
+            <w:tcBorders>
+              <w:top w:val="single" w:sz="4" w:space="0" w:color="C8D2DC"/>
+              <w:left w:val="single" w:sz="4" w:space="0" w:color="C8D2DC"/>
+              <w:bottom w:val="single" w:sz="4" w:space="0" w:color="C8D2DC"/>
+              <w:right w:val="single" w:sz="4" w:space="0" w:color="C8D2DC"/>
+              <w:insideH w:val="single" w:sz="4" w:space="0" w:color="C8D2DC"/>
+              <w:insideV w:val="single" w:sz="4" w:space="0" w:color="C8D2DC"/>
+            </w:tcBorders>
+          </w:tcPr>
+          <w:p>
+            <w:r>
+              <w:rPr>
+                <w:b w:val="0"/>
+                <w:sz w:val="17"/>
+              </w:rPr>
+              <w:t>Confirmé par recoupement</w:t>
             </w:r>
           </w:p>
         </w:tc>
@@ -5313,34 +5625,7 @@
     </w:p>
     <w:p>
       <w:r>
-        <w:rPr>
-          <w:rFonts w:ascii="Consolas" w:hAnsi="Consolas" w:eastAsia="Consolas"/>
-          <w:color w:val="1F4D78"/>
-          <w:sz w:val="21"/>
-        </w:rPr>
-        <w:t>ALEN</w:t>
-      </w:r>
-      <w:r>
-        <w:rPr>
-          <w:rFonts w:ascii="Calibri" w:hAnsi="Calibri" w:eastAsia="Calibri"/>
-          <w:b w:val="0"/>
-        </w:rPr>
-        <w:t xml:space="preserve"> doit être stocké dans un </w:t>
-      </w:r>
-      <w:r>
-        <w:rPr>
-          <w:rFonts w:ascii="Consolas" w:hAnsi="Consolas" w:eastAsia="Consolas"/>
-          <w:color w:val="1F4D78"/>
-          <w:sz w:val="21"/>
-        </w:rPr>
-        <w:t>long</w:t>
-      </w:r>
-      <w:r>
-        <w:rPr>
-          <w:rFonts w:ascii="Calibri" w:hAnsi="Calibri" w:eastAsia="Calibri"/>
-          <w:b w:val="0"/>
-        </w:rPr>
-        <w:t>. Les durées négatives, nulles dans un contexte inattendu ou anormalement longues doivent être conservées et signalées, pas corrigées silencieusement.</w:t>
+        <w:t>ALEN doit être stocké dans un long. La fin métier se calcule par AST + ALEN millisecondes ; la balise time correspond à l'horodatage technique de la trace et peut être postérieure en cas de transmission différée. Les durées négatives, nulles dans un contexte inattendu ou anormalement longues doivent être conservées et signalées, pas corrigées silencieusement.</w:t>
       </w:r>
     </w:p>
     <w:p>
@@ -5786,16 +6071,10 @@
             </w:tcBorders>
           </w:tcPr>
           <w:p>
-            <w:pPr>
-              <w:spacing w:before="0" w:after="0" w:line="259" w:lineRule="auto"/>
-              <w:jc w:val="center"/>
-            </w:pPr>
-            <w:r/>
-            <w:r>
-              <w:rPr>
-                <w:rFonts w:ascii="Consolas" w:hAnsi="Consolas" w:eastAsia="Consolas"/>
-                <w:color w:val="1F4D78"/>
-                <w:sz w:val="16"/>
+            <w:r>
+              <w:rPr>
+                <w:b w:val="0"/>
+                <w:sz w:val="17"/>
               </w:rPr>
               <w:t>DR</w:t>
             </w:r>
@@ -5821,16 +6100,10 @@
             </w:tcBorders>
           </w:tcPr>
           <w:p>
-            <w:pPr>
-              <w:spacing w:before="0" w:after="0" w:line="259" w:lineRule="auto"/>
-              <w:jc w:val="left"/>
-            </w:pPr>
-            <w:r/>
-            <w:r>
-              <w:rPr>
-                <w:rFonts w:ascii="Calibri" w:hAnsi="Calibri" w:eastAsia="Calibri"/>
+            <w:r>
+              <w:rPr>
                 <w:b w:val="0"/>
-                <w:sz w:val="16"/>
+                <w:sz w:val="17"/>
               </w:rPr>
               <w:t>Conduite</w:t>
             </w:r>
@@ -5856,18 +6129,12 @@
             </w:tcBorders>
           </w:tcPr>
           <w:p>
-            <w:pPr>
-              <w:spacing w:before="0" w:after="0" w:line="259" w:lineRule="auto"/>
-              <w:jc w:val="left"/>
-            </w:pPr>
-            <w:r/>
-            <w:r>
-              <w:rPr>
-                <w:rFonts w:ascii="Calibri" w:hAnsi="Calibri" w:eastAsia="Calibri"/>
+            <w:r>
+              <w:rPr>
                 <w:b w:val="0"/>
-                <w:sz w:val="16"/>
-              </w:rPr>
-              <w:t>Phase de conduite du véhicule</w:t>
+                <w:sz w:val="17"/>
+              </w:rPr>
+              <w:t>Driving — phase de conduite</w:t>
             </w:r>
           </w:p>
         </w:tc>
@@ -5891,18 +6158,12 @@
             </w:tcBorders>
           </w:tcPr>
           <w:p>
-            <w:pPr>
-              <w:spacing w:before="0" w:after="0" w:line="259" w:lineRule="auto"/>
-              <w:jc w:val="center"/>
-            </w:pPr>
-            <w:r/>
-            <w:r>
-              <w:rPr>
-                <w:rFonts w:ascii="Calibri" w:hAnsi="Calibri" w:eastAsia="Calibri"/>
+            <w:r>
+              <w:rPr>
                 <w:b w:val="0"/>
-                <w:sz w:val="16"/>
-              </w:rPr>
-              <w:t>Confirmé par les données</w:t>
+                <w:sz w:val="17"/>
+              </w:rPr>
+              <w:t>Confirmé par les données et le manuel</w:t>
             </w:r>
           </w:p>
         </w:tc>
@@ -5926,16 +6187,10 @@
             </w:tcBorders>
           </w:tcPr>
           <w:p>
-            <w:pPr>
-              <w:spacing w:before="0" w:after="0" w:line="259" w:lineRule="auto"/>
-              <w:jc w:val="left"/>
-            </w:pPr>
-            <w:r/>
-            <w:r>
-              <w:rPr>
-                <w:rFonts w:ascii="Calibri" w:hAnsi="Calibri" w:eastAsia="Calibri"/>
+            <w:r>
+              <w:rPr>
                 <w:b w:val="0"/>
-                <w:sz w:val="16"/>
+                <w:sz w:val="17"/>
               </w:rPr>
               <w:t>Activité reconnue</w:t>
             </w:r>
@@ -5966,16 +6221,10 @@
             </w:tcBorders>
           </w:tcPr>
           <w:p>
-            <w:pPr>
-              <w:spacing w:before="0" w:after="0" w:line="259" w:lineRule="auto"/>
-              <w:jc w:val="center"/>
-            </w:pPr>
-            <w:r/>
-            <w:r>
-              <w:rPr>
-                <w:rFonts w:ascii="Consolas" w:hAnsi="Consolas" w:eastAsia="Consolas"/>
-                <w:color w:val="1F4D78"/>
-                <w:sz w:val="16"/>
+            <w:r>
+              <w:rPr>
+                <w:b w:val="0"/>
+                <w:sz w:val="17"/>
               </w:rPr>
               <w:t>LI</w:t>
             </w:r>
@@ -6001,16 +6250,10 @@
             </w:tcBorders>
           </w:tcPr>
           <w:p>
-            <w:pPr>
-              <w:spacing w:before="0" w:after="0" w:line="259" w:lineRule="auto"/>
-              <w:jc w:val="left"/>
-            </w:pPr>
-            <w:r/>
-            <w:r>
-              <w:rPr>
-                <w:rFonts w:ascii="Calibri" w:hAnsi="Calibri" w:eastAsia="Calibri"/>
+            <w:r>
+              <w:rPr>
                 <w:b w:val="0"/>
-                <w:sz w:val="16"/>
+                <w:sz w:val="17"/>
               </w:rPr>
               <w:t>Connexion</w:t>
             </w:r>
@@ -6036,18 +6279,12 @@
             </w:tcBorders>
           </w:tcPr>
           <w:p>
-            <w:pPr>
-              <w:spacing w:before="0" w:after="0" w:line="259" w:lineRule="auto"/>
-              <w:jc w:val="left"/>
-            </w:pPr>
-            <w:r/>
-            <w:r>
-              <w:rPr>
-                <w:rFonts w:ascii="Calibri" w:hAnsi="Calibri" w:eastAsia="Calibri"/>
+            <w:r>
+              <w:rPr>
                 <w:b w:val="0"/>
-                <w:sz w:val="16"/>
-              </w:rPr>
-              <w:t>Connexion ou début de session du chauffeur</w:t>
+                <w:sz w:val="17"/>
+              </w:rPr>
+              <w:t>Log In — début de session du chauffeur</w:t>
             </w:r>
           </w:p>
         </w:tc>
@@ -6071,18 +6308,12 @@
             </w:tcBorders>
           </w:tcPr>
           <w:p>
-            <w:pPr>
-              <w:spacing w:before="0" w:after="0" w:line="259" w:lineRule="auto"/>
-              <w:jc w:val="left"/>
-            </w:pPr>
-            <w:r/>
-            <w:r>
-              <w:rPr>
-                <w:rFonts w:ascii="Calibri" w:hAnsi="Calibri" w:eastAsia="Calibri"/>
+            <w:r>
+              <w:rPr>
                 <w:b w:val="0"/>
-                <w:sz w:val="16"/>
-              </w:rPr>
-              <w:t>Déduit — confiance élevée</w:t>
+                <w:sz w:val="17"/>
+              </w:rPr>
+              <w:t>Déduit — confiance très élevée</w:t>
             </w:r>
           </w:p>
         </w:tc>
@@ -6106,18 +6337,12 @@
             </w:tcBorders>
           </w:tcPr>
           <w:p>
-            <w:pPr>
-              <w:spacing w:before="0" w:after="0" w:line="259" w:lineRule="auto"/>
-              <w:jc w:val="left"/>
-            </w:pPr>
-            <w:r/>
-            <w:r>
-              <w:rPr>
-                <w:rFonts w:ascii="Calibri" w:hAnsi="Calibri" w:eastAsia="Calibri"/>
+            <w:r>
+              <w:rPr>
                 <w:b w:val="0"/>
-                <w:sz w:val="16"/>
-              </w:rPr>
-              <w:t>Événement technique, pas une activité rémunérée ordinaire</w:t>
+                <w:sz w:val="17"/>
+              </w:rPr>
+              <w:t>Événement technique</w:t>
             </w:r>
           </w:p>
         </w:tc>
@@ -6146,16 +6371,10 @@
             </w:tcBorders>
           </w:tcPr>
           <w:p>
-            <w:pPr>
-              <w:spacing w:before="0" w:after="0" w:line="259" w:lineRule="auto"/>
-              <w:jc w:val="center"/>
-            </w:pPr>
-            <w:r/>
-            <w:r>
-              <w:rPr>
-                <w:rFonts w:ascii="Consolas" w:hAnsi="Consolas" w:eastAsia="Consolas"/>
-                <w:color w:val="1F4D78"/>
-                <w:sz w:val="16"/>
+            <w:r>
+              <w:rPr>
+                <w:b w:val="0"/>
+                <w:sz w:val="17"/>
               </w:rPr>
               <w:t>LO</w:t>
             </w:r>
@@ -6181,16 +6400,10 @@
             </w:tcBorders>
           </w:tcPr>
           <w:p>
-            <w:pPr>
-              <w:spacing w:before="0" w:after="0" w:line="259" w:lineRule="auto"/>
-              <w:jc w:val="left"/>
-            </w:pPr>
-            <w:r/>
-            <w:r>
-              <w:rPr>
-                <w:rFonts w:ascii="Calibri" w:hAnsi="Calibri" w:eastAsia="Calibri"/>
+            <w:r>
+              <w:rPr>
                 <w:b w:val="0"/>
-                <w:sz w:val="16"/>
+                <w:sz w:val="17"/>
               </w:rPr>
               <w:t>Déconnexion</w:t>
             </w:r>
@@ -6216,18 +6429,12 @@
             </w:tcBorders>
           </w:tcPr>
           <w:p>
-            <w:pPr>
-              <w:spacing w:before="0" w:after="0" w:line="259" w:lineRule="auto"/>
-              <w:jc w:val="left"/>
-            </w:pPr>
-            <w:r/>
-            <w:r>
-              <w:rPr>
-                <w:rFonts w:ascii="Calibri" w:hAnsi="Calibri" w:eastAsia="Calibri"/>
+            <w:r>
+              <w:rPr>
                 <w:b w:val="0"/>
-                <w:sz w:val="16"/>
-              </w:rPr>
-              <w:t>Déconnexion ou fin de session du chauffeur</w:t>
+                <w:sz w:val="17"/>
+              </w:rPr>
+              <w:t>Log Out — fin de session du chauffeur</w:t>
             </w:r>
           </w:p>
         </w:tc>
@@ -6251,18 +6458,12 @@
             </w:tcBorders>
           </w:tcPr>
           <w:p>
-            <w:pPr>
-              <w:spacing w:before="0" w:after="0" w:line="259" w:lineRule="auto"/>
-              <w:jc w:val="left"/>
-            </w:pPr>
-            <w:r/>
-            <w:r>
-              <w:rPr>
-                <w:rFonts w:ascii="Calibri" w:hAnsi="Calibri" w:eastAsia="Calibri"/>
+            <w:r>
+              <w:rPr>
                 <w:b w:val="0"/>
-                <w:sz w:val="16"/>
-              </w:rPr>
-              <w:t>Déduit — confiance élevée</w:t>
+                <w:sz w:val="17"/>
+              </w:rPr>
+              <w:t>Déduit — confiance très élevée</w:t>
             </w:r>
           </w:p>
         </w:tc>
@@ -6286,18 +6487,12 @@
             </w:tcBorders>
           </w:tcPr>
           <w:p>
-            <w:pPr>
-              <w:spacing w:before="0" w:after="0" w:line="259" w:lineRule="auto"/>
-              <w:jc w:val="left"/>
-            </w:pPr>
-            <w:r/>
-            <w:r>
-              <w:rPr>
-                <w:rFonts w:ascii="Calibri" w:hAnsi="Calibri" w:eastAsia="Calibri"/>
+            <w:r>
+              <w:rPr>
                 <w:b w:val="0"/>
-                <w:sz w:val="16"/>
-              </w:rPr>
-              <w:t>Événement technique, pas une activité rémunérée ordinaire</w:t>
+                <w:sz w:val="17"/>
+              </w:rPr>
+              <w:t>Événement technique</w:t>
             </w:r>
           </w:p>
         </w:tc>
@@ -6326,16 +6521,10 @@
             </w:tcBorders>
           </w:tcPr>
           <w:p>
-            <w:pPr>
-              <w:spacing w:before="0" w:after="0" w:line="259" w:lineRule="auto"/>
-              <w:jc w:val="center"/>
-            </w:pPr>
-            <w:r/>
-            <w:r>
-              <w:rPr>
-                <w:rFonts w:ascii="Consolas" w:hAnsi="Consolas" w:eastAsia="Consolas"/>
-                <w:color w:val="1F4D78"/>
-                <w:sz w:val="16"/>
+            <w:r>
+              <w:rPr>
+                <w:b w:val="0"/>
+                <w:sz w:val="17"/>
               </w:rPr>
               <w:t>TJ</w:t>
             </w:r>
@@ -6361,18 +6550,12 @@
             </w:tcBorders>
           </w:tcPr>
           <w:p>
-            <w:pPr>
-              <w:spacing w:before="0" w:after="0" w:line="259" w:lineRule="auto"/>
-              <w:jc w:val="left"/>
-            </w:pPr>
-            <w:r/>
-            <w:r>
-              <w:rPr>
-                <w:rFonts w:ascii="Calibri" w:hAnsi="Calibri" w:eastAsia="Calibri"/>
+            <w:r>
+              <w:rPr>
                 <w:b w:val="0"/>
-                <w:sz w:val="16"/>
-              </w:rPr>
-              <w:t>Embouteillage probable</w:t>
+                <w:sz w:val="17"/>
+              </w:rPr>
+              <w:t>Trafic / bouchon</w:t>
             </w:r>
           </w:p>
         </w:tc>
@@ -6396,18 +6579,12 @@
             </w:tcBorders>
           </w:tcPr>
           <w:p>
-            <w:pPr>
-              <w:spacing w:before="0" w:after="0" w:line="259" w:lineRule="auto"/>
-              <w:jc w:val="left"/>
-            </w:pPr>
-            <w:r/>
-            <w:r>
-              <w:rPr>
-                <w:rFonts w:ascii="Calibri" w:hAnsi="Calibri" w:eastAsia="Calibri"/>
+            <w:r>
+              <w:rPr>
                 <w:b w:val="0"/>
-                <w:sz w:val="16"/>
-              </w:rPr>
-              <w:t>Arrêt ou ralentissement de courte durée probablement lié au trafic</w:t>
+                <w:sz w:val="17"/>
+              </w:rPr>
+              <w:t>Traffic — activité déclenchée lors d'un ralentissement ou d'un bouchon</w:t>
             </w:r>
           </w:p>
         </w:tc>
@@ -6431,18 +6608,12 @@
             </w:tcBorders>
           </w:tcPr>
           <w:p>
-            <w:pPr>
-              <w:spacing w:before="0" w:after="0" w:line="259" w:lineRule="auto"/>
-              <w:jc w:val="center"/>
-            </w:pPr>
-            <w:r/>
-            <w:r>
-              <w:rPr>
-                <w:rFonts w:ascii="Calibri" w:hAnsi="Calibri" w:eastAsia="Calibri"/>
+            <w:r>
+              <w:rPr>
                 <w:b w:val="0"/>
-                <w:sz w:val="16"/>
-              </w:rPr>
-              <w:t>Hypothèse</w:t>
+                <w:sz w:val="17"/>
+              </w:rPr>
+              <w:t>Déduit — confiance élevée</w:t>
             </w:r>
           </w:p>
         </w:tc>
@@ -6466,18 +6637,12 @@
             </w:tcBorders>
           </w:tcPr>
           <w:p>
-            <w:pPr>
-              <w:spacing w:before="0" w:after="0" w:line="259" w:lineRule="auto"/>
-              <w:jc w:val="left"/>
-            </w:pPr>
-            <w:r/>
-            <w:r>
-              <w:rPr>
-                <w:rFonts w:ascii="Calibri" w:hAnsi="Calibri" w:eastAsia="Calibri"/>
+            <w:r>
+              <w:rPr>
                 <w:b w:val="0"/>
-                <w:sz w:val="16"/>
-              </w:rPr>
-              <w:t>Ne pas considérer automatiquement comme rémunéré ou non rémunéré</w:t>
+                <w:sz w:val="17"/>
+              </w:rPr>
+              <w:t>Conserver le code brut et appliquer une règle métier configurable</w:t>
             </w:r>
           </w:p>
         </w:tc>
@@ -6490,152 +6655,7 @@
     </w:p>
     <w:p>
       <w:r>
-        <w:rPr>
-          <w:rFonts w:ascii="Consolas" w:hAnsi="Consolas" w:eastAsia="Consolas"/>
-          <w:color w:val="1F4D78"/>
-          <w:sz w:val="21"/>
-        </w:rPr>
-        <w:t>UN</w:t>
-      </w:r>
-      <w:r>
-        <w:rPr>
-          <w:rFonts w:ascii="Calibri" w:hAnsi="Calibri" w:eastAsia="Calibri"/>
-          <w:b w:val="0"/>
-        </w:rPr>
-        <w:t xml:space="preserve"> peut être compris comme </w:t>
-      </w:r>
-      <w:r>
-        <w:rPr>
-          <w:rFonts w:ascii="Calibri" w:hAnsi="Calibri" w:eastAsia="Calibri"/>
-          <w:i/>
-        </w:rPr>
-        <w:t>Unknown</w:t>
-      </w:r>
-      <w:r>
-        <w:rPr>
-          <w:rFonts w:ascii="Calibri" w:hAnsi="Calibri" w:eastAsia="Calibri"/>
-          <w:b w:val="0"/>
-        </w:rPr>
-        <w:t xml:space="preserve"> et </w:t>
-      </w:r>
-      <w:r>
-        <w:rPr>
-          <w:rFonts w:ascii="Consolas" w:hAnsi="Consolas" w:eastAsia="Consolas"/>
-          <w:color w:val="1F4D78"/>
-          <w:sz w:val="21"/>
-        </w:rPr>
-        <w:t>DR</w:t>
-      </w:r>
-      <w:r>
-        <w:rPr>
-          <w:rFonts w:ascii="Calibri" w:hAnsi="Calibri" w:eastAsia="Calibri"/>
-          <w:b w:val="0"/>
-        </w:rPr>
-        <w:t xml:space="preserve"> comme </w:t>
-      </w:r>
-      <w:r>
-        <w:rPr>
-          <w:rFonts w:ascii="Calibri" w:hAnsi="Calibri" w:eastAsia="Calibri"/>
-          <w:i/>
-        </w:rPr>
-        <w:t>Driving</w:t>
-      </w:r>
-      <w:r>
-        <w:rPr>
-          <w:rFonts w:ascii="Calibri" w:hAnsi="Calibri" w:eastAsia="Calibri"/>
-          <w:b w:val="0"/>
-        </w:rPr>
-        <w:t xml:space="preserve">. Les développements </w:t>
-      </w:r>
-      <w:r>
-        <w:rPr>
-          <w:rFonts w:ascii="Consolas" w:hAnsi="Consolas" w:eastAsia="Consolas"/>
-          <w:color w:val="1F4D78"/>
-          <w:sz w:val="21"/>
-        </w:rPr>
-        <w:t>Log In</w:t>
-      </w:r>
-      <w:r>
-        <w:rPr>
-          <w:rFonts w:ascii="Calibri" w:hAnsi="Calibri" w:eastAsia="Calibri"/>
-          <w:b w:val="0"/>
-        </w:rPr>
-        <w:t xml:space="preserve">, </w:t>
-      </w:r>
-      <w:r>
-        <w:rPr>
-          <w:rFonts w:ascii="Consolas" w:hAnsi="Consolas" w:eastAsia="Consolas"/>
-          <w:color w:val="1F4D78"/>
-          <w:sz w:val="21"/>
-        </w:rPr>
-        <w:t>Log Out</w:t>
-      </w:r>
-      <w:r>
-        <w:rPr>
-          <w:rFonts w:ascii="Calibri" w:hAnsi="Calibri" w:eastAsia="Calibri"/>
-          <w:b w:val="0"/>
-        </w:rPr>
-        <w:t xml:space="preserve"> et </w:t>
-      </w:r>
-      <w:r>
-        <w:rPr>
-          <w:rFonts w:ascii="Consolas" w:hAnsi="Consolas" w:eastAsia="Consolas"/>
-          <w:color w:val="1F4D78"/>
-          <w:sz w:val="21"/>
-        </w:rPr>
-        <w:t>Traffic Jam</w:t>
-      </w:r>
-      <w:r>
-        <w:rPr>
-          <w:rFonts w:ascii="Calibri" w:hAnsi="Calibri" w:eastAsia="Calibri"/>
-          <w:b w:val="0"/>
-        </w:rPr>
-        <w:t xml:space="preserve"> pour </w:t>
-      </w:r>
-      <w:r>
-        <w:rPr>
-          <w:rFonts w:ascii="Consolas" w:hAnsi="Consolas" w:eastAsia="Consolas"/>
-          <w:color w:val="1F4D78"/>
-          <w:sz w:val="21"/>
-        </w:rPr>
-        <w:t>LI</w:t>
-      </w:r>
-      <w:r>
-        <w:rPr>
-          <w:rFonts w:ascii="Calibri" w:hAnsi="Calibri" w:eastAsia="Calibri"/>
-          <w:b w:val="0"/>
-        </w:rPr>
-        <w:t xml:space="preserve">, </w:t>
-      </w:r>
-      <w:r>
-        <w:rPr>
-          <w:rFonts w:ascii="Consolas" w:hAnsi="Consolas" w:eastAsia="Consolas"/>
-          <w:color w:val="1F4D78"/>
-          <w:sz w:val="21"/>
-        </w:rPr>
-        <w:t>LO</w:t>
-      </w:r>
-      <w:r>
-        <w:rPr>
-          <w:rFonts w:ascii="Calibri" w:hAnsi="Calibri" w:eastAsia="Calibri"/>
-          <w:b w:val="0"/>
-        </w:rPr>
-        <w:t xml:space="preserve"> et </w:t>
-      </w:r>
-      <w:r>
-        <w:rPr>
-          <w:rFonts w:ascii="Consolas" w:hAnsi="Consolas" w:eastAsia="Consolas"/>
-          <w:color w:val="1F4D78"/>
-          <w:sz w:val="21"/>
-        </w:rPr>
-        <w:t>TJ</w:t>
-      </w:r>
-      <w:r>
-        <w:rPr>
-          <w:rFonts w:ascii="Calibri" w:hAnsi="Calibri" w:eastAsia="Calibri"/>
-          <w:b w:val="0"/>
-        </w:rPr>
-        <w:t xml:space="preserve"> sont plausibles, mais ne sont pas confirmés par un dictionnaire Trimble officiel.</w:t>
+        <w:t>Le recoupement des traces avec les manuels permet de retenir opérationnellement UN = Unknown, DR = Driving, LI = Log In, LO = Log Out et TJ = Traffic. Les développements exacts des codes restent internes à FleetWorks, mais leur rôle fonctionnel est désormais suffisamment établi pour l'import.</w:t>
       </w:r>
     </w:p>
     <w:p>
@@ -8715,26 +8735,7 @@
     </w:p>
     <w:p>
       <w:r>
-        <w:rPr>
-          <w:rFonts w:ascii="Calibri" w:hAnsi="Calibri" w:eastAsia="Calibri"/>
-          <w:b w:val="0"/>
-        </w:rPr>
-        <w:t xml:space="preserve">Ces significations sont déduites de l'ordre des traces partageant le même </w:t>
-      </w:r>
-      <w:r>
-        <w:rPr>
-          <w:rFonts w:ascii="Consolas" w:hAnsi="Consolas" w:eastAsia="Consolas"/>
-          <w:color w:val="1F4D78"/>
-          <w:sz w:val="21"/>
-        </w:rPr>
-        <w:t>LID</w:t>
-      </w:r>
-      <w:r>
-        <w:rPr>
-          <w:rFonts w:ascii="Calibri" w:hAnsi="Calibri" w:eastAsia="Calibri"/>
-          <w:b w:val="0"/>
-        </w:rPr>
-        <w:t>. Elles décrivent correctement le comportement observé, mais leurs intitulés officiels restent à obtenir.</w:t>
+        <w:t>Ces significations sont déduites de 30 274 occurrences portant un LID et de leur ordre chronologique. Elles décrivent correctement le comportement observé, mais les intitulés officiels des types numériques restent à obtenir.</w:t>
       </w:r>
     </w:p>
     <w:tbl>
@@ -9517,15 +9518,9 @@
             </w:tcBorders>
           </w:tcPr>
           <w:p>
-            <w:pPr>
-              <w:spacing w:before="0" w:after="0" w:line="259" w:lineRule="auto"/>
-              <w:jc w:val="center"/>
-            </w:pPr>
-            <w:r/>
-            <w:r>
-              <w:rPr>
-                <w:rFonts w:ascii="Consolas" w:hAnsi="Consolas" w:eastAsia="Consolas"/>
-                <w:color w:val="1F4D78"/>
+            <w:r>
+              <w:rPr>
+                <w:b w:val="0"/>
                 <w:sz w:val="17"/>
               </w:rPr>
               <w:t>11</w:t>
@@ -9552,26 +9547,12 @@
             </w:tcBorders>
           </w:tcPr>
           <w:p>
-            <w:pPr>
-              <w:spacing w:before="0" w:after="0" w:line="259" w:lineRule="auto"/>
-              <w:jc w:val="left"/>
-            </w:pPr>
-            <w:r/>
-            <w:r>
-              <w:rPr>
-                <w:rFonts w:ascii="Calibri" w:hAnsi="Calibri" w:eastAsia="Calibri"/>
+            <w:r>
+              <w:rPr>
                 <w:b w:val="0"/>
                 <w:sz w:val="17"/>
               </w:rPr>
-              <w:t xml:space="preserve">Abandon, remplacement ou clôture rapide ; souvent associé à </w:t>
-            </w:r>
-            <w:r>
-              <w:rPr>
-                <w:rFonts w:ascii="Consolas" w:hAnsi="Consolas" w:eastAsia="Consolas"/>
-                <w:color w:val="1F4D78"/>
-                <w:sz w:val="17"/>
-              </w:rPr>
-              <w:t>UN</w:t>
+              <w:t>Clôture d'une activité ; variante exacte par rapport au type 13 non documentée</w:t>
             </w:r>
           </w:p>
         </w:tc>
@@ -9595,18 +9576,12 @@
             </w:tcBorders>
           </w:tcPr>
           <w:p>
-            <w:pPr>
-              <w:spacing w:before="0" w:after="0" w:line="259" w:lineRule="auto"/>
-              <w:jc w:val="left"/>
-            </w:pPr>
-            <w:r/>
-            <w:r>
-              <w:rPr>
-                <w:rFonts w:ascii="Calibri" w:hAnsi="Calibri" w:eastAsia="Calibri"/>
+            <w:r>
+              <w:rPr>
                 <w:b w:val="0"/>
                 <w:sz w:val="17"/>
               </w:rPr>
-              <w:t>Déduit — confiance élevée</w:t>
+              <w:t>Confirmé par les données</w:t>
             </w:r>
           </w:p>
         </w:tc>
@@ -9630,34 +9605,12 @@
             </w:tcBorders>
           </w:tcPr>
           <w:p>
-            <w:pPr>
-              <w:spacing w:before="0" w:after="0" w:line="259" w:lineRule="auto"/>
-              <w:jc w:val="left"/>
-            </w:pPr>
-            <w:r/>
-            <w:r>
-              <w:rPr>
-                <w:rFonts w:ascii="Calibri" w:hAnsi="Calibri" w:eastAsia="Calibri"/>
+            <w:r>
+              <w:rPr>
                 <w:b w:val="0"/>
                 <w:sz w:val="17"/>
               </w:rPr>
-              <w:t xml:space="preserve">Conserver un statut distinct tant que la nuance officielle avec </w:t>
-            </w:r>
-            <w:r>
-              <w:rPr>
-                <w:rFonts w:ascii="Consolas" w:hAnsi="Consolas" w:eastAsia="Consolas"/>
-                <w:color w:val="1F4D78"/>
-                <w:sz w:val="17"/>
-              </w:rPr>
-              <w:t>13</w:t>
-            </w:r>
-            <w:r>
-              <w:rPr>
-                <w:rFonts w:ascii="Calibri" w:hAnsi="Calibri" w:eastAsia="Calibri"/>
-                <w:b w:val="0"/>
-                <w:sz w:val="17"/>
-              </w:rPr>
-              <w:t xml:space="preserve"> est inconnue</w:t>
+              <w:t>Clôturer le candidat identifié par LID sans supposer un abandon</w:t>
             </w:r>
           </w:p>
         </w:tc>
@@ -9839,15 +9792,9 @@
             </w:tcBorders>
           </w:tcPr>
           <w:p>
-            <w:pPr>
-              <w:spacing w:before="0" w:after="0" w:line="259" w:lineRule="auto"/>
-              <w:jc w:val="center"/>
-            </w:pPr>
-            <w:r/>
-            <w:r>
-              <w:rPr>
-                <w:rFonts w:ascii="Consolas" w:hAnsi="Consolas" w:eastAsia="Consolas"/>
-                <w:color w:val="1F4D78"/>
+            <w:r>
+              <w:rPr>
+                <w:b w:val="0"/>
                 <w:sz w:val="17"/>
               </w:rPr>
               <w:t>13</w:t>
@@ -9874,18 +9821,12 @@
             </w:tcBorders>
           </w:tcPr>
           <w:p>
-            <w:pPr>
-              <w:spacing w:before="0" w:after="0" w:line="259" w:lineRule="auto"/>
-              <w:jc w:val="left"/>
-            </w:pPr>
-            <w:r/>
-            <w:r>
-              <w:rPr>
-                <w:rFonts w:ascii="Calibri" w:hAnsi="Calibri" w:eastAsia="Calibri"/>
+            <w:r>
+              <w:rPr>
                 <w:b w:val="0"/>
                 <w:sz w:val="17"/>
               </w:rPr>
-              <w:t>Clôture finalisée d'une activité</w:t>
+              <w:t>Clôture d'une activité ; porte fréquemment ALEN, DRLEN et le rapport final</w:t>
             </w:r>
           </w:p>
         </w:tc>
@@ -9909,14 +9850,8 @@
             </w:tcBorders>
           </w:tcPr>
           <w:p>
-            <w:pPr>
-              <w:spacing w:before="0" w:after="0" w:line="259" w:lineRule="auto"/>
-              <w:jc w:val="center"/>
-            </w:pPr>
-            <w:r/>
-            <w:r>
-              <w:rPr>
-                <w:rFonts w:ascii="Calibri" w:hAnsi="Calibri" w:eastAsia="Calibri"/>
+            <w:r>
+              <w:rPr>
                 <w:b w:val="0"/>
                 <w:sz w:val="17"/>
               </w:rPr>
@@ -9944,14 +9879,8 @@
             </w:tcBorders>
           </w:tcPr>
           <w:p>
-            <w:pPr>
-              <w:spacing w:before="0" w:after="0" w:line="259" w:lineRule="auto"/>
-              <w:jc w:val="left"/>
-            </w:pPr>
-            <w:r/>
-            <w:r>
-              <w:rPr>
-                <w:rFonts w:ascii="Calibri" w:hAnsi="Calibri" w:eastAsia="Calibri"/>
+            <w:r>
+              <w:rPr>
                 <w:b w:val="0"/>
                 <w:sz w:val="17"/>
               </w:rPr>
@@ -9988,16 +9917,11 @@
         </w:pBdr>
       </w:pPr>
       <w:r>
-        <w:rPr>
-          <w:rFonts w:ascii="Consolas" w:hAnsi="Consolas" w:eastAsia="Consolas"/>
-          <w:color w:val="20384F"/>
-          <w:sz w:val="18"/>
-        </w:rPr>
-        <w:t>10 → 13       début puis clôture finalisée</w:t>
+        <w:t>10 → 11       ouverture puis clôture</w:t>
         <w:br/>
-        <w:t>10 → 12 → 13 début, information complémentaire, puis clôture</w:t>
+        <w:t>10 → 13       ouverture puis clôture</w:t>
         <w:br/>
-        <w:t>10 → 11       début puis abandon/remplacement/clôture rapide probable</w:t>
+        <w:t>10 → 12 → 13 ouverture, rapport ou mise à jour, puis clôture</w:t>
       </w:r>
     </w:p>
     <w:p>
@@ -11253,15 +11177,9 @@
             </w:tcBorders>
           </w:tcPr>
           <w:p>
-            <w:pPr>
-              <w:spacing w:before="0" w:after="0" w:line="259" w:lineRule="auto"/>
-              <w:jc w:val="center"/>
-            </w:pPr>
-            <w:r/>
-            <w:r>
-              <w:rPr>
-                <w:rFonts w:ascii="Consolas" w:hAnsi="Consolas" w:eastAsia="Consolas"/>
-                <w:color w:val="1F4D78"/>
+            <w:r>
+              <w:rPr>
+                <w:b w:val="0"/>
                 <w:sz w:val="17"/>
               </w:rPr>
               <w:t>NCMR</w:t>
@@ -11288,18 +11206,12 @@
             </w:tcBorders>
           </w:tcPr>
           <w:p>
-            <w:pPr>
-              <w:spacing w:before="0" w:after="0" w:line="259" w:lineRule="auto"/>
-              <w:jc w:val="left"/>
-            </w:pPr>
-            <w:r/>
-            <w:r>
-              <w:rPr>
-                <w:rFonts w:ascii="Calibri" w:hAnsi="Calibri" w:eastAsia="Calibri"/>
+            <w:r>
+              <w:rPr>
                 <w:b w:val="0"/>
                 <w:sz w:val="17"/>
               </w:rPr>
-              <w:t>Question configurée probablement liée au numéro CMR</w:t>
+              <w:t>Option probablement liée à l'absence ou au statut du numéro CMR</w:t>
             </w:r>
           </w:p>
         </w:tc>
@@ -11323,14 +11235,8 @@
             </w:tcBorders>
           </w:tcPr>
           <w:p>
-            <w:pPr>
-              <w:spacing w:before="0" w:after="0" w:line="259" w:lineRule="auto"/>
-              <w:jc w:val="center"/>
-            </w:pPr>
-            <w:r/>
-            <w:r>
-              <w:rPr>
-                <w:rFonts w:ascii="Calibri" w:hAnsi="Calibri" w:eastAsia="Calibri"/>
+            <w:r>
+              <w:rPr>
                 <w:b w:val="0"/>
                 <w:sz w:val="17"/>
               </w:rPr>
@@ -11358,18 +11264,12 @@
             </w:tcBorders>
           </w:tcPr>
           <w:p>
-            <w:pPr>
-              <w:spacing w:before="0" w:after="0" w:line="259" w:lineRule="auto"/>
-              <w:jc w:val="left"/>
-            </w:pPr>
-            <w:r/>
-            <w:r>
-              <w:rPr>
-                <w:rFonts w:ascii="Calibri" w:hAnsi="Calibri" w:eastAsia="Calibri"/>
+            <w:r>
+              <w:rPr>
                 <w:b w:val="0"/>
                 <w:sz w:val="17"/>
               </w:rPr>
-              <w:t>Ne pas figer cette expansion dans le modèle métier</w:t>
+              <w:t>Conserver l'option brute 01/02</w:t>
             </w:r>
           </w:p>
         </w:tc>
@@ -11543,15 +11443,9 @@
             </w:tcBorders>
           </w:tcPr>
           <w:p>
-            <w:pPr>
-              <w:spacing w:before="0" w:after="0" w:line="259" w:lineRule="auto"/>
-              <w:jc w:val="center"/>
-            </w:pPr>
-            <w:r/>
-            <w:r>
-              <w:rPr>
-                <w:rFonts w:ascii="Consolas" w:hAnsi="Consolas" w:eastAsia="Consolas"/>
-                <w:color w:val="1F4D78"/>
+            <w:r>
+              <w:rPr>
+                <w:b w:val="0"/>
                 <w:sz w:val="17"/>
               </w:rPr>
               <w:t>AREM</w:t>
@@ -11578,18 +11472,12 @@
             </w:tcBorders>
           </w:tcPr>
           <w:p>
-            <w:pPr>
-              <w:spacing w:before="0" w:after="0" w:line="259" w:lineRule="auto"/>
-              <w:jc w:val="left"/>
-            </w:pPr>
-            <w:r/>
-            <w:r>
-              <w:rPr>
-                <w:rFonts w:ascii="Calibri" w:hAnsi="Calibri" w:eastAsia="Calibri"/>
+            <w:r>
+              <w:rPr>
                 <w:b w:val="0"/>
                 <w:sz w:val="17"/>
               </w:rPr>
-              <w:t>Question configurée par l'entreprise</w:t>
+              <w:t>Option probablement liée à l'ajout d'une remarque</w:t>
             </w:r>
           </w:p>
         </w:tc>
@@ -11613,18 +11501,12 @@
             </w:tcBorders>
           </w:tcPr>
           <w:p>
-            <w:pPr>
-              <w:spacing w:before="0" w:after="0" w:line="259" w:lineRule="auto"/>
-              <w:jc w:val="center"/>
-            </w:pPr>
-            <w:r/>
-            <w:r>
-              <w:rPr>
-                <w:rFonts w:ascii="Calibri" w:hAnsi="Calibri" w:eastAsia="Calibri"/>
+            <w:r>
+              <w:rPr>
                 <w:b w:val="0"/>
                 <w:sz w:val="17"/>
               </w:rPr>
-              <w:t>Inconnu</w:t>
+              <w:t>Hypothèse</w:t>
             </w:r>
           </w:p>
         </w:tc>
@@ -11648,18 +11530,12 @@
             </w:tcBorders>
           </w:tcPr>
           <w:p>
-            <w:pPr>
-              <w:spacing w:before="0" w:after="0" w:line="259" w:lineRule="auto"/>
-              <w:jc w:val="left"/>
-            </w:pPr>
-            <w:r/>
-            <w:r>
-              <w:rPr>
-                <w:rFonts w:ascii="Calibri" w:hAnsi="Calibri" w:eastAsia="Calibri"/>
+            <w:r>
+              <w:rPr>
                 <w:b w:val="0"/>
                 <w:sz w:val="17"/>
               </w:rPr>
-              <w:t>Conserver clé, valeur et contexte du formulaire</w:t>
+              <w:t>Conserver l'option brute 01/02</w:t>
             </w:r>
           </w:p>
         </w:tc>
@@ -11805,6 +11681,611 @@
                 <w:sz w:val="17"/>
               </w:rPr>
               <w:t>Conserver clé, valeur et contexte du formulaire</w:t>
+            </w:r>
+          </w:p>
+        </w:tc>
+      </w:tr>
+      <w:tr>
+        <w:trPr>
+          <w:cantSplit/>
+        </w:trPr>
+        <w:tc>
+          <w:tcPr>
+            <w:tcW w:type="dxa" w:w="1368"/>
+            <w:tcMar>
+              <w:top w:w="80" w:type="dxa"/>
+              <w:bottom w:w="80" w:type="dxa"/>
+              <w:start w:w="120" w:type="dxa"/>
+              <w:end w:w="120" w:type="dxa"/>
+            </w:tcMar>
+            <w:vAlign w:val="center"/>
+            <w:tcBorders>
+              <w:top w:val="single" w:sz="4" w:space="0" w:color="C8D2DC"/>
+              <w:left w:val="single" w:sz="4" w:space="0" w:color="C8D2DC"/>
+              <w:bottom w:val="single" w:sz="4" w:space="0" w:color="C8D2DC"/>
+              <w:right w:val="single" w:sz="4" w:space="0" w:color="C8D2DC"/>
+              <w:insideH w:val="single" w:sz="4" w:space="0" w:color="C8D2DC"/>
+              <w:insideV w:val="single" w:sz="4" w:space="0" w:color="C8D2DC"/>
+            </w:tcBorders>
+          </w:tcPr>
+          <w:p>
+            <w:r>
+              <w:rPr>
+                <w:b w:val="0"/>
+                <w:sz w:val="17"/>
+              </w:rPr>
+              <w:t>REM</w:t>
+            </w:r>
+          </w:p>
+        </w:tc>
+        <w:tc>
+          <w:tcPr>
+            <w:tcW w:type="dxa" w:w="3744"/>
+            <w:tcMar>
+              <w:top w:w="80" w:type="dxa"/>
+              <w:bottom w:w="80" w:type="dxa"/>
+              <w:start w:w="120" w:type="dxa"/>
+              <w:end w:w="120" w:type="dxa"/>
+            </w:tcMar>
+            <w:vAlign w:val="center"/>
+            <w:tcBorders>
+              <w:top w:val="single" w:sz="4" w:space="0" w:color="C8D2DC"/>
+              <w:left w:val="single" w:sz="4" w:space="0" w:color="C8D2DC"/>
+              <w:bottom w:val="single" w:sz="4" w:space="0" w:color="C8D2DC"/>
+              <w:right w:val="single" w:sz="4" w:space="0" w:color="C8D2DC"/>
+              <w:insideH w:val="single" w:sz="4" w:space="0" w:color="C8D2DC"/>
+              <w:insideV w:val="single" w:sz="4" w:space="0" w:color="C8D2DC"/>
+            </w:tcBorders>
+          </w:tcPr>
+          <w:p>
+            <w:r>
+              <w:rPr>
+                <w:b w:val="0"/>
+                <w:sz w:val="17"/>
+              </w:rPr>
+              <w:t>Remarque libre</w:t>
+            </w:r>
+          </w:p>
+        </w:tc>
+        <w:tc>
+          <w:tcPr>
+            <w:tcW w:type="dxa" w:w="1800"/>
+            <w:tcMar>
+              <w:top w:w="80" w:type="dxa"/>
+              <w:bottom w:w="80" w:type="dxa"/>
+              <w:start w:w="120" w:type="dxa"/>
+              <w:end w:w="120" w:type="dxa"/>
+            </w:tcMar>
+            <w:vAlign w:val="center"/>
+            <w:tcBorders>
+              <w:top w:val="single" w:sz="4" w:space="0" w:color="C8D2DC"/>
+              <w:left w:val="single" w:sz="4" w:space="0" w:color="C8D2DC"/>
+              <w:bottom w:val="single" w:sz="4" w:space="0" w:color="C8D2DC"/>
+              <w:right w:val="single" w:sz="4" w:space="0" w:color="C8D2DC"/>
+              <w:insideH w:val="single" w:sz="4" w:space="0" w:color="C8D2DC"/>
+              <w:insideV w:val="single" w:sz="4" w:space="0" w:color="C8D2DC"/>
+            </w:tcBorders>
+          </w:tcPr>
+          <w:p>
+            <w:r>
+              <w:rPr>
+                <w:b w:val="0"/>
+                <w:sz w:val="17"/>
+              </w:rPr>
+              <w:t>Déduit — confiance élevée</w:t>
+            </w:r>
+          </w:p>
+        </w:tc>
+        <w:tc>
+          <w:tcPr>
+            <w:tcW w:type="dxa" w:w="2448"/>
+            <w:tcMar>
+              <w:top w:w="80" w:type="dxa"/>
+              <w:bottom w:w="80" w:type="dxa"/>
+              <w:start w:w="120" w:type="dxa"/>
+              <w:end w:w="120" w:type="dxa"/>
+            </w:tcMar>
+            <w:vAlign w:val="center"/>
+            <w:tcBorders>
+              <w:top w:val="single" w:sz="4" w:space="0" w:color="C8D2DC"/>
+              <w:left w:val="single" w:sz="4" w:space="0" w:color="C8D2DC"/>
+              <w:bottom w:val="single" w:sz="4" w:space="0" w:color="C8D2DC"/>
+              <w:right w:val="single" w:sz="4" w:space="0" w:color="C8D2DC"/>
+              <w:insideH w:val="single" w:sz="4" w:space="0" w:color="C8D2DC"/>
+              <w:insideV w:val="single" w:sz="4" w:space="0" w:color="C8D2DC"/>
+            </w:tcBorders>
+          </w:tcPr>
+          <w:p>
+            <w:r>
+              <w:rPr>
+                <w:b w:val="0"/>
+                <w:sz w:val="17"/>
+              </w:rPr>
+              <w:t>Conserver le texte brut et contrôler les droits d'accès</w:t>
+            </w:r>
+          </w:p>
+        </w:tc>
+      </w:tr>
+      <w:tr>
+        <w:trPr>
+          <w:cantSplit/>
+        </w:trPr>
+        <w:tc>
+          <w:tcPr>
+            <w:tcW w:type="dxa" w:w="1368"/>
+            <w:tcMar>
+              <w:top w:w="80" w:type="dxa"/>
+              <w:bottom w:w="80" w:type="dxa"/>
+              <w:start w:w="120" w:type="dxa"/>
+              <w:end w:w="120" w:type="dxa"/>
+            </w:tcMar>
+            <w:vAlign w:val="center"/>
+            <w:tcBorders>
+              <w:top w:val="single" w:sz="4" w:space="0" w:color="C8D2DC"/>
+              <w:left w:val="single" w:sz="4" w:space="0" w:color="C8D2DC"/>
+              <w:bottom w:val="single" w:sz="4" w:space="0" w:color="C8D2DC"/>
+              <w:right w:val="single" w:sz="4" w:space="0" w:color="C8D2DC"/>
+              <w:insideH w:val="single" w:sz="4" w:space="0" w:color="C8D2DC"/>
+              <w:insideV w:val="single" w:sz="4" w:space="0" w:color="C8D2DC"/>
+            </w:tcBorders>
+          </w:tcPr>
+          <w:p>
+            <w:r>
+              <w:rPr>
+                <w:b w:val="0"/>
+                <w:sz w:val="17"/>
+              </w:rPr>
+              <w:t>LIT</w:t>
+            </w:r>
+          </w:p>
+        </w:tc>
+        <w:tc>
+          <w:tcPr>
+            <w:tcW w:type="dxa" w:w="3744"/>
+            <w:tcMar>
+              <w:top w:w="80" w:type="dxa"/>
+              <w:bottom w:w="80" w:type="dxa"/>
+              <w:start w:w="120" w:type="dxa"/>
+              <w:end w:w="120" w:type="dxa"/>
+            </w:tcMar>
+            <w:vAlign w:val="center"/>
+            <w:tcBorders>
+              <w:top w:val="single" w:sz="4" w:space="0" w:color="C8D2DC"/>
+              <w:left w:val="single" w:sz="4" w:space="0" w:color="C8D2DC"/>
+              <w:bottom w:val="single" w:sz="4" w:space="0" w:color="C8D2DC"/>
+              <w:right w:val="single" w:sz="4" w:space="0" w:color="C8D2DC"/>
+              <w:insideH w:val="single" w:sz="4" w:space="0" w:color="C8D2DC"/>
+              <w:insideV w:val="single" w:sz="4" w:space="0" w:color="C8D2DC"/>
+            </w:tcBorders>
+          </w:tcPr>
+          <w:p>
+            <w:r>
+              <w:rPr>
+                <w:b w:val="0"/>
+                <w:sz w:val="17"/>
+              </w:rPr>
+              <w:t>Quantité de litres encodée</w:t>
+            </w:r>
+          </w:p>
+        </w:tc>
+        <w:tc>
+          <w:tcPr>
+            <w:tcW w:type="dxa" w:w="1800"/>
+            <w:tcMar>
+              <w:top w:w="80" w:type="dxa"/>
+              <w:bottom w:w="80" w:type="dxa"/>
+              <w:start w:w="120" w:type="dxa"/>
+              <w:end w:w="120" w:type="dxa"/>
+            </w:tcMar>
+            <w:vAlign w:val="center"/>
+            <w:tcBorders>
+              <w:top w:val="single" w:sz="4" w:space="0" w:color="C8D2DC"/>
+              <w:left w:val="single" w:sz="4" w:space="0" w:color="C8D2DC"/>
+              <w:bottom w:val="single" w:sz="4" w:space="0" w:color="C8D2DC"/>
+              <w:right w:val="single" w:sz="4" w:space="0" w:color="C8D2DC"/>
+              <w:insideH w:val="single" w:sz="4" w:space="0" w:color="C8D2DC"/>
+              <w:insideV w:val="single" w:sz="4" w:space="0" w:color="C8D2DC"/>
+            </w:tcBorders>
+          </w:tcPr>
+          <w:p>
+            <w:r>
+              <w:rPr>
+                <w:b w:val="0"/>
+                <w:sz w:val="17"/>
+              </w:rPr>
+              <w:t>Déduit — confiance élevée</w:t>
+            </w:r>
+          </w:p>
+        </w:tc>
+        <w:tc>
+          <w:tcPr>
+            <w:tcW w:type="dxa" w:w="2448"/>
+            <w:tcMar>
+              <w:top w:w="80" w:type="dxa"/>
+              <w:bottom w:w="80" w:type="dxa"/>
+              <w:start w:w="120" w:type="dxa"/>
+              <w:end w:w="120" w:type="dxa"/>
+            </w:tcMar>
+            <w:vAlign w:val="center"/>
+            <w:tcBorders>
+              <w:top w:val="single" w:sz="4" w:space="0" w:color="C8D2DC"/>
+              <w:left w:val="single" w:sz="4" w:space="0" w:color="C8D2DC"/>
+              <w:bottom w:val="single" w:sz="4" w:space="0" w:color="C8D2DC"/>
+              <w:right w:val="single" w:sz="4" w:space="0" w:color="C8D2DC"/>
+              <w:insideH w:val="single" w:sz="4" w:space="0" w:color="C8D2DC"/>
+              <w:insideV w:val="single" w:sz="4" w:space="0" w:color="C8D2DC"/>
+            </w:tcBorders>
+          </w:tcPr>
+          <w:p>
+            <w:r>
+              <w:rPr>
+                <w:b w:val="0"/>
+                <w:sz w:val="17"/>
+              </w:rPr>
+              <w:t>Valider la valeur avant utilisation</w:t>
+            </w:r>
+          </w:p>
+        </w:tc>
+      </w:tr>
+      <w:tr>
+        <w:trPr>
+          <w:cantSplit/>
+        </w:trPr>
+        <w:tc>
+          <w:tcPr>
+            <w:tcW w:type="dxa" w:w="1368"/>
+            <w:tcMar>
+              <w:top w:w="80" w:type="dxa"/>
+              <w:bottom w:w="80" w:type="dxa"/>
+              <w:start w:w="120" w:type="dxa"/>
+              <w:end w:w="120" w:type="dxa"/>
+            </w:tcMar>
+            <w:vAlign w:val="center"/>
+            <w:tcBorders>
+              <w:top w:val="single" w:sz="4" w:space="0" w:color="C8D2DC"/>
+              <w:left w:val="single" w:sz="4" w:space="0" w:color="C8D2DC"/>
+              <w:bottom w:val="single" w:sz="4" w:space="0" w:color="C8D2DC"/>
+              <w:right w:val="single" w:sz="4" w:space="0" w:color="C8D2DC"/>
+              <w:insideH w:val="single" w:sz="4" w:space="0" w:color="C8D2DC"/>
+              <w:insideV w:val="single" w:sz="4" w:space="0" w:color="C8D2DC"/>
+            </w:tcBorders>
+          </w:tcPr>
+          <w:p>
+            <w:r>
+              <w:rPr>
+                <w:b w:val="0"/>
+                <w:sz w:val="17"/>
+              </w:rPr>
+              <w:t>PL</w:t>
+            </w:r>
+          </w:p>
+        </w:tc>
+        <w:tc>
+          <w:tcPr>
+            <w:tcW w:type="dxa" w:w="3744"/>
+            <w:tcMar>
+              <w:top w:w="80" w:type="dxa"/>
+              <w:bottom w:w="80" w:type="dxa"/>
+              <w:start w:w="120" w:type="dxa"/>
+              <w:end w:w="120" w:type="dxa"/>
+            </w:tcMar>
+            <w:vAlign w:val="center"/>
+            <w:tcBorders>
+              <w:top w:val="single" w:sz="4" w:space="0" w:color="C8D2DC"/>
+              <w:left w:val="single" w:sz="4" w:space="0" w:color="C8D2DC"/>
+              <w:bottom w:val="single" w:sz="4" w:space="0" w:color="C8D2DC"/>
+              <w:right w:val="single" w:sz="4" w:space="0" w:color="C8D2DC"/>
+              <w:insideH w:val="single" w:sz="4" w:space="0" w:color="C8D2DC"/>
+              <w:insideV w:val="single" w:sz="4" w:space="0" w:color="C8D2DC"/>
+            </w:tcBorders>
+          </w:tcPr>
+          <w:p>
+            <w:r>
+              <w:rPr>
+                <w:b w:val="0"/>
+                <w:sz w:val="17"/>
+              </w:rPr>
+              <w:t>Option du formulaire de plein</w:t>
+            </w:r>
+          </w:p>
+        </w:tc>
+        <w:tc>
+          <w:tcPr>
+            <w:tcW w:type="dxa" w:w="1800"/>
+            <w:tcMar>
+              <w:top w:w="80" w:type="dxa"/>
+              <w:bottom w:w="80" w:type="dxa"/>
+              <w:start w:w="120" w:type="dxa"/>
+              <w:end w:w="120" w:type="dxa"/>
+            </w:tcMar>
+            <w:vAlign w:val="center"/>
+            <w:tcBorders>
+              <w:top w:val="single" w:sz="4" w:space="0" w:color="C8D2DC"/>
+              <w:left w:val="single" w:sz="4" w:space="0" w:color="C8D2DC"/>
+              <w:bottom w:val="single" w:sz="4" w:space="0" w:color="C8D2DC"/>
+              <w:right w:val="single" w:sz="4" w:space="0" w:color="C8D2DC"/>
+              <w:insideH w:val="single" w:sz="4" w:space="0" w:color="C8D2DC"/>
+              <w:insideV w:val="single" w:sz="4" w:space="0" w:color="C8D2DC"/>
+            </w:tcBorders>
+          </w:tcPr>
+          <w:p>
+            <w:r>
+              <w:rPr>
+                <w:b w:val="0"/>
+                <w:sz w:val="17"/>
+              </w:rPr>
+              <w:t>Hypothèse</w:t>
+            </w:r>
+          </w:p>
+        </w:tc>
+        <w:tc>
+          <w:tcPr>
+            <w:tcW w:type="dxa" w:w="2448"/>
+            <w:tcMar>
+              <w:top w:w="80" w:type="dxa"/>
+              <w:bottom w:w="80" w:type="dxa"/>
+              <w:start w:w="120" w:type="dxa"/>
+              <w:end w:w="120" w:type="dxa"/>
+            </w:tcMar>
+            <w:vAlign w:val="center"/>
+            <w:tcBorders>
+              <w:top w:val="single" w:sz="4" w:space="0" w:color="C8D2DC"/>
+              <w:left w:val="single" w:sz="4" w:space="0" w:color="C8D2DC"/>
+              <w:bottom w:val="single" w:sz="4" w:space="0" w:color="C8D2DC"/>
+              <w:right w:val="single" w:sz="4" w:space="0" w:color="C8D2DC"/>
+              <w:insideH w:val="single" w:sz="4" w:space="0" w:color="C8D2DC"/>
+              <w:insideV w:val="single" w:sz="4" w:space="0" w:color="C8D2DC"/>
+            </w:tcBorders>
+          </w:tcPr>
+          <w:p>
+            <w:r>
+              <w:rPr>
+                <w:b w:val="0"/>
+                <w:sz w:val="17"/>
+              </w:rPr>
+              <w:t>Les libellés des options 01/02 restent à obtenir</w:t>
+            </w:r>
+          </w:p>
+        </w:tc>
+      </w:tr>
+      <w:tr>
+        <w:trPr>
+          <w:cantSplit/>
+        </w:trPr>
+        <w:tc>
+          <w:tcPr>
+            <w:tcW w:type="dxa" w:w="1368"/>
+            <w:tcMar>
+              <w:top w:w="80" w:type="dxa"/>
+              <w:bottom w:w="80" w:type="dxa"/>
+              <w:start w:w="120" w:type="dxa"/>
+              <w:end w:w="120" w:type="dxa"/>
+            </w:tcMar>
+            <w:vAlign w:val="center"/>
+            <w:tcBorders>
+              <w:top w:val="single" w:sz="4" w:space="0" w:color="C8D2DC"/>
+              <w:left w:val="single" w:sz="4" w:space="0" w:color="C8D2DC"/>
+              <w:bottom w:val="single" w:sz="4" w:space="0" w:color="C8D2DC"/>
+              <w:right w:val="single" w:sz="4" w:space="0" w:color="C8D2DC"/>
+              <w:insideH w:val="single" w:sz="4" w:space="0" w:color="C8D2DC"/>
+              <w:insideV w:val="single" w:sz="4" w:space="0" w:color="C8D2DC"/>
+            </w:tcBorders>
+          </w:tcPr>
+          <w:p>
+            <w:r>
+              <w:rPr>
+                <w:b w:val="0"/>
+                <w:sz w:val="17"/>
+              </w:rPr>
+              <w:t>NUT</w:t>
+            </w:r>
+          </w:p>
+        </w:tc>
+        <w:tc>
+          <w:tcPr>
+            <w:tcW w:type="dxa" w:w="3744"/>
+            <w:tcMar>
+              <w:top w:w="80" w:type="dxa"/>
+              <w:bottom w:w="80" w:type="dxa"/>
+              <w:start w:w="120" w:type="dxa"/>
+              <w:end w:w="120" w:type="dxa"/>
+            </w:tcMar>
+            <w:vAlign w:val="center"/>
+            <w:tcBorders>
+              <w:top w:val="single" w:sz="4" w:space="0" w:color="C8D2DC"/>
+              <w:left w:val="single" w:sz="4" w:space="0" w:color="C8D2DC"/>
+              <w:bottom w:val="single" w:sz="4" w:space="0" w:color="C8D2DC"/>
+              <w:right w:val="single" w:sz="4" w:space="0" w:color="C8D2DC"/>
+              <w:insideH w:val="single" w:sz="4" w:space="0" w:color="C8D2DC"/>
+              <w:insideV w:val="single" w:sz="4" w:space="0" w:color="C8D2DC"/>
+            </w:tcBorders>
+          </w:tcPr>
+          <w:p>
+            <w:r>
+              <w:rPr>
+                <w:b w:val="0"/>
+                <w:sz w:val="17"/>
+              </w:rPr>
+              <w:t>Option du formulaire de nuitée</w:t>
+            </w:r>
+          </w:p>
+        </w:tc>
+        <w:tc>
+          <w:tcPr>
+            <w:tcW w:type="dxa" w:w="1800"/>
+            <w:tcMar>
+              <w:top w:w="80" w:type="dxa"/>
+              <w:bottom w:w="80" w:type="dxa"/>
+              <w:start w:w="120" w:type="dxa"/>
+              <w:end w:w="120" w:type="dxa"/>
+            </w:tcMar>
+            <w:vAlign w:val="center"/>
+            <w:tcBorders>
+              <w:top w:val="single" w:sz="4" w:space="0" w:color="C8D2DC"/>
+              <w:left w:val="single" w:sz="4" w:space="0" w:color="C8D2DC"/>
+              <w:bottom w:val="single" w:sz="4" w:space="0" w:color="C8D2DC"/>
+              <w:right w:val="single" w:sz="4" w:space="0" w:color="C8D2DC"/>
+              <w:insideH w:val="single" w:sz="4" w:space="0" w:color="C8D2DC"/>
+              <w:insideV w:val="single" w:sz="4" w:space="0" w:color="C8D2DC"/>
+            </w:tcBorders>
+          </w:tcPr>
+          <w:p>
+            <w:r>
+              <w:rPr>
+                <w:b w:val="0"/>
+                <w:sz w:val="17"/>
+              </w:rPr>
+              <w:t>Déduit — confiance élevée</w:t>
+            </w:r>
+          </w:p>
+        </w:tc>
+        <w:tc>
+          <w:tcPr>
+            <w:tcW w:type="dxa" w:w="2448"/>
+            <w:tcMar>
+              <w:top w:w="80" w:type="dxa"/>
+              <w:bottom w:w="80" w:type="dxa"/>
+              <w:start w:w="120" w:type="dxa"/>
+              <w:end w:w="120" w:type="dxa"/>
+            </w:tcMar>
+            <w:vAlign w:val="center"/>
+            <w:tcBorders>
+              <w:top w:val="single" w:sz="4" w:space="0" w:color="C8D2DC"/>
+              <w:left w:val="single" w:sz="4" w:space="0" w:color="C8D2DC"/>
+              <w:bottom w:val="single" w:sz="4" w:space="0" w:color="C8D2DC"/>
+              <w:right w:val="single" w:sz="4" w:space="0" w:color="C8D2DC"/>
+              <w:insideH w:val="single" w:sz="4" w:space="0" w:color="C8D2DC"/>
+              <w:insideV w:val="single" w:sz="4" w:space="0" w:color="C8D2DC"/>
+            </w:tcBorders>
+          </w:tcPr>
+          <w:p>
+            <w:r>
+              <w:rPr>
+                <w:b w:val="0"/>
+                <w:sz w:val="17"/>
+              </w:rPr>
+              <w:t>Les libellés des options 01/02 restent à obtenir</w:t>
+            </w:r>
+          </w:p>
+        </w:tc>
+      </w:tr>
+      <w:tr>
+        <w:trPr>
+          <w:cantSplit/>
+        </w:trPr>
+        <w:tc>
+          <w:tcPr>
+            <w:tcW w:type="dxa" w:w="1368"/>
+            <w:tcMar>
+              <w:top w:w="80" w:type="dxa"/>
+              <w:bottom w:w="80" w:type="dxa"/>
+              <w:start w:w="120" w:type="dxa"/>
+              <w:end w:w="120" w:type="dxa"/>
+            </w:tcMar>
+            <w:vAlign w:val="center"/>
+            <w:tcBorders>
+              <w:top w:val="single" w:sz="4" w:space="0" w:color="C8D2DC"/>
+              <w:left w:val="single" w:sz="4" w:space="0" w:color="C8D2DC"/>
+              <w:bottom w:val="single" w:sz="4" w:space="0" w:color="C8D2DC"/>
+              <w:right w:val="single" w:sz="4" w:space="0" w:color="C8D2DC"/>
+              <w:insideH w:val="single" w:sz="4" w:space="0" w:color="C8D2DC"/>
+              <w:insideV w:val="single" w:sz="4" w:space="0" w:color="C8D2DC"/>
+            </w:tcBorders>
+          </w:tcPr>
+          <w:p>
+            <w:r>
+              <w:rPr>
+                <w:b w:val="0"/>
+                <w:sz w:val="17"/>
+              </w:rPr>
+              <w:t>QREM</w:t>
+            </w:r>
+          </w:p>
+        </w:tc>
+        <w:tc>
+          <w:tcPr>
+            <w:tcW w:type="dxa" w:w="3744"/>
+            <w:tcMar>
+              <w:top w:w="80" w:type="dxa"/>
+              <w:bottom w:w="80" w:type="dxa"/>
+              <w:start w:w="120" w:type="dxa"/>
+              <w:end w:w="120" w:type="dxa"/>
+            </w:tcMar>
+            <w:vAlign w:val="center"/>
+            <w:tcBorders>
+              <w:top w:val="single" w:sz="4" w:space="0" w:color="C8D2DC"/>
+              <w:left w:val="single" w:sz="4" w:space="0" w:color="C8D2DC"/>
+              <w:bottom w:val="single" w:sz="4" w:space="0" w:color="C8D2DC"/>
+              <w:right w:val="single" w:sz="4" w:space="0" w:color="C8D2DC"/>
+              <w:insideH w:val="single" w:sz="4" w:space="0" w:color="C8D2DC"/>
+              <w:insideV w:val="single" w:sz="4" w:space="0" w:color="C8D2DC"/>
+            </w:tcBorders>
+          </w:tcPr>
+          <w:p>
+            <w:r>
+              <w:rPr>
+                <w:b w:val="0"/>
+                <w:sz w:val="17"/>
+              </w:rPr>
+              <w:t>Question de remarque ou quantité, rôle exact inconnu</w:t>
+            </w:r>
+          </w:p>
+        </w:tc>
+        <w:tc>
+          <w:tcPr>
+            <w:tcW w:type="dxa" w:w="1800"/>
+            <w:tcMar>
+              <w:top w:w="80" w:type="dxa"/>
+              <w:bottom w:w="80" w:type="dxa"/>
+              <w:start w:w="120" w:type="dxa"/>
+              <w:end w:w="120" w:type="dxa"/>
+            </w:tcMar>
+            <w:vAlign w:val="center"/>
+            <w:tcBorders>
+              <w:top w:val="single" w:sz="4" w:space="0" w:color="C8D2DC"/>
+              <w:left w:val="single" w:sz="4" w:space="0" w:color="C8D2DC"/>
+              <w:bottom w:val="single" w:sz="4" w:space="0" w:color="C8D2DC"/>
+              <w:right w:val="single" w:sz="4" w:space="0" w:color="C8D2DC"/>
+              <w:insideH w:val="single" w:sz="4" w:space="0" w:color="C8D2DC"/>
+              <w:insideV w:val="single" w:sz="4" w:space="0" w:color="C8D2DC"/>
+            </w:tcBorders>
+          </w:tcPr>
+          <w:p>
+            <w:r>
+              <w:rPr>
+                <w:b w:val="0"/>
+                <w:sz w:val="17"/>
+              </w:rPr>
+              <w:t>Inconnu</w:t>
+            </w:r>
+          </w:p>
+        </w:tc>
+        <w:tc>
+          <w:tcPr>
+            <w:tcW w:type="dxa" w:w="2448"/>
+            <w:tcMar>
+              <w:top w:w="80" w:type="dxa"/>
+              <w:bottom w:w="80" w:type="dxa"/>
+              <w:start w:w="120" w:type="dxa"/>
+              <w:end w:w="120" w:type="dxa"/>
+            </w:tcMar>
+            <w:vAlign w:val="center"/>
+            <w:tcBorders>
+              <w:top w:val="single" w:sz="4" w:space="0" w:color="C8D2DC"/>
+              <w:left w:val="single" w:sz="4" w:space="0" w:color="C8D2DC"/>
+              <w:bottom w:val="single" w:sz="4" w:space="0" w:color="C8D2DC"/>
+              <w:right w:val="single" w:sz="4" w:space="0" w:color="C8D2DC"/>
+              <w:insideH w:val="single" w:sz="4" w:space="0" w:color="C8D2DC"/>
+              <w:insideV w:val="single" w:sz="4" w:space="0" w:color="C8D2DC"/>
+            </w:tcBorders>
+          </w:tcPr>
+          <w:p>
+            <w:r>
+              <w:rPr>
+                <w:b w:val="0"/>
+                <w:sz w:val="17"/>
+              </w:rPr>
+              <w:t>Une seule occurrence observée ; conserver brut</w:t>
             </w:r>
           </w:p>
         </w:tc>
@@ -13237,6 +13718,611 @@
           </w:p>
         </w:tc>
       </w:tr>
+      <w:tr>
+        <w:trPr>
+          <w:cantSplit/>
+        </w:trPr>
+        <w:tc>
+          <w:tcPr>
+            <w:tcW w:type="dxa" w:w="1368"/>
+            <w:tcMar>
+              <w:top w:w="80" w:type="dxa"/>
+              <w:bottom w:w="80" w:type="dxa"/>
+              <w:start w:w="120" w:type="dxa"/>
+              <w:end w:w="120" w:type="dxa"/>
+            </w:tcMar>
+            <w:vAlign w:val="center"/>
+            <w:tcBorders>
+              <w:top w:val="single" w:sz="4" w:space="0" w:color="C8D2DC"/>
+              <w:left w:val="single" w:sz="4" w:space="0" w:color="C8D2DC"/>
+              <w:bottom w:val="single" w:sz="4" w:space="0" w:color="C8D2DC"/>
+              <w:right w:val="single" w:sz="4" w:space="0" w:color="C8D2DC"/>
+              <w:insideH w:val="single" w:sz="4" w:space="0" w:color="C8D2DC"/>
+              <w:insideV w:val="single" w:sz="4" w:space="0" w:color="C8D2DC"/>
+            </w:tcBorders>
+          </w:tcPr>
+          <w:p>
+            <w:r>
+              <w:rPr>
+                <w:b w:val="0"/>
+                <w:sz w:val="17"/>
+              </w:rPr>
+              <w:t>LPOST / LACY</w:t>
+            </w:r>
+          </w:p>
+        </w:tc>
+        <w:tc>
+          <w:tcPr>
+            <w:tcW w:type="dxa" w:w="3744"/>
+            <w:tcMar>
+              <w:top w:w="80" w:type="dxa"/>
+              <w:bottom w:w="80" w:type="dxa"/>
+              <w:start w:w="120" w:type="dxa"/>
+              <w:end w:w="120" w:type="dxa"/>
+            </w:tcMar>
+            <w:vAlign w:val="center"/>
+            <w:tcBorders>
+              <w:top w:val="single" w:sz="4" w:space="0" w:color="C8D2DC"/>
+              <w:left w:val="single" w:sz="4" w:space="0" w:color="C8D2DC"/>
+              <w:bottom w:val="single" w:sz="4" w:space="0" w:color="C8D2DC"/>
+              <w:right w:val="single" w:sz="4" w:space="0" w:color="C8D2DC"/>
+              <w:insideH w:val="single" w:sz="4" w:space="0" w:color="C8D2DC"/>
+              <w:insideV w:val="single" w:sz="4" w:space="0" w:color="C8D2DC"/>
+            </w:tcBorders>
+          </w:tcPr>
+          <w:p>
+            <w:r>
+              <w:rPr>
+                <w:b w:val="0"/>
+                <w:sz w:val="17"/>
+              </w:rPr>
+              <w:t>Date de dernière position et précision associée</w:t>
+            </w:r>
+          </w:p>
+        </w:tc>
+        <w:tc>
+          <w:tcPr>
+            <w:tcW w:type="dxa" w:w="1800"/>
+            <w:tcMar>
+              <w:top w:w="80" w:type="dxa"/>
+              <w:bottom w:w="80" w:type="dxa"/>
+              <w:start w:w="120" w:type="dxa"/>
+              <w:end w:w="120" w:type="dxa"/>
+            </w:tcMar>
+            <w:vAlign w:val="center"/>
+            <w:tcBorders>
+              <w:top w:val="single" w:sz="4" w:space="0" w:color="C8D2DC"/>
+              <w:left w:val="single" w:sz="4" w:space="0" w:color="C8D2DC"/>
+              <w:bottom w:val="single" w:sz="4" w:space="0" w:color="C8D2DC"/>
+              <w:right w:val="single" w:sz="4" w:space="0" w:color="C8D2DC"/>
+              <w:insideH w:val="single" w:sz="4" w:space="0" w:color="C8D2DC"/>
+              <w:insideV w:val="single" w:sz="4" w:space="0" w:color="C8D2DC"/>
+            </w:tcBorders>
+          </w:tcPr>
+          <w:p>
+            <w:r>
+              <w:rPr>
+                <w:b w:val="0"/>
+                <w:sz w:val="17"/>
+              </w:rPr>
+              <w:t>Déduit — confiance élevée</w:t>
+            </w:r>
+          </w:p>
+        </w:tc>
+        <w:tc>
+          <w:tcPr>
+            <w:tcW w:type="dxa" w:w="2448"/>
+            <w:tcMar>
+              <w:top w:w="80" w:type="dxa"/>
+              <w:bottom w:w="80" w:type="dxa"/>
+              <w:start w:w="120" w:type="dxa"/>
+              <w:end w:w="120" w:type="dxa"/>
+            </w:tcMar>
+            <w:vAlign w:val="center"/>
+            <w:tcBorders>
+              <w:top w:val="single" w:sz="4" w:space="0" w:color="C8D2DC"/>
+              <w:left w:val="single" w:sz="4" w:space="0" w:color="C8D2DC"/>
+              <w:bottom w:val="single" w:sz="4" w:space="0" w:color="C8D2DC"/>
+              <w:right w:val="single" w:sz="4" w:space="0" w:color="C8D2DC"/>
+              <w:insideH w:val="single" w:sz="4" w:space="0" w:color="C8D2DC"/>
+              <w:insideV w:val="single" w:sz="4" w:space="0" w:color="C8D2DC"/>
+            </w:tcBorders>
+          </w:tcPr>
+          <w:p>
+            <w:r>
+              <w:rPr>
+                <w:b w:val="0"/>
+                <w:sz w:val="17"/>
+              </w:rPr>
+              <w:t>Utiliser comme données de contexte, pas comme fin d'activité</w:t>
+            </w:r>
+          </w:p>
+        </w:tc>
+      </w:tr>
+      <w:tr>
+        <w:trPr>
+          <w:cantSplit/>
+        </w:trPr>
+        <w:tc>
+          <w:tcPr>
+            <w:tcW w:type="dxa" w:w="1368"/>
+            <w:tcMar>
+              <w:top w:w="80" w:type="dxa"/>
+              <w:bottom w:w="80" w:type="dxa"/>
+              <w:start w:w="120" w:type="dxa"/>
+              <w:end w:w="120" w:type="dxa"/>
+            </w:tcMar>
+            <w:vAlign w:val="center"/>
+            <w:tcBorders>
+              <w:top w:val="single" w:sz="4" w:space="0" w:color="C8D2DC"/>
+              <w:left w:val="single" w:sz="4" w:space="0" w:color="C8D2DC"/>
+              <w:bottom w:val="single" w:sz="4" w:space="0" w:color="C8D2DC"/>
+              <w:right w:val="single" w:sz="4" w:space="0" w:color="C8D2DC"/>
+              <w:insideH w:val="single" w:sz="4" w:space="0" w:color="C8D2DC"/>
+              <w:insideV w:val="single" w:sz="4" w:space="0" w:color="C8D2DC"/>
+            </w:tcBorders>
+          </w:tcPr>
+          <w:p>
+            <w:r>
+              <w:rPr>
+                <w:b w:val="0"/>
+                <w:sz w:val="17"/>
+              </w:rPr>
+              <w:t>LLAT / LLON</w:t>
+            </w:r>
+          </w:p>
+        </w:tc>
+        <w:tc>
+          <w:tcPr>
+            <w:tcW w:type="dxa" w:w="3744"/>
+            <w:tcMar>
+              <w:top w:w="80" w:type="dxa"/>
+              <w:bottom w:w="80" w:type="dxa"/>
+              <w:start w:w="120" w:type="dxa"/>
+              <w:end w:w="120" w:type="dxa"/>
+            </w:tcMar>
+            <w:vAlign w:val="center"/>
+            <w:tcBorders>
+              <w:top w:val="single" w:sz="4" w:space="0" w:color="C8D2DC"/>
+              <w:left w:val="single" w:sz="4" w:space="0" w:color="C8D2DC"/>
+              <w:bottom w:val="single" w:sz="4" w:space="0" w:color="C8D2DC"/>
+              <w:right w:val="single" w:sz="4" w:space="0" w:color="C8D2DC"/>
+              <w:insideH w:val="single" w:sz="4" w:space="0" w:color="C8D2DC"/>
+              <w:insideV w:val="single" w:sz="4" w:space="0" w:color="C8D2DC"/>
+            </w:tcBorders>
+          </w:tcPr>
+          <w:p>
+            <w:r>
+              <w:rPr>
+                <w:b w:val="0"/>
+                <w:sz w:val="17"/>
+              </w:rPr>
+              <w:t>Latitude et longitude de la dernière position</w:t>
+            </w:r>
+          </w:p>
+        </w:tc>
+        <w:tc>
+          <w:tcPr>
+            <w:tcW w:type="dxa" w:w="1800"/>
+            <w:tcMar>
+              <w:top w:w="80" w:type="dxa"/>
+              <w:bottom w:w="80" w:type="dxa"/>
+              <w:start w:w="120" w:type="dxa"/>
+              <w:end w:w="120" w:type="dxa"/>
+            </w:tcMar>
+            <w:vAlign w:val="center"/>
+            <w:tcBorders>
+              <w:top w:val="single" w:sz="4" w:space="0" w:color="C8D2DC"/>
+              <w:left w:val="single" w:sz="4" w:space="0" w:color="C8D2DC"/>
+              <w:bottom w:val="single" w:sz="4" w:space="0" w:color="C8D2DC"/>
+              <w:right w:val="single" w:sz="4" w:space="0" w:color="C8D2DC"/>
+              <w:insideH w:val="single" w:sz="4" w:space="0" w:color="C8D2DC"/>
+              <w:insideV w:val="single" w:sz="4" w:space="0" w:color="C8D2DC"/>
+            </w:tcBorders>
+          </w:tcPr>
+          <w:p>
+            <w:r>
+              <w:rPr>
+                <w:b w:val="0"/>
+                <w:sz w:val="17"/>
+              </w:rPr>
+              <w:t>Déduit — confiance élevée</w:t>
+            </w:r>
+          </w:p>
+        </w:tc>
+        <w:tc>
+          <w:tcPr>
+            <w:tcW w:type="dxa" w:w="2448"/>
+            <w:tcMar>
+              <w:top w:w="80" w:type="dxa"/>
+              <w:bottom w:w="80" w:type="dxa"/>
+              <w:start w:w="120" w:type="dxa"/>
+              <w:end w:w="120" w:type="dxa"/>
+            </w:tcMar>
+            <w:vAlign w:val="center"/>
+            <w:tcBorders>
+              <w:top w:val="single" w:sz="4" w:space="0" w:color="C8D2DC"/>
+              <w:left w:val="single" w:sz="4" w:space="0" w:color="C8D2DC"/>
+              <w:bottom w:val="single" w:sz="4" w:space="0" w:color="C8D2DC"/>
+              <w:right w:val="single" w:sz="4" w:space="0" w:color="C8D2DC"/>
+              <w:insideH w:val="single" w:sz="4" w:space="0" w:color="C8D2DC"/>
+              <w:insideV w:val="single" w:sz="4" w:space="0" w:color="C8D2DC"/>
+            </w:tcBorders>
+          </w:tcPr>
+          <w:p>
+            <w:r>
+              <w:rPr>
+                <w:b w:val="0"/>
+                <w:sz w:val="17"/>
+              </w:rPr>
+              <w:t>Conserver aussi les coordonnées de la trace courante</w:t>
+            </w:r>
+          </w:p>
+        </w:tc>
+      </w:tr>
+      <w:tr>
+        <w:trPr>
+          <w:cantSplit/>
+        </w:trPr>
+        <w:tc>
+          <w:tcPr>
+            <w:tcW w:type="dxa" w:w="1368"/>
+            <w:tcMar>
+              <w:top w:w="80" w:type="dxa"/>
+              <w:bottom w:w="80" w:type="dxa"/>
+              <w:start w:w="120" w:type="dxa"/>
+              <w:end w:w="120" w:type="dxa"/>
+            </w:tcMar>
+            <w:vAlign w:val="center"/>
+            <w:tcBorders>
+              <w:top w:val="single" w:sz="4" w:space="0" w:color="C8D2DC"/>
+              <w:left w:val="single" w:sz="4" w:space="0" w:color="C8D2DC"/>
+              <w:bottom w:val="single" w:sz="4" w:space="0" w:color="C8D2DC"/>
+              <w:right w:val="single" w:sz="4" w:space="0" w:color="C8D2DC"/>
+              <w:insideH w:val="single" w:sz="4" w:space="0" w:color="C8D2DC"/>
+              <w:insideV w:val="single" w:sz="4" w:space="0" w:color="C8D2DC"/>
+            </w:tcBorders>
+          </w:tcPr>
+          <w:p>
+            <w:r>
+              <w:rPr>
+                <w:b w:val="0"/>
+                <w:sz w:val="17"/>
+              </w:rPr>
+              <w:t>EMIL / EMILS</w:t>
+            </w:r>
+          </w:p>
+        </w:tc>
+        <w:tc>
+          <w:tcPr>
+            <w:tcW w:type="dxa" w:w="3744"/>
+            <w:tcMar>
+              <w:top w:w="80" w:type="dxa"/>
+              <w:bottom w:w="80" w:type="dxa"/>
+              <w:start w:w="120" w:type="dxa"/>
+              <w:end w:w="120" w:type="dxa"/>
+            </w:tcMar>
+            <w:vAlign w:val="center"/>
+            <w:tcBorders>
+              <w:top w:val="single" w:sz="4" w:space="0" w:color="C8D2DC"/>
+              <w:left w:val="single" w:sz="4" w:space="0" w:color="C8D2DC"/>
+              <w:bottom w:val="single" w:sz="4" w:space="0" w:color="C8D2DC"/>
+              <w:right w:val="single" w:sz="4" w:space="0" w:color="C8D2DC"/>
+              <w:insideH w:val="single" w:sz="4" w:space="0" w:color="C8D2DC"/>
+              <w:insideV w:val="single" w:sz="4" w:space="0" w:color="C8D2DC"/>
+            </w:tcBorders>
+          </w:tcPr>
+          <w:p>
+            <w:r>
+              <w:rPr>
+                <w:b w:val="0"/>
+                <w:sz w:val="17"/>
+              </w:rPr>
+              <w:t>Kilométrage moteur courant et valeur de début probable</w:t>
+            </w:r>
+          </w:p>
+        </w:tc>
+        <w:tc>
+          <w:tcPr>
+            <w:tcW w:type="dxa" w:w="1800"/>
+            <w:tcMar>
+              <w:top w:w="80" w:type="dxa"/>
+              <w:bottom w:w="80" w:type="dxa"/>
+              <w:start w:w="120" w:type="dxa"/>
+              <w:end w:w="120" w:type="dxa"/>
+            </w:tcMar>
+            <w:vAlign w:val="center"/>
+            <w:tcBorders>
+              <w:top w:val="single" w:sz="4" w:space="0" w:color="C8D2DC"/>
+              <w:left w:val="single" w:sz="4" w:space="0" w:color="C8D2DC"/>
+              <w:bottom w:val="single" w:sz="4" w:space="0" w:color="C8D2DC"/>
+              <w:right w:val="single" w:sz="4" w:space="0" w:color="C8D2DC"/>
+              <w:insideH w:val="single" w:sz="4" w:space="0" w:color="C8D2DC"/>
+              <w:insideV w:val="single" w:sz="4" w:space="0" w:color="C8D2DC"/>
+            </w:tcBorders>
+          </w:tcPr>
+          <w:p>
+            <w:r>
+              <w:rPr>
+                <w:b w:val="0"/>
+                <w:sz w:val="17"/>
+              </w:rPr>
+              <w:t>Hypothèse</w:t>
+            </w:r>
+          </w:p>
+        </w:tc>
+        <w:tc>
+          <w:tcPr>
+            <w:tcW w:type="dxa" w:w="2448"/>
+            <w:tcMar>
+              <w:top w:w="80" w:type="dxa"/>
+              <w:bottom w:w="80" w:type="dxa"/>
+              <w:start w:w="120" w:type="dxa"/>
+              <w:end w:w="120" w:type="dxa"/>
+            </w:tcMar>
+            <w:vAlign w:val="center"/>
+            <w:tcBorders>
+              <w:top w:val="single" w:sz="4" w:space="0" w:color="C8D2DC"/>
+              <w:left w:val="single" w:sz="4" w:space="0" w:color="C8D2DC"/>
+              <w:bottom w:val="single" w:sz="4" w:space="0" w:color="C8D2DC"/>
+              <w:right w:val="single" w:sz="4" w:space="0" w:color="C8D2DC"/>
+              <w:insideH w:val="single" w:sz="4" w:space="0" w:color="C8D2DC"/>
+              <w:insideV w:val="single" w:sz="4" w:space="0" w:color="C8D2DC"/>
+            </w:tcBorders>
+          </w:tcPr>
+          <w:p>
+            <w:r>
+              <w:rPr>
+                <w:b w:val="0"/>
+                <w:sz w:val="17"/>
+              </w:rPr>
+              <w:t>Unité et nuance exacte à confirmer</w:t>
+            </w:r>
+          </w:p>
+        </w:tc>
+      </w:tr>
+      <w:tr>
+        <w:trPr>
+          <w:cantSplit/>
+        </w:trPr>
+        <w:tc>
+          <w:tcPr>
+            <w:tcW w:type="dxa" w:w="1368"/>
+            <w:tcMar>
+              <w:top w:w="80" w:type="dxa"/>
+              <w:bottom w:w="80" w:type="dxa"/>
+              <w:start w:w="120" w:type="dxa"/>
+              <w:end w:w="120" w:type="dxa"/>
+            </w:tcMar>
+            <w:vAlign w:val="center"/>
+            <w:tcBorders>
+              <w:top w:val="single" w:sz="4" w:space="0" w:color="C8D2DC"/>
+              <w:left w:val="single" w:sz="4" w:space="0" w:color="C8D2DC"/>
+              <w:bottom w:val="single" w:sz="4" w:space="0" w:color="C8D2DC"/>
+              <w:right w:val="single" w:sz="4" w:space="0" w:color="C8D2DC"/>
+              <w:insideH w:val="single" w:sz="4" w:space="0" w:color="C8D2DC"/>
+              <w:insideV w:val="single" w:sz="4" w:space="0" w:color="C8D2DC"/>
+            </w:tcBorders>
+          </w:tcPr>
+          <w:p>
+            <w:r>
+              <w:rPr>
+                <w:b w:val="0"/>
+                <w:sz w:val="17"/>
+              </w:rPr>
+              <w:t>DIST</w:t>
+            </w:r>
+          </w:p>
+        </w:tc>
+        <w:tc>
+          <w:tcPr>
+            <w:tcW w:type="dxa" w:w="3744"/>
+            <w:tcMar>
+              <w:top w:w="80" w:type="dxa"/>
+              <w:bottom w:w="80" w:type="dxa"/>
+              <w:start w:w="120" w:type="dxa"/>
+              <w:end w:w="120" w:type="dxa"/>
+            </w:tcMar>
+            <w:vAlign w:val="center"/>
+            <w:tcBorders>
+              <w:top w:val="single" w:sz="4" w:space="0" w:color="C8D2DC"/>
+              <w:left w:val="single" w:sz="4" w:space="0" w:color="C8D2DC"/>
+              <w:bottom w:val="single" w:sz="4" w:space="0" w:color="C8D2DC"/>
+              <w:right w:val="single" w:sz="4" w:space="0" w:color="C8D2DC"/>
+              <w:insideH w:val="single" w:sz="4" w:space="0" w:color="C8D2DC"/>
+              <w:insideV w:val="single" w:sz="4" w:space="0" w:color="C8D2DC"/>
+            </w:tcBorders>
+          </w:tcPr>
+          <w:p>
+            <w:r>
+              <w:rPr>
+                <w:b w:val="0"/>
+                <w:sz w:val="17"/>
+              </w:rPr>
+              <w:t>Distance associée à la trace ou au trajet</w:t>
+            </w:r>
+          </w:p>
+        </w:tc>
+        <w:tc>
+          <w:tcPr>
+            <w:tcW w:type="dxa" w:w="1800"/>
+            <w:tcMar>
+              <w:top w:w="80" w:type="dxa"/>
+              <w:bottom w:w="80" w:type="dxa"/>
+              <w:start w:w="120" w:type="dxa"/>
+              <w:end w:w="120" w:type="dxa"/>
+            </w:tcMar>
+            <w:vAlign w:val="center"/>
+            <w:tcBorders>
+              <w:top w:val="single" w:sz="4" w:space="0" w:color="C8D2DC"/>
+              <w:left w:val="single" w:sz="4" w:space="0" w:color="C8D2DC"/>
+              <w:bottom w:val="single" w:sz="4" w:space="0" w:color="C8D2DC"/>
+              <w:right w:val="single" w:sz="4" w:space="0" w:color="C8D2DC"/>
+              <w:insideH w:val="single" w:sz="4" w:space="0" w:color="C8D2DC"/>
+              <w:insideV w:val="single" w:sz="4" w:space="0" w:color="C8D2DC"/>
+            </w:tcBorders>
+          </w:tcPr>
+          <w:p>
+            <w:r>
+              <w:rPr>
+                <w:b w:val="0"/>
+                <w:sz w:val="17"/>
+              </w:rPr>
+              <w:t>Déduit — confiance élevée</w:t>
+            </w:r>
+          </w:p>
+        </w:tc>
+        <w:tc>
+          <w:tcPr>
+            <w:tcW w:type="dxa" w:w="2448"/>
+            <w:tcMar>
+              <w:top w:w="80" w:type="dxa"/>
+              <w:bottom w:w="80" w:type="dxa"/>
+              <w:start w:w="120" w:type="dxa"/>
+              <w:end w:w="120" w:type="dxa"/>
+            </w:tcMar>
+            <w:vAlign w:val="center"/>
+            <w:tcBorders>
+              <w:top w:val="single" w:sz="4" w:space="0" w:color="C8D2DC"/>
+              <w:left w:val="single" w:sz="4" w:space="0" w:color="C8D2DC"/>
+              <w:bottom w:val="single" w:sz="4" w:space="0" w:color="C8D2DC"/>
+              <w:right w:val="single" w:sz="4" w:space="0" w:color="C8D2DC"/>
+              <w:insideH w:val="single" w:sz="4" w:space="0" w:color="C8D2DC"/>
+              <w:insideV w:val="single" w:sz="4" w:space="0" w:color="C8D2DC"/>
+            </w:tcBorders>
+          </w:tcPr>
+          <w:p>
+            <w:r>
+              <w:rPr>
+                <w:b w:val="0"/>
+                <w:sz w:val="17"/>
+              </w:rPr>
+              <w:t>Unité à confirmer avant calcul</w:t>
+            </w:r>
+          </w:p>
+        </w:tc>
+      </w:tr>
+      <w:tr>
+        <w:trPr>
+          <w:cantSplit/>
+        </w:trPr>
+        <w:tc>
+          <w:tcPr>
+            <w:tcW w:type="dxa" w:w="1368"/>
+            <w:tcMar>
+              <w:top w:w="80" w:type="dxa"/>
+              <w:bottom w:w="80" w:type="dxa"/>
+              <w:start w:w="120" w:type="dxa"/>
+              <w:end w:w="120" w:type="dxa"/>
+            </w:tcMar>
+            <w:vAlign w:val="center"/>
+            <w:tcBorders>
+              <w:top w:val="single" w:sz="4" w:space="0" w:color="C8D2DC"/>
+              <w:left w:val="single" w:sz="4" w:space="0" w:color="C8D2DC"/>
+              <w:bottom w:val="single" w:sz="4" w:space="0" w:color="C8D2DC"/>
+              <w:right w:val="single" w:sz="4" w:space="0" w:color="C8D2DC"/>
+              <w:insideH w:val="single" w:sz="4" w:space="0" w:color="C8D2DC"/>
+              <w:insideV w:val="single" w:sz="4" w:space="0" w:color="C8D2DC"/>
+            </w:tcBorders>
+          </w:tcPr>
+          <w:p>
+            <w:r>
+              <w:rPr>
+                <w:b w:val="0"/>
+                <w:sz w:val="17"/>
+              </w:rPr>
+              <w:t>GPRSSTATE / GPRSINFO</w:t>
+            </w:r>
+          </w:p>
+        </w:tc>
+        <w:tc>
+          <w:tcPr>
+            <w:tcW w:type="dxa" w:w="3744"/>
+            <w:tcMar>
+              <w:top w:w="80" w:type="dxa"/>
+              <w:bottom w:w="80" w:type="dxa"/>
+              <w:start w:w="120" w:type="dxa"/>
+              <w:end w:w="120" w:type="dxa"/>
+            </w:tcMar>
+            <w:vAlign w:val="center"/>
+            <w:tcBorders>
+              <w:top w:val="single" w:sz="4" w:space="0" w:color="C8D2DC"/>
+              <w:left w:val="single" w:sz="4" w:space="0" w:color="C8D2DC"/>
+              <w:bottom w:val="single" w:sz="4" w:space="0" w:color="C8D2DC"/>
+              <w:right w:val="single" w:sz="4" w:space="0" w:color="C8D2DC"/>
+              <w:insideH w:val="single" w:sz="4" w:space="0" w:color="C8D2DC"/>
+              <w:insideV w:val="single" w:sz="4" w:space="0" w:color="C8D2DC"/>
+            </w:tcBorders>
+          </w:tcPr>
+          <w:p>
+            <w:r>
+              <w:rPr>
+                <w:b w:val="0"/>
+                <w:sz w:val="17"/>
+              </w:rPr>
+              <w:t>État et information de la connexion GPRS</w:t>
+            </w:r>
+          </w:p>
+        </w:tc>
+        <w:tc>
+          <w:tcPr>
+            <w:tcW w:type="dxa" w:w="1800"/>
+            <w:tcMar>
+              <w:top w:w="80" w:type="dxa"/>
+              <w:bottom w:w="80" w:type="dxa"/>
+              <w:start w:w="120" w:type="dxa"/>
+              <w:end w:w="120" w:type="dxa"/>
+            </w:tcMar>
+            <w:vAlign w:val="center"/>
+            <w:tcBorders>
+              <w:top w:val="single" w:sz="4" w:space="0" w:color="C8D2DC"/>
+              <w:left w:val="single" w:sz="4" w:space="0" w:color="C8D2DC"/>
+              <w:bottom w:val="single" w:sz="4" w:space="0" w:color="C8D2DC"/>
+              <w:right w:val="single" w:sz="4" w:space="0" w:color="C8D2DC"/>
+              <w:insideH w:val="single" w:sz="4" w:space="0" w:color="C8D2DC"/>
+              <w:insideV w:val="single" w:sz="4" w:space="0" w:color="C8D2DC"/>
+            </w:tcBorders>
+          </w:tcPr>
+          <w:p>
+            <w:r>
+              <w:rPr>
+                <w:b w:val="0"/>
+                <w:sz w:val="17"/>
+              </w:rPr>
+              <w:t>Confirmé fonctionnellement</w:t>
+            </w:r>
+          </w:p>
+        </w:tc>
+        <w:tc>
+          <w:tcPr>
+            <w:tcW w:type="dxa" w:w="2448"/>
+            <w:tcMar>
+              <w:top w:w="80" w:type="dxa"/>
+              <w:bottom w:w="80" w:type="dxa"/>
+              <w:start w:w="120" w:type="dxa"/>
+              <w:end w:w="120" w:type="dxa"/>
+            </w:tcMar>
+            <w:vAlign w:val="center"/>
+            <w:tcBorders>
+              <w:top w:val="single" w:sz="4" w:space="0" w:color="C8D2DC"/>
+              <w:left w:val="single" w:sz="4" w:space="0" w:color="C8D2DC"/>
+              <w:bottom w:val="single" w:sz="4" w:space="0" w:color="C8D2DC"/>
+              <w:right w:val="single" w:sz="4" w:space="0" w:color="C8D2DC"/>
+              <w:insideH w:val="single" w:sz="4" w:space="0" w:color="C8D2DC"/>
+              <w:insideV w:val="single" w:sz="4" w:space="0" w:color="C8D2DC"/>
+            </w:tcBorders>
+          </w:tcPr>
+          <w:p>
+            <w:r>
+              <w:rPr>
+                <w:b w:val="0"/>
+                <w:sz w:val="17"/>
+              </w:rPr>
+              <w:t>Les valeurs numériques 3/5 restent à documenter</w:t>
+            </w:r>
+          </w:p>
+        </w:tc>
+      </w:tr>
     </w:tbl>
     <w:p>
       <w:pPr>
@@ -14657,6 +15743,374 @@
                 <w:sz w:val="18"/>
               </w:rPr>
               <w:t>Contenu XML brut</w:t>
+            </w:r>
+          </w:p>
+        </w:tc>
+      </w:tr>
+      <w:tr>
+        <w:trPr>
+          <w:cantSplit/>
+        </w:trPr>
+        <w:tc>
+          <w:tcPr>
+            <w:tcW w:type="dxa" w:w="1944"/>
+            <w:tcMar>
+              <w:top w:w="85" w:type="dxa"/>
+              <w:bottom w:w="85" w:type="dxa"/>
+              <w:start w:w="120" w:type="dxa"/>
+              <w:end w:w="120" w:type="dxa"/>
+            </w:tcMar>
+            <w:vAlign w:val="center"/>
+            <w:tcBorders>
+              <w:top w:val="single" w:sz="4" w:space="0" w:color="C8D2DC"/>
+              <w:left w:val="single" w:sz="4" w:space="0" w:color="C8D2DC"/>
+              <w:bottom w:val="single" w:sz="4" w:space="0" w:color="C8D2DC"/>
+              <w:right w:val="single" w:sz="4" w:space="0" w:color="C8D2DC"/>
+              <w:insideH w:val="single" w:sz="4" w:space="0" w:color="C8D2DC"/>
+              <w:insideV w:val="single" w:sz="4" w:space="0" w:color="C8D2DC"/>
+            </w:tcBorders>
+          </w:tcPr>
+          <w:p>
+            <w:r>
+              <w:rPr>
+                <w:b w:val="0"/>
+                <w:sz w:val="17"/>
+              </w:rPr>
+              <w:t>source</w:t>
+            </w:r>
+          </w:p>
+        </w:tc>
+        <w:tc>
+          <w:tcPr>
+            <w:tcW w:type="dxa" w:w="3096"/>
+            <w:tcMar>
+              <w:top w:w="85" w:type="dxa"/>
+              <w:bottom w:w="85" w:type="dxa"/>
+              <w:start w:w="120" w:type="dxa"/>
+              <w:end w:w="120" w:type="dxa"/>
+            </w:tcMar>
+            <w:vAlign w:val="center"/>
+            <w:tcBorders>
+              <w:top w:val="single" w:sz="4" w:space="0" w:color="C8D2DC"/>
+              <w:left w:val="single" w:sz="4" w:space="0" w:color="C8D2DC"/>
+              <w:bottom w:val="single" w:sz="4" w:space="0" w:color="C8D2DC"/>
+              <w:right w:val="single" w:sz="4" w:space="0" w:color="C8D2DC"/>
+              <w:insideH w:val="single" w:sz="4" w:space="0" w:color="C8D2DC"/>
+              <w:insideV w:val="single" w:sz="4" w:space="0" w:color="C8D2DC"/>
+            </w:tcBorders>
+          </w:tcPr>
+          <w:p>
+            <w:r>
+              <w:rPr>
+                <w:b w:val="0"/>
+                <w:sz w:val="17"/>
+              </w:rPr>
+              <w:t>RawSourceReference</w:t>
+            </w:r>
+          </w:p>
+        </w:tc>
+        <w:tc>
+          <w:tcPr>
+            <w:tcW w:type="dxa" w:w="4320"/>
+            <w:tcMar>
+              <w:top w:w="85" w:type="dxa"/>
+              <w:bottom w:w="85" w:type="dxa"/>
+              <w:start w:w="120" w:type="dxa"/>
+              <w:end w:w="120" w:type="dxa"/>
+            </w:tcMar>
+            <w:vAlign w:val="center"/>
+            <w:tcBorders>
+              <w:top w:val="single" w:sz="4" w:space="0" w:color="C8D2DC"/>
+              <w:left w:val="single" w:sz="4" w:space="0" w:color="C8D2DC"/>
+              <w:bottom w:val="single" w:sz="4" w:space="0" w:color="C8D2DC"/>
+              <w:right w:val="single" w:sz="4" w:space="0" w:color="C8D2DC"/>
+              <w:insideH w:val="single" w:sz="4" w:space="0" w:color="C8D2DC"/>
+              <w:insideV w:val="single" w:sz="4" w:space="0" w:color="C8D2DC"/>
+            </w:tcBorders>
+          </w:tcPr>
+          <w:p>
+            <w:r>
+              <w:rPr>
+                <w:b w:val="0"/>
+                <w:sz w:val="17"/>
+              </w:rPr>
+              <w:t>Référence FleetWorks de l'unité ; conserver espaces et casse</w:t>
+            </w:r>
+          </w:p>
+        </w:tc>
+      </w:tr>
+      <w:tr>
+        <w:trPr>
+          <w:cantSplit/>
+        </w:trPr>
+        <w:tc>
+          <w:tcPr>
+            <w:tcW w:type="dxa" w:w="1944"/>
+            <w:tcMar>
+              <w:top w:w="85" w:type="dxa"/>
+              <w:bottom w:w="85" w:type="dxa"/>
+              <w:start w:w="120" w:type="dxa"/>
+              <w:end w:w="120" w:type="dxa"/>
+            </w:tcMar>
+            <w:vAlign w:val="center"/>
+            <w:tcBorders>
+              <w:top w:val="single" w:sz="4" w:space="0" w:color="C8D2DC"/>
+              <w:left w:val="single" w:sz="4" w:space="0" w:color="C8D2DC"/>
+              <w:bottom w:val="single" w:sz="4" w:space="0" w:color="C8D2DC"/>
+              <w:right w:val="single" w:sz="4" w:space="0" w:color="C8D2DC"/>
+              <w:insideH w:val="single" w:sz="4" w:space="0" w:color="C8D2DC"/>
+              <w:insideV w:val="single" w:sz="4" w:space="0" w:color="C8D2DC"/>
+            </w:tcBorders>
+          </w:tcPr>
+          <w:p>
+            <w:r>
+              <w:rPr>
+                <w:b w:val="0"/>
+                <w:sz w:val="17"/>
+              </w:rPr>
+              <w:t>DEVICE</w:t>
+            </w:r>
+          </w:p>
+        </w:tc>
+        <w:tc>
+          <w:tcPr>
+            <w:tcW w:type="dxa" w:w="3096"/>
+            <w:tcMar>
+              <w:top w:w="85" w:type="dxa"/>
+              <w:bottom w:w="85" w:type="dxa"/>
+              <w:start w:w="120" w:type="dxa"/>
+              <w:end w:w="120" w:type="dxa"/>
+            </w:tcMar>
+            <w:vAlign w:val="center"/>
+            <w:tcBorders>
+              <w:top w:val="single" w:sz="4" w:space="0" w:color="C8D2DC"/>
+              <w:left w:val="single" w:sz="4" w:space="0" w:color="C8D2DC"/>
+              <w:bottom w:val="single" w:sz="4" w:space="0" w:color="C8D2DC"/>
+              <w:right w:val="single" w:sz="4" w:space="0" w:color="C8D2DC"/>
+              <w:insideH w:val="single" w:sz="4" w:space="0" w:color="C8D2DC"/>
+              <w:insideV w:val="single" w:sz="4" w:space="0" w:color="C8D2DC"/>
+            </w:tcBorders>
+          </w:tcPr>
+          <w:p>
+            <w:r>
+              <w:rPr>
+                <w:b w:val="0"/>
+                <w:sz w:val="17"/>
+              </w:rPr>
+              <w:t>ExternalDeviceSerialNumber</w:t>
+            </w:r>
+          </w:p>
+        </w:tc>
+        <w:tc>
+          <w:tcPr>
+            <w:tcW w:type="dxa" w:w="4320"/>
+            <w:tcMar>
+              <w:top w:w="85" w:type="dxa"/>
+              <w:bottom w:w="85" w:type="dxa"/>
+              <w:start w:w="120" w:type="dxa"/>
+              <w:end w:w="120" w:type="dxa"/>
+            </w:tcMar>
+            <w:vAlign w:val="center"/>
+            <w:tcBorders>
+              <w:top w:val="single" w:sz="4" w:space="0" w:color="C8D2DC"/>
+              <w:left w:val="single" w:sz="4" w:space="0" w:color="C8D2DC"/>
+              <w:bottom w:val="single" w:sz="4" w:space="0" w:color="C8D2DC"/>
+              <w:right w:val="single" w:sz="4" w:space="0" w:color="C8D2DC"/>
+              <w:insideH w:val="single" w:sz="4" w:space="0" w:color="C8D2DC"/>
+              <w:insideV w:val="single" w:sz="4" w:space="0" w:color="C8D2DC"/>
+            </w:tcBorders>
+          </w:tcPr>
+          <w:p>
+            <w:r>
+              <w:rPr>
+                <w:b w:val="0"/>
+                <w:sz w:val="17"/>
+              </w:rPr>
+              <w:t>Jointure exacte vers le numéro de série de l'unité</w:t>
+            </w:r>
+          </w:p>
+        </w:tc>
+      </w:tr>
+      <w:tr>
+        <w:trPr>
+          <w:cantSplit/>
+        </w:trPr>
+        <w:tc>
+          <w:tcPr>
+            <w:tcW w:type="dxa" w:w="1944"/>
+            <w:tcMar>
+              <w:top w:w="85" w:type="dxa"/>
+              <w:bottom w:w="85" w:type="dxa"/>
+              <w:start w:w="120" w:type="dxa"/>
+              <w:end w:w="120" w:type="dxa"/>
+            </w:tcMar>
+            <w:vAlign w:val="center"/>
+            <w:tcBorders>
+              <w:top w:val="single" w:sz="4" w:space="0" w:color="C8D2DC"/>
+              <w:left w:val="single" w:sz="4" w:space="0" w:color="C8D2DC"/>
+              <w:bottom w:val="single" w:sz="4" w:space="0" w:color="C8D2DC"/>
+              <w:right w:val="single" w:sz="4" w:space="0" w:color="C8D2DC"/>
+              <w:insideH w:val="single" w:sz="4" w:space="0" w:color="C8D2DC"/>
+              <w:insideV w:val="single" w:sz="4" w:space="0" w:color="C8D2DC"/>
+            </w:tcBorders>
+          </w:tcPr>
+          <w:p>
+            <w:r>
+              <w:rPr>
+                <w:b w:val="0"/>
+                <w:sz w:val="17"/>
+              </w:rPr>
+              <w:t>DCID</w:t>
+            </w:r>
+          </w:p>
+        </w:tc>
+        <w:tc>
+          <w:tcPr>
+            <w:tcW w:type="dxa" w:w="3096"/>
+            <w:tcMar>
+              <w:top w:w="85" w:type="dxa"/>
+              <w:bottom w:w="85" w:type="dxa"/>
+              <w:start w:w="120" w:type="dxa"/>
+              <w:end w:w="120" w:type="dxa"/>
+            </w:tcMar>
+            <w:vAlign w:val="center"/>
+            <w:tcBorders>
+              <w:top w:val="single" w:sz="4" w:space="0" w:color="C8D2DC"/>
+              <w:left w:val="single" w:sz="4" w:space="0" w:color="C8D2DC"/>
+              <w:bottom w:val="single" w:sz="4" w:space="0" w:color="C8D2DC"/>
+              <w:right w:val="single" w:sz="4" w:space="0" w:color="C8D2DC"/>
+              <w:insideH w:val="single" w:sz="4" w:space="0" w:color="C8D2DC"/>
+              <w:insideV w:val="single" w:sz="4" w:space="0" w:color="C8D2DC"/>
+            </w:tcBorders>
+          </w:tcPr>
+          <w:p>
+            <w:r>
+              <w:rPr>
+                <w:b w:val="0"/>
+                <w:sz w:val="17"/>
+              </w:rPr>
+              <w:t>RawDriverCardId</w:t>
+            </w:r>
+          </w:p>
+        </w:tc>
+        <w:tc>
+          <w:tcPr>
+            <w:tcW w:type="dxa" w:w="4320"/>
+            <w:tcMar>
+              <w:top w:w="85" w:type="dxa"/>
+              <w:bottom w:w="85" w:type="dxa"/>
+              <w:start w:w="120" w:type="dxa"/>
+              <w:end w:w="120" w:type="dxa"/>
+            </w:tcMar>
+            <w:vAlign w:val="center"/>
+            <w:tcBorders>
+              <w:top w:val="single" w:sz="4" w:space="0" w:color="C8D2DC"/>
+              <w:left w:val="single" w:sz="4" w:space="0" w:color="C8D2DC"/>
+              <w:bottom w:val="single" w:sz="4" w:space="0" w:color="C8D2DC"/>
+              <w:right w:val="single" w:sz="4" w:space="0" w:color="C8D2DC"/>
+              <w:insideH w:val="single" w:sz="4" w:space="0" w:color="C8D2DC"/>
+              <w:insideV w:val="single" w:sz="4" w:space="0" w:color="C8D2DC"/>
+            </w:tcBorders>
+          </w:tcPr>
+          <w:p>
+            <w:r>
+              <w:rPr>
+                <w:b w:val="0"/>
+                <w:sz w:val="17"/>
+              </w:rPr>
+              <w:t>Identifiant complet reçu ; rapprocher par préfixe de l'ID carte FleetWorks</w:t>
+            </w:r>
+          </w:p>
+        </w:tc>
+      </w:tr>
+      <w:tr>
+        <w:trPr>
+          <w:cantSplit/>
+        </w:trPr>
+        <w:tc>
+          <w:tcPr>
+            <w:tcW w:type="dxa" w:w="1944"/>
+            <w:tcMar>
+              <w:top w:w="85" w:type="dxa"/>
+              <w:bottom w:w="85" w:type="dxa"/>
+              <w:start w:w="120" w:type="dxa"/>
+              <w:end w:w="120" w:type="dxa"/>
+            </w:tcMar>
+            <w:vAlign w:val="center"/>
+            <w:tcBorders>
+              <w:top w:val="single" w:sz="4" w:space="0" w:color="C8D2DC"/>
+              <w:left w:val="single" w:sz="4" w:space="0" w:color="C8D2DC"/>
+              <w:bottom w:val="single" w:sz="4" w:space="0" w:color="C8D2DC"/>
+              <w:right w:val="single" w:sz="4" w:space="0" w:color="C8D2DC"/>
+              <w:insideH w:val="single" w:sz="4" w:space="0" w:color="C8D2DC"/>
+              <w:insideV w:val="single" w:sz="4" w:space="0" w:color="C8D2DC"/>
+            </w:tcBorders>
+          </w:tcPr>
+          <w:p>
+            <w:r>
+              <w:rPr>
+                <w:b w:val="0"/>
+                <w:sz w:val="17"/>
+              </w:rPr>
+              <w:t>time</w:t>
+            </w:r>
+          </w:p>
+        </w:tc>
+        <w:tc>
+          <w:tcPr>
+            <w:tcW w:type="dxa" w:w="3096"/>
+            <w:tcMar>
+              <w:top w:w="85" w:type="dxa"/>
+              <w:bottom w:w="85" w:type="dxa"/>
+              <w:start w:w="120" w:type="dxa"/>
+              <w:end w:w="120" w:type="dxa"/>
+            </w:tcMar>
+            <w:vAlign w:val="center"/>
+            <w:tcBorders>
+              <w:top w:val="single" w:sz="4" w:space="0" w:color="C8D2DC"/>
+              <w:left w:val="single" w:sz="4" w:space="0" w:color="C8D2DC"/>
+              <w:bottom w:val="single" w:sz="4" w:space="0" w:color="C8D2DC"/>
+              <w:right w:val="single" w:sz="4" w:space="0" w:color="C8D2DC"/>
+              <w:insideH w:val="single" w:sz="4" w:space="0" w:color="C8D2DC"/>
+              <w:insideV w:val="single" w:sz="4" w:space="0" w:color="C8D2DC"/>
+            </w:tcBorders>
+          </w:tcPr>
+          <w:p>
+            <w:r>
+              <w:rPr>
+                <w:b w:val="0"/>
+                <w:sz w:val="17"/>
+              </w:rPr>
+              <w:t>RawTraceTime / TraceTime</w:t>
+            </w:r>
+          </w:p>
+        </w:tc>
+        <w:tc>
+          <w:tcPr>
+            <w:tcW w:type="dxa" w:w="4320"/>
+            <w:tcMar>
+              <w:top w:w="85" w:type="dxa"/>
+              <w:bottom w:w="85" w:type="dxa"/>
+              <w:start w:w="120" w:type="dxa"/>
+              <w:end w:w="120" w:type="dxa"/>
+            </w:tcMar>
+            <w:vAlign w:val="center"/>
+            <w:tcBorders>
+              <w:top w:val="single" w:sz="4" w:space="0" w:color="C8D2DC"/>
+              <w:left w:val="single" w:sz="4" w:space="0" w:color="C8D2DC"/>
+              <w:bottom w:val="single" w:sz="4" w:space="0" w:color="C8D2DC"/>
+              <w:right w:val="single" w:sz="4" w:space="0" w:color="C8D2DC"/>
+              <w:insideH w:val="single" w:sz="4" w:space="0" w:color="C8D2DC"/>
+              <w:insideV w:val="single" w:sz="4" w:space="0" w:color="C8D2DC"/>
+            </w:tcBorders>
+          </w:tcPr>
+          <w:p>
+            <w:r>
+              <w:rPr>
+                <w:b w:val="0"/>
+                <w:sz w:val="17"/>
+              </w:rPr>
+              <w:t>Horodatage technique, distinct de la fin métier de l'activité</w:t>
             </w:r>
           </w:p>
         </w:tc>
@@ -15031,11 +16485,7 @@
     </w:p>
     <w:p>
       <w:r>
-        <w:rPr>
-          <w:rFonts w:ascii="Calibri" w:hAnsi="Calibri" w:eastAsia="Calibri"/>
-          <w:b w:val="0"/>
-        </w:rPr>
-        <w:t>Les éléments suivants ne doivent pas être présentés comme des définitions Trimble officielles :</w:t>
+        <w:t>Les éléments suivants restent à confirmer par une spécification technique Trimble ou par la configuration FleetWorks de VDRT :</w:t>
       </w:r>
     </w:p>
     <w:p>
@@ -15047,161 +16497,7 @@
         </w:numPr>
       </w:pPr>
       <w:r>
-        <w:rPr>
-          <w:rFonts w:ascii="Calibri" w:hAnsi="Calibri" w:eastAsia="Calibri"/>
-          <w:b w:val="0"/>
-        </w:rPr>
-        <w:t xml:space="preserve">le développement exact des abréviations </w:t>
-      </w:r>
-      <w:r>
-        <w:rPr>
-          <w:rFonts w:ascii="Consolas" w:hAnsi="Consolas" w:eastAsia="Consolas"/>
-          <w:color w:val="1F4D78"/>
-          <w:sz w:val="21"/>
-        </w:rPr>
-        <w:t>LID</w:t>
-      </w:r>
-      <w:r>
-        <w:rPr>
-          <w:rFonts w:ascii="Calibri" w:hAnsi="Calibri" w:eastAsia="Calibri"/>
-          <w:b w:val="0"/>
-        </w:rPr>
-        <w:t xml:space="preserve">, </w:t>
-      </w:r>
-      <w:r>
-        <w:rPr>
-          <w:rFonts w:ascii="Consolas" w:hAnsi="Consolas" w:eastAsia="Consolas"/>
-          <w:color w:val="1F4D78"/>
-          <w:sz w:val="21"/>
-        </w:rPr>
-        <w:t>SST</w:t>
-      </w:r>
-      <w:r>
-        <w:rPr>
-          <w:rFonts w:ascii="Calibri" w:hAnsi="Calibri" w:eastAsia="Calibri"/>
-          <w:b w:val="0"/>
-        </w:rPr>
-        <w:t xml:space="preserve">, </w:t>
-      </w:r>
-      <w:r>
-        <w:rPr>
-          <w:rFonts w:ascii="Consolas" w:hAnsi="Consolas" w:eastAsia="Consolas"/>
-          <w:color w:val="1F4D78"/>
-          <w:sz w:val="21"/>
-        </w:rPr>
-        <w:t>AMS</w:t>
-      </w:r>
-      <w:r>
-        <w:rPr>
-          <w:rFonts w:ascii="Calibri" w:hAnsi="Calibri" w:eastAsia="Calibri"/>
-          <w:b w:val="0"/>
-        </w:rPr>
-        <w:t xml:space="preserve">, </w:t>
-      </w:r>
-      <w:r>
-        <w:rPr>
-          <w:rFonts w:ascii="Consolas" w:hAnsi="Consolas" w:eastAsia="Consolas"/>
-          <w:color w:val="1F4D78"/>
-          <w:sz w:val="21"/>
-        </w:rPr>
-        <w:t>ARE</w:t>
-      </w:r>
-      <w:r>
-        <w:rPr>
-          <w:rFonts w:ascii="Calibri" w:hAnsi="Calibri" w:eastAsia="Calibri"/>
-          <w:b w:val="0"/>
-        </w:rPr>
-        <w:t xml:space="preserve">, </w:t>
-      </w:r>
-      <w:r>
-        <w:rPr>
-          <w:rFonts w:ascii="Consolas" w:hAnsi="Consolas" w:eastAsia="Consolas"/>
-          <w:color w:val="1F4D78"/>
-          <w:sz w:val="21"/>
-        </w:rPr>
-        <w:t>AFRE</w:t>
-      </w:r>
-      <w:r>
-        <w:rPr>
-          <w:rFonts w:ascii="Calibri" w:hAnsi="Calibri" w:eastAsia="Calibri"/>
-          <w:b w:val="0"/>
-        </w:rPr>
-        <w:t xml:space="preserve">, </w:t>
-      </w:r>
-      <w:r>
-        <w:rPr>
-          <w:rFonts w:ascii="Consolas" w:hAnsi="Consolas" w:eastAsia="Consolas"/>
-          <w:color w:val="1F4D78"/>
-          <w:sz w:val="21"/>
-        </w:rPr>
-        <w:t>ESEQ</w:t>
-      </w:r>
-      <w:r>
-        <w:rPr>
-          <w:rFonts w:ascii="Calibri" w:hAnsi="Calibri" w:eastAsia="Calibri"/>
-          <w:b w:val="0"/>
-        </w:rPr>
-        <w:t xml:space="preserve">, </w:t>
-      </w:r>
-      <w:r>
-        <w:rPr>
-          <w:rFonts w:ascii="Consolas" w:hAnsi="Consolas" w:eastAsia="Consolas"/>
-          <w:color w:val="1F4D78"/>
-          <w:sz w:val="21"/>
-        </w:rPr>
-        <w:t>ACY</w:t>
-      </w:r>
-      <w:r>
-        <w:rPr>
-          <w:rFonts w:ascii="Calibri" w:hAnsi="Calibri" w:eastAsia="Calibri"/>
-          <w:b w:val="0"/>
-        </w:rPr>
-        <w:t xml:space="preserve">, </w:t>
-      </w:r>
-      <w:r>
-        <w:rPr>
-          <w:rFonts w:ascii="Consolas" w:hAnsi="Consolas" w:eastAsia="Consolas"/>
-          <w:color w:val="1F4D78"/>
-          <w:sz w:val="21"/>
-        </w:rPr>
-        <w:t>FLA</w:t>
-      </w:r>
-      <w:r>
-        <w:rPr>
-          <w:rFonts w:ascii="Calibri" w:hAnsi="Calibri" w:eastAsia="Calibri"/>
-          <w:b w:val="0"/>
-        </w:rPr>
-        <w:t xml:space="preserve">, </w:t>
-      </w:r>
-      <w:r>
-        <w:rPr>
-          <w:rFonts w:ascii="Consolas" w:hAnsi="Consolas" w:eastAsia="Consolas"/>
-          <w:color w:val="1F4D78"/>
-          <w:sz w:val="21"/>
-        </w:rPr>
-        <w:t>FLP</w:t>
-      </w:r>
-      <w:r>
-        <w:rPr>
-          <w:rFonts w:ascii="Calibri" w:hAnsi="Calibri" w:eastAsia="Calibri"/>
-          <w:b w:val="0"/>
-        </w:rPr>
-        <w:t xml:space="preserve"> et </w:t>
-      </w:r>
-      <w:r>
-        <w:rPr>
-          <w:rFonts w:ascii="Consolas" w:hAnsi="Consolas" w:eastAsia="Consolas"/>
-          <w:color w:val="1F4D78"/>
-          <w:sz w:val="21"/>
-        </w:rPr>
-        <w:t>FLC</w:t>
-      </w:r>
-      <w:r>
-        <w:rPr>
-          <w:rFonts w:ascii="Calibri" w:hAnsi="Calibri" w:eastAsia="Calibri"/>
-          <w:b w:val="0"/>
-        </w:rPr>
-        <w:t xml:space="preserve"> ;</w:t>
+        <w:t>le développement officiel des abréviations LID, SST, AMS, ARE, AFRE, ESEQ, ACY, FLA, FLP et FLC ;</w:t>
       </w:r>
     </w:p>
     <w:p>
@@ -15457,26 +16753,7 @@
         </w:numPr>
       </w:pPr>
       <w:r>
-        <w:rPr>
-          <w:rFonts w:ascii="Calibri" w:hAnsi="Calibri" w:eastAsia="Calibri"/>
-          <w:b w:val="0"/>
-        </w:rPr>
-        <w:t xml:space="preserve">la gestion officielle d'un </w:t>
-      </w:r>
-      <w:r>
-        <w:rPr>
-          <w:rFonts w:ascii="Consolas" w:hAnsi="Consolas" w:eastAsia="Consolas"/>
-          <w:color w:val="1F4D78"/>
-          <w:sz w:val="21"/>
-        </w:rPr>
-        <w:t>DID</w:t>
-      </w:r>
-      <w:r>
-        <w:rPr>
-          <w:rFonts w:ascii="Calibri" w:hAnsi="Calibri" w:eastAsia="Calibri"/>
-          <w:b w:val="0"/>
-        </w:rPr>
-        <w:t xml:space="preserve"> contenant plusieurs identifiants ;</w:t>
+        <w:t>la définition officielle des variantes de cartes et événements tachygraphiques, bien que le séparateur ; de DID soit confirmé comme un équipage multiple ;</w:t>
       </w:r>
     </w:p>
     <w:p>
@@ -15513,11 +16790,7 @@
     </w:p>
     <w:p>
       <w:r>
-        <w:rPr>
-          <w:rFonts w:ascii="Calibri" w:hAnsi="Calibri" w:eastAsia="Calibri"/>
-          <w:b w:val="0"/>
-        </w:rPr>
-        <w:t>Pour lever ces incertitudes, il faut obtenir le dictionnaire de champs ou la documentation de l'interface ayant produit les XML, ainsi que la configuration des formulaires CarCube de VDRT.</w:t>
+        <w:t>Pour lever ces dernières incertitudes, il faut obtenir la spécification de l'interface ayant produit les XML et la configuration des formulaires CarCube de VDRT, en particulier les libellés des options 01, 02 et 03.</w:t>
       </w:r>
     </w:p>
     <w:p>
@@ -15803,6 +17076,1817 @@
           <w:b w:val="0"/>
         </w:rPr>
         <w:t>ne retraiter les données historiques qu'au moyen d'une migration ou d'une tâche versionnée et traçable.</w:t>
+      </w:r>
+    </w:p>
+    <w:p>
+      <w:pPr>
+        <w:pStyle w:val="Heading1"/>
+      </w:pPr>
+      <w:r>
+        <w:t>15. Recoupement avec les référentiels FleetWorks</w:t>
+      </w:r>
+    </w:p>
+    <w:p>
+      <w:r>
+        <w:t>Cette mise à jour repose sur l'analyse de 2 432 fichiers XML contenant 89 938 traces, sur les exports FleetWorks drivers.csv et units.csv, sur les référentiels des appareils et des actifs, ainsi que sur les captures d'écran affichant les en-têtes FleetWorks.</w:t>
+      </w:r>
+    </w:p>
+    <w:p>
+      <w:pPr>
+        <w:pStyle w:val="Heading2"/>
+      </w:pPr>
+      <w:r>
+        <w:t>15.1 Référentiel des chauffeurs</w:t>
+      </w:r>
+    </w:p>
+    <w:tbl>
+      <w:tblPr>
+        <w:tblStyle w:val="TableGrid"/>
+        <w:tblW w:type="auto" w:w="0"/>
+        <w:tblLook w:firstColumn="1" w:firstRow="1" w:lastColumn="0" w:lastRow="0" w:noHBand="0" w:noVBand="1" w:val="04A0"/>
+      </w:tblPr>
+      <w:tblGrid>
+        <w:gridCol w:w="2340"/>
+        <w:gridCol w:w="2340"/>
+        <w:gridCol w:w="2340"/>
+        <w:gridCol w:w="2340"/>
+      </w:tblGrid>
+      <w:tr>
+        <w:trPr>
+          <w:tblHeader/>
+          <w:cantSplit/>
+        </w:trPr>
+        <w:tc>
+          <w:tcPr>
+            <w:tcW w:type="dxa" w:w="2340"/>
+            <w:shd w:fill="2F5597"/>
+          </w:tcPr>
+          <w:p>
+            <w:r>
+              <w:rPr>
+                <w:b/>
+                <w:color w:val="FFFFFF"/>
+                <w:sz w:val="17"/>
+              </w:rPr>
+              <w:t>Champ FleetWorks</w:t>
+            </w:r>
+          </w:p>
+        </w:tc>
+        <w:tc>
+          <w:tcPr>
+            <w:tcW w:type="dxa" w:w="2340"/>
+            <w:shd w:fill="2F5597"/>
+          </w:tcPr>
+          <w:p>
+            <w:r>
+              <w:rPr>
+                <w:b/>
+                <w:color w:val="FFFFFF"/>
+                <w:sz w:val="17"/>
+              </w:rPr>
+              <w:t>Colonne CSV</w:t>
+            </w:r>
+          </w:p>
+        </w:tc>
+        <w:tc>
+          <w:tcPr>
+            <w:tcW w:type="dxa" w:w="2340"/>
+            <w:shd w:fill="2F5597"/>
+          </w:tcPr>
+          <w:p>
+            <w:r>
+              <w:rPr>
+                <w:b/>
+                <w:color w:val="FFFFFF"/>
+                <w:sz w:val="17"/>
+              </w:rPr>
+              <w:t>Correspondance XML</w:t>
+            </w:r>
+          </w:p>
+        </w:tc>
+        <w:tc>
+          <w:tcPr>
+            <w:tcW w:type="dxa" w:w="2340"/>
+            <w:shd w:fill="2F5597"/>
+          </w:tcPr>
+          <w:p>
+            <w:r>
+              <w:rPr>
+                <w:b/>
+                <w:color w:val="FFFFFF"/>
+                <w:sz w:val="17"/>
+              </w:rPr>
+              <w:t>Règle d'importation</w:t>
+            </w:r>
+          </w:p>
+        </w:tc>
+      </w:tr>
+      <w:tr>
+        <w:trPr>
+          <w:cantSplit/>
+        </w:trPr>
+        <w:tc>
+          <w:tcPr>
+            <w:tcW w:type="dxa" w:w="2340"/>
+          </w:tcPr>
+          <w:p>
+            <w:r>
+              <w:rPr>
+                <w:b w:val="0"/>
+                <w:sz w:val="17"/>
+              </w:rPr>
+              <w:t>Nom</w:t>
+            </w:r>
+          </w:p>
+        </w:tc>
+        <w:tc>
+          <w:tcPr>
+            <w:tcW w:type="dxa" w:w="2340"/>
+          </w:tcPr>
+          <w:p>
+            <w:r>
+              <w:rPr>
+                <w:b w:val="0"/>
+                <w:sz w:val="17"/>
+              </w:rPr>
+              <w:t>1 + 2</w:t>
+            </w:r>
+          </w:p>
+        </w:tc>
+        <w:tc>
+          <w:tcPr>
+            <w:tcW w:type="dxa" w:w="2340"/>
+          </w:tcPr>
+          <w:p>
+            <w:r>
+              <w:rPr>
+                <w:b w:val="0"/>
+                <w:sz w:val="17"/>
+              </w:rPr>
+              <w:t>—</w:t>
+            </w:r>
+          </w:p>
+        </w:tc>
+        <w:tc>
+          <w:tcPr>
+            <w:tcW w:type="dxa" w:w="2340"/>
+          </w:tcPr>
+          <w:p>
+            <w:r>
+              <w:rPr>
+                <w:b w:val="0"/>
+                <w:sz w:val="17"/>
+              </w:rPr>
+              <w:t>Concaténer uniquement pour l'affichage ; conserver prénom et nom séparément</w:t>
+            </w:r>
+          </w:p>
+        </w:tc>
+      </w:tr>
+      <w:tr>
+        <w:trPr>
+          <w:cantSplit/>
+        </w:trPr>
+        <w:tc>
+          <w:tcPr>
+            <w:tcW w:type="dxa" w:w="2340"/>
+            <w:shd w:fill="EAF0F8"/>
+          </w:tcPr>
+          <w:p>
+            <w:r>
+              <w:rPr>
+                <w:b w:val="0"/>
+                <w:sz w:val="17"/>
+              </w:rPr>
+              <w:t>Référence</w:t>
+            </w:r>
+          </w:p>
+        </w:tc>
+        <w:tc>
+          <w:tcPr>
+            <w:tcW w:type="dxa" w:w="2340"/>
+            <w:shd w:fill="EAF0F8"/>
+          </w:tcPr>
+          <w:p>
+            <w:r>
+              <w:rPr>
+                <w:b w:val="0"/>
+                <w:sz w:val="17"/>
+              </w:rPr>
+              <w:t>3</w:t>
+            </w:r>
+          </w:p>
+        </w:tc>
+        <w:tc>
+          <w:tcPr>
+            <w:tcW w:type="dxa" w:w="2340"/>
+            <w:shd w:fill="EAF0F8"/>
+          </w:tcPr>
+          <w:p>
+            <w:r>
+              <w:rPr>
+                <w:b w:val="0"/>
+                <w:sz w:val="17"/>
+              </w:rPr>
+              <w:t>DID</w:t>
+            </w:r>
+          </w:p>
+        </w:tc>
+        <w:tc>
+          <w:tcPr>
+            <w:tcW w:type="dxa" w:w="2340"/>
+            <w:shd w:fill="EAF0F8"/>
+          </w:tcPr>
+          <w:p>
+            <w:r>
+              <w:rPr>
+                <w:b w:val="0"/>
+                <w:sz w:val="17"/>
+              </w:rPr>
+              <w:t>Jointure exacte sous forme de texte</w:t>
+            </w:r>
+          </w:p>
+        </w:tc>
+      </w:tr>
+      <w:tr>
+        <w:trPr>
+          <w:cantSplit/>
+        </w:trPr>
+        <w:tc>
+          <w:tcPr>
+            <w:tcW w:type="dxa" w:w="2340"/>
+          </w:tcPr>
+          <w:p>
+            <w:r>
+              <w:rPr>
+                <w:b w:val="0"/>
+                <w:sz w:val="17"/>
+              </w:rPr>
+              <w:t>Utilisateur</w:t>
+            </w:r>
+          </w:p>
+        </w:tc>
+        <w:tc>
+          <w:tcPr>
+            <w:tcW w:type="dxa" w:w="2340"/>
+          </w:tcPr>
+          <w:p>
+            <w:r>
+              <w:rPr>
+                <w:b w:val="0"/>
+                <w:sz w:val="17"/>
+              </w:rPr>
+              <w:t>4</w:t>
+            </w:r>
+          </w:p>
+        </w:tc>
+        <w:tc>
+          <w:tcPr>
+            <w:tcW w:type="dxa" w:w="2340"/>
+          </w:tcPr>
+          <w:p>
+            <w:r>
+              <w:rPr>
+                <w:b w:val="0"/>
+                <w:sz w:val="17"/>
+              </w:rPr>
+              <w:t>—</w:t>
+            </w:r>
+          </w:p>
+        </w:tc>
+        <w:tc>
+          <w:tcPr>
+            <w:tcW w:type="dxa" w:w="2340"/>
+          </w:tcPr>
+          <w:p>
+            <w:r>
+              <w:rPr>
+                <w:b w:val="0"/>
+                <w:sz w:val="17"/>
+              </w:rPr>
+              <w:t>Identifiant de connexion FleetWorks</w:t>
+            </w:r>
+          </w:p>
+        </w:tc>
+      </w:tr>
+      <w:tr>
+        <w:trPr>
+          <w:cantSplit/>
+        </w:trPr>
+        <w:tc>
+          <w:tcPr>
+            <w:tcW w:type="dxa" w:w="2340"/>
+            <w:shd w:fill="EAF0F8"/>
+          </w:tcPr>
+          <w:p>
+            <w:r>
+              <w:rPr>
+                <w:b w:val="0"/>
+                <w:sz w:val="17"/>
+              </w:rPr>
+              <w:t>Code interne</w:t>
+            </w:r>
+          </w:p>
+        </w:tc>
+        <w:tc>
+          <w:tcPr>
+            <w:tcW w:type="dxa" w:w="2340"/>
+            <w:shd w:fill="EAF0F8"/>
+          </w:tcPr>
+          <w:p>
+            <w:r>
+              <w:rPr>
+                <w:b w:val="0"/>
+                <w:sz w:val="17"/>
+              </w:rPr>
+              <w:t>5</w:t>
+            </w:r>
+          </w:p>
+        </w:tc>
+        <w:tc>
+          <w:tcPr>
+            <w:tcW w:type="dxa" w:w="2340"/>
+            <w:shd w:fill="EAF0F8"/>
+          </w:tcPr>
+          <w:p>
+            <w:r>
+              <w:rPr>
+                <w:b w:val="0"/>
+                <w:sz w:val="17"/>
+              </w:rPr>
+              <w:t>—</w:t>
+            </w:r>
+          </w:p>
+        </w:tc>
+        <w:tc>
+          <w:tcPr>
+            <w:tcW w:type="dxa" w:w="2340"/>
+            <w:shd w:fill="EAF0F8"/>
+          </w:tcPr>
+          <w:p>
+            <w:r>
+              <w:rPr>
+                <w:b w:val="0"/>
+                <w:sz w:val="17"/>
+              </w:rPr>
+              <w:t>Champ exporté mais non visible dans la capture ; conserver brut</w:t>
+            </w:r>
+          </w:p>
+        </w:tc>
+      </w:tr>
+      <w:tr>
+        <w:trPr>
+          <w:cantSplit/>
+        </w:trPr>
+        <w:tc>
+          <w:tcPr>
+            <w:tcW w:type="dxa" w:w="2340"/>
+          </w:tcPr>
+          <w:p>
+            <w:r>
+              <w:rPr>
+                <w:b w:val="0"/>
+                <w:sz w:val="17"/>
+              </w:rPr>
+              <w:t>Téléphone</w:t>
+            </w:r>
+          </w:p>
+        </w:tc>
+        <w:tc>
+          <w:tcPr>
+            <w:tcW w:type="dxa" w:w="2340"/>
+          </w:tcPr>
+          <w:p>
+            <w:r>
+              <w:rPr>
+                <w:b w:val="0"/>
+                <w:sz w:val="17"/>
+              </w:rPr>
+              <w:t>6</w:t>
+            </w:r>
+          </w:p>
+        </w:tc>
+        <w:tc>
+          <w:tcPr>
+            <w:tcW w:type="dxa" w:w="2340"/>
+          </w:tcPr>
+          <w:p>
+            <w:r>
+              <w:rPr>
+                <w:b w:val="0"/>
+                <w:sz w:val="17"/>
+              </w:rPr>
+              <w:t>—</w:t>
+            </w:r>
+          </w:p>
+        </w:tc>
+        <w:tc>
+          <w:tcPr>
+            <w:tcW w:type="dxa" w:w="2340"/>
+          </w:tcPr>
+          <w:p>
+            <w:r>
+              <w:rPr>
+                <w:b w:val="0"/>
+                <w:sz w:val="17"/>
+              </w:rPr>
+              <w:t>Conserver comme texte pour préserver le zéro initial</w:t>
+            </w:r>
+          </w:p>
+        </w:tc>
+      </w:tr>
+      <w:tr>
+        <w:trPr>
+          <w:cantSplit/>
+        </w:trPr>
+        <w:tc>
+          <w:tcPr>
+            <w:tcW w:type="dxa" w:w="2340"/>
+            <w:shd w:fill="EAF0F8"/>
+          </w:tcPr>
+          <w:p>
+            <w:r>
+              <w:rPr>
+                <w:b w:val="0"/>
+                <w:sz w:val="17"/>
+              </w:rPr>
+              <w:t>ID carte</w:t>
+            </w:r>
+          </w:p>
+        </w:tc>
+        <w:tc>
+          <w:tcPr>
+            <w:tcW w:type="dxa" w:w="2340"/>
+            <w:shd w:fill="EAF0F8"/>
+          </w:tcPr>
+          <w:p>
+            <w:r>
+              <w:rPr>
+                <w:b w:val="0"/>
+                <w:sz w:val="17"/>
+              </w:rPr>
+              <w:t>7</w:t>
+            </w:r>
+          </w:p>
+        </w:tc>
+        <w:tc>
+          <w:tcPr>
+            <w:tcW w:type="dxa" w:w="2340"/>
+            <w:shd w:fill="EAF0F8"/>
+          </w:tcPr>
+          <w:p>
+            <w:r>
+              <w:rPr>
+                <w:b w:val="0"/>
+                <w:sz w:val="17"/>
+              </w:rPr>
+              <w:t>DCID</w:t>
+            </w:r>
+          </w:p>
+        </w:tc>
+        <w:tc>
+          <w:tcPr>
+            <w:tcW w:type="dxa" w:w="2340"/>
+            <w:shd w:fill="EAF0F8"/>
+          </w:tcPr>
+          <w:p>
+            <w:r>
+              <w:rPr>
+                <w:b w:val="0"/>
+                <w:sz w:val="17"/>
+              </w:rPr>
+              <w:t>Une valeur commençant par B est un préfixe utilisable ; TRUE, TR et vide signifient carte inexploitable ou non renseignée</w:t>
+            </w:r>
+          </w:p>
+        </w:tc>
+      </w:tr>
+    </w:tbl>
+    <w:p>
+      <w:r>
+        <w:t>Le fichier contient 99 chauffeurs, dont 98 avec une Référence unique. L'import contient 42 DID individuels : 39 sont résolus, couvrant 40 487 occurrences sur 42 738 (94,7 %). Les DID 885, 901 et 903 ne figurent pas dans l'export actuel. Les valeurs 787;325 et 177;883 confirment les doubles équipages.</w:t>
+      </w:r>
+    </w:p>
+    <w:p>
+      <w:pPr>
+        <w:pStyle w:val="Heading2"/>
+      </w:pPr>
+      <w:r>
+        <w:t>15.2 Référentiel des unités</w:t>
+      </w:r>
+    </w:p>
+    <w:tbl>
+      <w:tblPr>
+        <w:tblStyle w:val="TableGrid"/>
+        <w:tblW w:type="auto" w:w="0"/>
+        <w:tblLook w:firstColumn="1" w:firstRow="1" w:lastColumn="0" w:lastRow="0" w:noHBand="0" w:noVBand="1" w:val="04A0"/>
+      </w:tblPr>
+      <w:tblGrid>
+        <w:gridCol w:w="2340"/>
+        <w:gridCol w:w="2340"/>
+        <w:gridCol w:w="2340"/>
+        <w:gridCol w:w="2340"/>
+      </w:tblGrid>
+      <w:tr>
+        <w:trPr>
+          <w:tblHeader/>
+          <w:cantSplit/>
+        </w:trPr>
+        <w:tc>
+          <w:tcPr>
+            <w:tcW w:type="dxa" w:w="2340"/>
+            <w:shd w:fill="2F5597"/>
+          </w:tcPr>
+          <w:p>
+            <w:r>
+              <w:rPr>
+                <w:b/>
+                <w:color w:val="FFFFFF"/>
+                <w:sz w:val="17"/>
+              </w:rPr>
+              <w:t>Champ FleetWorks</w:t>
+            </w:r>
+          </w:p>
+        </w:tc>
+        <w:tc>
+          <w:tcPr>
+            <w:tcW w:type="dxa" w:w="2340"/>
+            <w:shd w:fill="2F5597"/>
+          </w:tcPr>
+          <w:p>
+            <w:r>
+              <w:rPr>
+                <w:b/>
+                <w:color w:val="FFFFFF"/>
+                <w:sz w:val="17"/>
+              </w:rPr>
+              <w:t>Colonne CSV</w:t>
+            </w:r>
+          </w:p>
+        </w:tc>
+        <w:tc>
+          <w:tcPr>
+            <w:tcW w:type="dxa" w:w="2340"/>
+            <w:shd w:fill="2F5597"/>
+          </w:tcPr>
+          <w:p>
+            <w:r>
+              <w:rPr>
+                <w:b/>
+                <w:color w:val="FFFFFF"/>
+                <w:sz w:val="17"/>
+              </w:rPr>
+              <w:t>Correspondance XML</w:t>
+            </w:r>
+          </w:p>
+        </w:tc>
+        <w:tc>
+          <w:tcPr>
+            <w:tcW w:type="dxa" w:w="2340"/>
+            <w:shd w:fill="2F5597"/>
+          </w:tcPr>
+          <w:p>
+            <w:r>
+              <w:rPr>
+                <w:b/>
+                <w:color w:val="FFFFFF"/>
+                <w:sz w:val="17"/>
+              </w:rPr>
+              <w:t>Règle d'importation</w:t>
+            </w:r>
+          </w:p>
+        </w:tc>
+      </w:tr>
+      <w:tr>
+        <w:trPr>
+          <w:cantSplit/>
+        </w:trPr>
+        <w:tc>
+          <w:tcPr>
+            <w:tcW w:type="dxa" w:w="2340"/>
+          </w:tcPr>
+          <w:p>
+            <w:r>
+              <w:rPr>
+                <w:b w:val="0"/>
+                <w:sz w:val="17"/>
+              </w:rPr>
+              <w:t>Nom de l'unité</w:t>
+            </w:r>
+          </w:p>
+        </w:tc>
+        <w:tc>
+          <w:tcPr>
+            <w:tcW w:type="dxa" w:w="2340"/>
+          </w:tcPr>
+          <w:p>
+            <w:r>
+              <w:rPr>
+                <w:b w:val="0"/>
+                <w:sz w:val="17"/>
+              </w:rPr>
+              <w:t>1</w:t>
+            </w:r>
+          </w:p>
+        </w:tc>
+        <w:tc>
+          <w:tcPr>
+            <w:tcW w:type="dxa" w:w="2340"/>
+          </w:tcPr>
+          <w:p>
+            <w:r>
+              <w:rPr>
+                <w:b w:val="0"/>
+                <w:sz w:val="17"/>
+              </w:rPr>
+              <w:t>Nom d'affichage</w:t>
+            </w:r>
+          </w:p>
+        </w:tc>
+        <w:tc>
+          <w:tcPr>
+            <w:tcW w:type="dxa" w:w="2340"/>
+          </w:tcPr>
+          <w:p>
+            <w:r>
+              <w:rPr>
+                <w:b w:val="0"/>
+                <w:sz w:val="17"/>
+              </w:rPr>
+              <w:t>Véhicule, matériel ou application mobile</w:t>
+            </w:r>
+          </w:p>
+        </w:tc>
+      </w:tr>
+      <w:tr>
+        <w:trPr>
+          <w:cantSplit/>
+        </w:trPr>
+        <w:tc>
+          <w:tcPr>
+            <w:tcW w:type="dxa" w:w="2340"/>
+            <w:shd w:fill="EAF0F8"/>
+          </w:tcPr>
+          <w:p>
+            <w:r>
+              <w:rPr>
+                <w:b w:val="0"/>
+                <w:sz w:val="17"/>
+              </w:rPr>
+              <w:t>Référence</w:t>
+            </w:r>
+          </w:p>
+        </w:tc>
+        <w:tc>
+          <w:tcPr>
+            <w:tcW w:type="dxa" w:w="2340"/>
+            <w:shd w:fill="EAF0F8"/>
+          </w:tcPr>
+          <w:p>
+            <w:r>
+              <w:rPr>
+                <w:b w:val="0"/>
+                <w:sz w:val="17"/>
+              </w:rPr>
+              <w:t>2</w:t>
+            </w:r>
+          </w:p>
+        </w:tc>
+        <w:tc>
+          <w:tcPr>
+            <w:tcW w:type="dxa" w:w="2340"/>
+            <w:shd w:fill="EAF0F8"/>
+          </w:tcPr>
+          <w:p>
+            <w:r>
+              <w:rPr>
+                <w:b w:val="0"/>
+                <w:sz w:val="17"/>
+              </w:rPr>
+              <w:t>source</w:t>
+            </w:r>
+          </w:p>
+        </w:tc>
+        <w:tc>
+          <w:tcPr>
+            <w:tcW w:type="dxa" w:w="2340"/>
+            <w:shd w:fill="EAF0F8"/>
+          </w:tcPr>
+          <w:p>
+            <w:r>
+              <w:rPr>
+                <w:b w:val="0"/>
+                <w:sz w:val="17"/>
+              </w:rPr>
+              <w:t>Jointure exacte ; respecter les espaces, notamment S 152</w:t>
+            </w:r>
+          </w:p>
+        </w:tc>
+      </w:tr>
+      <w:tr>
+        <w:trPr>
+          <w:cantSplit/>
+        </w:trPr>
+        <w:tc>
+          <w:tcPr>
+            <w:tcW w:type="dxa" w:w="2340"/>
+          </w:tcPr>
+          <w:p>
+            <w:r>
+              <w:rPr>
+                <w:b w:val="0"/>
+                <w:sz w:val="17"/>
+              </w:rPr>
+              <w:t>Numéro de série</w:t>
+            </w:r>
+          </w:p>
+        </w:tc>
+        <w:tc>
+          <w:tcPr>
+            <w:tcW w:type="dxa" w:w="2340"/>
+          </w:tcPr>
+          <w:p>
+            <w:r>
+              <w:rPr>
+                <w:b w:val="0"/>
+                <w:sz w:val="17"/>
+              </w:rPr>
+              <w:t>3</w:t>
+            </w:r>
+          </w:p>
+        </w:tc>
+        <w:tc>
+          <w:tcPr>
+            <w:tcW w:type="dxa" w:w="2340"/>
+          </w:tcPr>
+          <w:p>
+            <w:r>
+              <w:rPr>
+                <w:b w:val="0"/>
+                <w:sz w:val="17"/>
+              </w:rPr>
+              <w:t>DEVICE et préfixe de LID</w:t>
+            </w:r>
+          </w:p>
+        </w:tc>
+        <w:tc>
+          <w:tcPr>
+            <w:tcW w:type="dxa" w:w="2340"/>
+          </w:tcPr>
+          <w:p>
+            <w:r>
+              <w:rPr>
+                <w:b w:val="0"/>
+                <w:sz w:val="17"/>
+              </w:rPr>
+              <w:t>Jointure exacte pour DEVICE ; résolution par préfixe pour LID</w:t>
+            </w:r>
+          </w:p>
+        </w:tc>
+      </w:tr>
+      <w:tr>
+        <w:trPr>
+          <w:cantSplit/>
+        </w:trPr>
+        <w:tc>
+          <w:tcPr>
+            <w:tcW w:type="dxa" w:w="2340"/>
+            <w:shd w:fill="EAF0F8"/>
+          </w:tcPr>
+          <w:p>
+            <w:r>
+              <w:rPr>
+                <w:b w:val="0"/>
+                <w:sz w:val="17"/>
+              </w:rPr>
+              <w:t>Type du matériel / Type d'appareil</w:t>
+            </w:r>
+          </w:p>
+        </w:tc>
+        <w:tc>
+          <w:tcPr>
+            <w:tcW w:type="dxa" w:w="2340"/>
+            <w:shd w:fill="EAF0F8"/>
+          </w:tcPr>
+          <w:p>
+            <w:r>
+              <w:rPr>
+                <w:b w:val="0"/>
+                <w:sz w:val="17"/>
+              </w:rPr>
+              <w:t>Non exporté</w:t>
+            </w:r>
+          </w:p>
+        </w:tc>
+        <w:tc>
+          <w:tcPr>
+            <w:tcW w:type="dxa" w:w="2340"/>
+            <w:shd w:fill="EAF0F8"/>
+          </w:tcPr>
+          <w:p>
+            <w:r>
+              <w:rPr>
+                <w:b w:val="0"/>
+                <w:sz w:val="17"/>
+              </w:rPr>
+              <w:t>—</w:t>
+            </w:r>
+          </w:p>
+        </w:tc>
+        <w:tc>
+          <w:tcPr>
+            <w:tcW w:type="dxa" w:w="2340"/>
+            <w:shd w:fill="EAF0F8"/>
+          </w:tcPr>
+          <w:p>
+            <w:r>
+              <w:rPr>
+                <w:b w:val="0"/>
+                <w:sz w:val="17"/>
+              </w:rPr>
+              <w:t>Visible dans FleetWorks, par exemple Camion / CarCube 6.1</w:t>
+            </w:r>
+          </w:p>
+        </w:tc>
+      </w:tr>
+    </w:tbl>
+    <w:tbl>
+      <w:tblPr>
+        <w:tblStyle w:val="TableGrid"/>
+        <w:tblW w:type="auto" w:w="0"/>
+        <w:tblLook w:firstColumn="1" w:firstRow="1" w:lastColumn="0" w:lastRow="0" w:noHBand="0" w:noVBand="1" w:val="04A0"/>
+      </w:tblPr>
+      <w:tblGrid>
+        <w:gridCol w:w="1872"/>
+        <w:gridCol w:w="1872"/>
+        <w:gridCol w:w="1872"/>
+        <w:gridCol w:w="1872"/>
+        <w:gridCol w:w="1872"/>
+      </w:tblGrid>
+      <w:tr>
+        <w:trPr>
+          <w:tblHeader/>
+          <w:cantSplit/>
+        </w:trPr>
+        <w:tc>
+          <w:tcPr>
+            <w:tcW w:type="dxa" w:w="1872"/>
+            <w:shd w:fill="2F5597"/>
+          </w:tcPr>
+          <w:p>
+            <w:r>
+              <w:rPr>
+                <w:b/>
+                <w:color w:val="FFFFFF"/>
+                <w:sz w:val="17"/>
+              </w:rPr>
+              <w:t>source XML</w:t>
+            </w:r>
+          </w:p>
+        </w:tc>
+        <w:tc>
+          <w:tcPr>
+            <w:tcW w:type="dxa" w:w="1872"/>
+            <w:shd w:fill="2F5597"/>
+          </w:tcPr>
+          <w:p>
+            <w:r>
+              <w:rPr>
+                <w:b/>
+                <w:color w:val="FFFFFF"/>
+                <w:sz w:val="17"/>
+              </w:rPr>
+              <w:t>Unité FleetWorks</w:t>
+            </w:r>
+          </w:p>
+        </w:tc>
+        <w:tc>
+          <w:tcPr>
+            <w:tcW w:type="dxa" w:w="1872"/>
+            <w:shd w:fill="2F5597"/>
+          </w:tcPr>
+          <w:p>
+            <w:r>
+              <w:rPr>
+                <w:b/>
+                <w:color w:val="FFFFFF"/>
+                <w:sz w:val="17"/>
+              </w:rPr>
+              <w:t>Numéro de série</w:t>
+            </w:r>
+          </w:p>
+        </w:tc>
+        <w:tc>
+          <w:tcPr>
+            <w:tcW w:type="dxa" w:w="1872"/>
+            <w:shd w:fill="2F5597"/>
+          </w:tcPr>
+          <w:p>
+            <w:r>
+              <w:rPr>
+                <w:b/>
+                <w:color w:val="FFFFFF"/>
+                <w:sz w:val="17"/>
+              </w:rPr>
+              <w:t>Occurrences</w:t>
+            </w:r>
+          </w:p>
+        </w:tc>
+        <w:tc>
+          <w:tcPr>
+            <w:tcW w:type="dxa" w:w="1872"/>
+            <w:shd w:fill="2F5597"/>
+          </w:tcPr>
+          <w:p>
+            <w:r>
+              <w:rPr>
+                <w:b/>
+                <w:color w:val="FFFFFF"/>
+                <w:sz w:val="17"/>
+              </w:rPr>
+              <w:t>Statut</w:t>
+            </w:r>
+          </w:p>
+        </w:tc>
+      </w:tr>
+      <w:tr>
+        <w:trPr>
+          <w:cantSplit/>
+        </w:trPr>
+        <w:tc>
+          <w:tcPr>
+            <w:tcW w:type="dxa" w:w="1872"/>
+          </w:tcPr>
+          <w:p>
+            <w:r>
+              <w:rPr>
+                <w:b w:val="0"/>
+                <w:sz w:val="17"/>
+              </w:rPr>
+              <w:t>S 152</w:t>
+            </w:r>
+          </w:p>
+        </w:tc>
+        <w:tc>
+          <w:tcPr>
+            <w:tcW w:type="dxa" w:w="1872"/>
+          </w:tcPr>
+          <w:p>
+            <w:r>
+              <w:rPr>
+                <w:b w:val="0"/>
+                <w:sz w:val="17"/>
+              </w:rPr>
+              <w:t>2FLY237</w:t>
+            </w:r>
+          </w:p>
+        </w:tc>
+        <w:tc>
+          <w:tcPr>
+            <w:tcW w:type="dxa" w:w="1872"/>
+          </w:tcPr>
+          <w:p>
+            <w:r>
+              <w:rPr>
+                <w:b w:val="0"/>
+                <w:sz w:val="17"/>
+              </w:rPr>
+              <w:t>600008706</w:t>
+            </w:r>
+          </w:p>
+        </w:tc>
+        <w:tc>
+          <w:tcPr>
+            <w:tcW w:type="dxa" w:w="1872"/>
+          </w:tcPr>
+          <w:p>
+            <w:r>
+              <w:rPr>
+                <w:b w:val="0"/>
+                <w:sz w:val="17"/>
+              </w:rPr>
+              <w:t>3 127</w:t>
+            </w:r>
+          </w:p>
+        </w:tc>
+        <w:tc>
+          <w:tcPr>
+            <w:tcW w:type="dxa" w:w="1872"/>
+          </w:tcPr>
+          <w:p>
+            <w:r>
+              <w:rPr>
+                <w:b w:val="0"/>
+                <w:sz w:val="17"/>
+              </w:rPr>
+              <w:t>Résolu</w:t>
+            </w:r>
+          </w:p>
+        </w:tc>
+      </w:tr>
+      <w:tr>
+        <w:trPr>
+          <w:cantSplit/>
+        </w:trPr>
+        <w:tc>
+          <w:tcPr>
+            <w:tcW w:type="dxa" w:w="1872"/>
+            <w:shd w:fill="EAF0F8"/>
+          </w:tcPr>
+          <w:p>
+            <w:r>
+              <w:rPr>
+                <w:b w:val="0"/>
+                <w:sz w:val="17"/>
+              </w:rPr>
+              <w:t>S119</w:t>
+            </w:r>
+          </w:p>
+        </w:tc>
+        <w:tc>
+          <w:tcPr>
+            <w:tcW w:type="dxa" w:w="1872"/>
+            <w:shd w:fill="EAF0F8"/>
+          </w:tcPr>
+          <w:p>
+            <w:r>
+              <w:rPr>
+                <w:b w:val="0"/>
+                <w:sz w:val="17"/>
+              </w:rPr>
+              <w:t>1UNK326</w:t>
+            </w:r>
+          </w:p>
+        </w:tc>
+        <w:tc>
+          <w:tcPr>
+            <w:tcW w:type="dxa" w:w="1872"/>
+            <w:shd w:fill="EAF0F8"/>
+          </w:tcPr>
+          <w:p>
+            <w:r>
+              <w:rPr>
+                <w:b w:val="0"/>
+                <w:sz w:val="17"/>
+              </w:rPr>
+              <w:t>6000047b6</w:t>
+            </w:r>
+          </w:p>
+        </w:tc>
+        <w:tc>
+          <w:tcPr>
+            <w:tcW w:type="dxa" w:w="1872"/>
+            <w:shd w:fill="EAF0F8"/>
+          </w:tcPr>
+          <w:p>
+            <w:r>
+              <w:rPr>
+                <w:b w:val="0"/>
+                <w:sz w:val="17"/>
+              </w:rPr>
+              <w:t>2 121</w:t>
+            </w:r>
+          </w:p>
+        </w:tc>
+        <w:tc>
+          <w:tcPr>
+            <w:tcW w:type="dxa" w:w="1872"/>
+            <w:shd w:fill="EAF0F8"/>
+          </w:tcPr>
+          <w:p>
+            <w:r>
+              <w:rPr>
+                <w:b w:val="0"/>
+                <w:sz w:val="17"/>
+              </w:rPr>
+              <w:t>Résolu</w:t>
+            </w:r>
+          </w:p>
+        </w:tc>
+      </w:tr>
+      <w:tr>
+        <w:trPr>
+          <w:cantSplit/>
+        </w:trPr>
+        <w:tc>
+          <w:tcPr>
+            <w:tcW w:type="dxa" w:w="1872"/>
+          </w:tcPr>
+          <w:p>
+            <w:r>
+              <w:rPr>
+                <w:b w:val="0"/>
+                <w:sz w:val="17"/>
+              </w:rPr>
+              <w:t>MOBUW5HY4wnfxWol</w:t>
+            </w:r>
+          </w:p>
+        </w:tc>
+        <w:tc>
+          <w:tcPr>
+            <w:tcW w:type="dxa" w:w="1872"/>
+          </w:tcPr>
+          <w:p>
+            <w:r>
+              <w:rPr>
+                <w:b w:val="0"/>
+                <w:sz w:val="17"/>
+              </w:rPr>
+              <w:t>appli Evrard SA</w:t>
+            </w:r>
+          </w:p>
+        </w:tc>
+        <w:tc>
+          <w:tcPr>
+            <w:tcW w:type="dxa" w:w="1872"/>
+          </w:tcPr>
+          <w:p>
+            <w:r>
+              <w:rPr>
+                <w:b w:val="0"/>
+                <w:sz w:val="17"/>
+              </w:rPr>
+              <w:t>MOBUW5HY4wnfxWol</w:t>
+            </w:r>
+          </w:p>
+        </w:tc>
+        <w:tc>
+          <w:tcPr>
+            <w:tcW w:type="dxa" w:w="1872"/>
+          </w:tcPr>
+          <w:p>
+            <w:r>
+              <w:rPr>
+                <w:b w:val="0"/>
+                <w:sz w:val="17"/>
+              </w:rPr>
+              <w:t>1 929</w:t>
+            </w:r>
+          </w:p>
+        </w:tc>
+        <w:tc>
+          <w:tcPr>
+            <w:tcW w:type="dxa" w:w="1872"/>
+          </w:tcPr>
+          <w:p>
+            <w:r>
+              <w:rPr>
+                <w:b w:val="0"/>
+                <w:sz w:val="17"/>
+              </w:rPr>
+              <w:t>Résolu</w:t>
+            </w:r>
+          </w:p>
+        </w:tc>
+      </w:tr>
+      <w:tr>
+        <w:trPr>
+          <w:cantSplit/>
+        </w:trPr>
+        <w:tc>
+          <w:tcPr>
+            <w:tcW w:type="dxa" w:w="1872"/>
+            <w:shd w:fill="EAF0F8"/>
+          </w:tcPr>
+          <w:p>
+            <w:r>
+              <w:rPr>
+                <w:b w:val="0"/>
+                <w:sz w:val="17"/>
+              </w:rPr>
+              <w:t>S138</w:t>
+            </w:r>
+          </w:p>
+        </w:tc>
+        <w:tc>
+          <w:tcPr>
+            <w:tcW w:type="dxa" w:w="1872"/>
+            <w:shd w:fill="EAF0F8"/>
+          </w:tcPr>
+          <w:p>
+            <w:r>
+              <w:rPr>
+                <w:b w:val="0"/>
+                <w:sz w:val="17"/>
+              </w:rPr>
+              <w:t>2-BXZ-769</w:t>
+            </w:r>
+          </w:p>
+        </w:tc>
+        <w:tc>
+          <w:tcPr>
+            <w:tcW w:type="dxa" w:w="1872"/>
+            <w:shd w:fill="EAF0F8"/>
+          </w:tcPr>
+          <w:p>
+            <w:r>
+              <w:rPr>
+                <w:b w:val="0"/>
+                <w:sz w:val="17"/>
+              </w:rPr>
+              <w:t>600007915</w:t>
+            </w:r>
+          </w:p>
+        </w:tc>
+        <w:tc>
+          <w:tcPr>
+            <w:tcW w:type="dxa" w:w="1872"/>
+            <w:shd w:fill="EAF0F8"/>
+          </w:tcPr>
+          <w:p>
+            <w:r>
+              <w:rPr>
+                <w:b w:val="0"/>
+                <w:sz w:val="17"/>
+              </w:rPr>
+              <w:t>1 201</w:t>
+            </w:r>
+          </w:p>
+        </w:tc>
+        <w:tc>
+          <w:tcPr>
+            <w:tcW w:type="dxa" w:w="1872"/>
+            <w:shd w:fill="EAF0F8"/>
+          </w:tcPr>
+          <w:p>
+            <w:r>
+              <w:rPr>
+                <w:b w:val="0"/>
+                <w:sz w:val="17"/>
+              </w:rPr>
+              <w:t>Résolu</w:t>
+            </w:r>
+          </w:p>
+        </w:tc>
+      </w:tr>
+      <w:tr>
+        <w:trPr>
+          <w:cantSplit/>
+        </w:trPr>
+        <w:tc>
+          <w:tcPr>
+            <w:tcW w:type="dxa" w:w="1872"/>
+          </w:tcPr>
+          <w:p>
+            <w:r>
+              <w:rPr>
+                <w:b w:val="0"/>
+                <w:sz w:val="17"/>
+              </w:rPr>
+              <w:t>S99</w:t>
+            </w:r>
+          </w:p>
+        </w:tc>
+        <w:tc>
+          <w:tcPr>
+            <w:tcW w:type="dxa" w:w="1872"/>
+          </w:tcPr>
+          <w:p>
+            <w:r>
+              <w:rPr>
+                <w:b w:val="0"/>
+                <w:sz w:val="17"/>
+              </w:rPr>
+              <w:t>—</w:t>
+            </w:r>
+          </w:p>
+        </w:tc>
+        <w:tc>
+          <w:tcPr>
+            <w:tcW w:type="dxa" w:w="1872"/>
+          </w:tcPr>
+          <w:p>
+            <w:r>
+              <w:rPr>
+                <w:b w:val="0"/>
+                <w:sz w:val="17"/>
+              </w:rPr>
+              <w:t>—</w:t>
+            </w:r>
+          </w:p>
+        </w:tc>
+        <w:tc>
+          <w:tcPr>
+            <w:tcW w:type="dxa" w:w="1872"/>
+          </w:tcPr>
+          <w:p>
+            <w:r>
+              <w:rPr>
+                <w:b w:val="0"/>
+                <w:sz w:val="17"/>
+              </w:rPr>
+              <w:t>167</w:t>
+            </w:r>
+          </w:p>
+        </w:tc>
+        <w:tc>
+          <w:tcPr>
+            <w:tcW w:type="dxa" w:w="1872"/>
+          </w:tcPr>
+          <w:p>
+            <w:r>
+              <w:rPr>
+                <w:b w:val="0"/>
+                <w:sz w:val="17"/>
+              </w:rPr>
+              <w:t>Non résolu</w:t>
+            </w:r>
+          </w:p>
+        </w:tc>
+      </w:tr>
+    </w:tbl>
+    <w:p>
+      <w:r>
+        <w:t>Les référentiels résolvent 8 378 des 8 545 traces ayant une source non vide (98,0 %). Sur 998 occurrences de DEVICE, 997 correspondent à un numéro de série connu ; seule la valeur 5b-00002b3f reste orpheline.</w:t>
+      </w:r>
+    </w:p>
+    <w:p>
+      <w:pPr>
+        <w:pStyle w:val="Heading2"/>
+      </w:pPr>
+      <w:r>
+        <w:t>15.3 Structure et cycle de vie de LID</w:t>
+      </w:r>
+    </w:p>
+    <w:p>
+      <w:pPr>
+        <w:pStyle w:val="VDRTBullet"/>
+      </w:pPr>
+      <w:r>
+        <w:t>• 14 811 LID uniques sont observés dans 30 274 traces.</w:t>
+      </w:r>
+    </w:p>
+    <w:p>
+      <w:pPr>
+        <w:pStyle w:val="VDRTBullet"/>
+      </w:pPr>
+      <w:r>
+        <w:t>• 14 754 LID (99,6 %) commencent exactement par un numéro de série ou un identifiant mobile du référentiel unités.</w:t>
+      </w:r>
+    </w:p>
+    <w:p>
+      <w:pPr>
+        <w:pStyle w:val="VDRTBullet"/>
+      </w:pPr>
+      <w:r>
+        <w:t>• 57 LID commencent par OBUW au lieu de MOBUW ; leur source est toujours MOBUW5HY4wnfxWol. Ils peuvent être rattachés à l'application Evrard par une règle de secours, sans modifier la valeur brute.</w:t>
+      </w:r>
+    </w:p>
+    <w:p>
+      <w:pPr>
+        <w:pStyle w:val="VDRTBullet"/>
+      </w:pPr>
+      <w:r>
+        <w:t>• Le suffixe de LID contient généralement un horodatage Unix en millisecondes et un compteur, mais LID doit rester une chaîne opaque dans le modèle.</w:t>
+      </w:r>
+    </w:p>
+    <w:p>
+      <w:pPr>
+        <w:pStyle w:val="VDRTBullet"/>
+      </w:pPr>
+      <w:r>
+        <w:t>• Une même valeur LID porte plusieurs événements valides du cycle de vie ; LID ne doit donc jamais servir seul à dédupliquer les traces.</w:t>
+      </w:r>
+    </w:p>
+    <w:p>
+      <w:pPr>
+        <w:pStyle w:val="Heading2"/>
+        <w:pageBreakBefore/>
+      </w:pPr>
+      <w:r>
+        <w:t>15.4 Règles techniques confirmées</w:t>
+      </w:r>
+    </w:p>
+    <w:tbl>
+      <w:tblPr>
+        <w:tblStyle w:val="TableGrid"/>
+        <w:tblW w:type="auto" w:w="0"/>
+        <w:tblLook w:firstColumn="1" w:firstRow="1" w:lastColumn="0" w:lastRow="0" w:noHBand="0" w:noVBand="1" w:val="04A0"/>
+      </w:tblPr>
+      <w:tblGrid>
+        <w:gridCol w:w="3120"/>
+        <w:gridCol w:w="3120"/>
+        <w:gridCol w:w="3120"/>
+      </w:tblGrid>
+      <w:tr>
+        <w:trPr>
+          <w:tblHeader/>
+          <w:cantSplit/>
+        </w:trPr>
+        <w:tc>
+          <w:tcPr>
+            <w:tcW w:type="dxa" w:w="3120"/>
+            <w:shd w:fill="2F5597"/>
+          </w:tcPr>
+          <w:p>
+            <w:r>
+              <w:rPr>
+                <w:b/>
+                <w:color w:val="FFFFFF"/>
+                <w:sz w:val="17"/>
+              </w:rPr>
+              <w:t>Règle</w:t>
+            </w:r>
+          </w:p>
+        </w:tc>
+        <w:tc>
+          <w:tcPr>
+            <w:tcW w:type="dxa" w:w="3120"/>
+            <w:shd w:fill="2F5597"/>
+          </w:tcPr>
+          <w:p>
+            <w:r>
+              <w:rPr>
+                <w:b/>
+                <w:color w:val="FFFFFF"/>
+                <w:sz w:val="17"/>
+              </w:rPr>
+              <w:t>Constat</w:t>
+            </w:r>
+          </w:p>
+        </w:tc>
+        <w:tc>
+          <w:tcPr>
+            <w:tcW w:type="dxa" w:w="3120"/>
+            <w:shd w:fill="2F5597"/>
+          </w:tcPr>
+          <w:p>
+            <w:r>
+              <w:rPr>
+                <w:b/>
+                <w:color w:val="FFFFFF"/>
+                <w:sz w:val="17"/>
+              </w:rPr>
+              <w:t>Implémentation</w:t>
+            </w:r>
+          </w:p>
+        </w:tc>
+      </w:tr>
+      <w:tr>
+        <w:trPr>
+          <w:cantSplit/>
+        </w:trPr>
+        <w:tc>
+          <w:tcPr>
+            <w:tcW w:type="dxa" w:w="3120"/>
+          </w:tcPr>
+          <w:p>
+            <w:r>
+              <w:rPr>
+                <w:b w:val="0"/>
+                <w:sz w:val="17"/>
+              </w:rPr>
+              <w:t>Fin d'activité</w:t>
+            </w:r>
+          </w:p>
+        </w:tc>
+        <w:tc>
+          <w:tcPr>
+            <w:tcW w:type="dxa" w:w="3120"/>
+          </w:tcPr>
+          <w:p>
+            <w:r>
+              <w:rPr>
+                <w:b w:val="0"/>
+                <w:sz w:val="17"/>
+              </w:rPr>
+              <w:t>AST + ALEN millisecondes</w:t>
+            </w:r>
+          </w:p>
+        </w:tc>
+        <w:tc>
+          <w:tcPr>
+            <w:tcW w:type="dxa" w:w="3120"/>
+          </w:tcPr>
+          <w:p>
+            <w:r>
+              <w:rPr>
+                <w:b w:val="0"/>
+                <w:sz w:val="17"/>
+              </w:rPr>
+              <w:t>Ne pas utiliser time comme fin métier</w:t>
+            </w:r>
+          </w:p>
+        </w:tc>
+      </w:tr>
+      <w:tr>
+        <w:trPr>
+          <w:cantSplit/>
+        </w:trPr>
+        <w:tc>
+          <w:tcPr>
+            <w:tcW w:type="dxa" w:w="3120"/>
+            <w:shd w:fill="EAF0F8"/>
+          </w:tcPr>
+          <w:p>
+            <w:r>
+              <w:rPr>
+                <w:b w:val="0"/>
+                <w:sz w:val="17"/>
+              </w:rPr>
+              <w:t>Transmission différée</w:t>
+            </w:r>
+          </w:p>
+        </w:tc>
+        <w:tc>
+          <w:tcPr>
+            <w:tcW w:type="dxa" w:w="3120"/>
+            <w:shd w:fill="EAF0F8"/>
+          </w:tcPr>
+          <w:p>
+            <w:r>
+              <w:rPr>
+                <w:b w:val="0"/>
+                <w:sz w:val="17"/>
+              </w:rPr>
+              <w:t>time peut être postérieur à la fin calculée</w:t>
+            </w:r>
+          </w:p>
+        </w:tc>
+        <w:tc>
+          <w:tcPr>
+            <w:tcW w:type="dxa" w:w="3120"/>
+            <w:shd w:fill="EAF0F8"/>
+          </w:tcPr>
+          <w:p>
+            <w:r>
+              <w:rPr>
+                <w:b w:val="0"/>
+                <w:sz w:val="17"/>
+              </w:rPr>
+              <w:t>Conserver les deux horodatages</w:t>
+            </w:r>
+          </w:p>
+        </w:tc>
+      </w:tr>
+      <w:tr>
+        <w:trPr>
+          <w:cantSplit/>
+        </w:trPr>
+        <w:tc>
+          <w:tcPr>
+            <w:tcW w:type="dxa" w:w="3120"/>
+          </w:tcPr>
+          <w:p>
+            <w:r>
+              <w:rPr>
+                <w:b w:val="0"/>
+                <w:sz w:val="17"/>
+              </w:rPr>
+              <w:t>Double équipage</w:t>
+            </w:r>
+          </w:p>
+        </w:tc>
+        <w:tc>
+          <w:tcPr>
+            <w:tcW w:type="dxa" w:w="3120"/>
+          </w:tcPr>
+          <w:p>
+            <w:r>
+              <w:rPr>
+                <w:b w:val="0"/>
+                <w:sz w:val="17"/>
+              </w:rPr>
+              <w:t>DID peut contenir deux références séparées par ;</w:t>
+            </w:r>
+          </w:p>
+        </w:tc>
+        <w:tc>
+          <w:tcPr>
+            <w:tcW w:type="dxa" w:w="3120"/>
+          </w:tcPr>
+          <w:p>
+            <w:r>
+              <w:rPr>
+                <w:b w:val="0"/>
+                <w:sz w:val="17"/>
+              </w:rPr>
+              <w:t>Créer une relation activité–chauffeurs plusieurs-à-plusieurs</w:t>
+            </w:r>
+          </w:p>
+        </w:tc>
+      </w:tr>
+      <w:tr>
+        <w:trPr>
+          <w:cantSplit/>
+        </w:trPr>
+        <w:tc>
+          <w:tcPr>
+            <w:tcW w:type="dxa" w:w="3120"/>
+            <w:shd w:fill="EAF0F8"/>
+          </w:tcPr>
+          <w:p>
+            <w:r>
+              <w:rPr>
+                <w:b w:val="0"/>
+                <w:sz w:val="17"/>
+              </w:rPr>
+              <w:t>Idempotence</w:t>
+            </w:r>
+          </w:p>
+        </w:tc>
+        <w:tc>
+          <w:tcPr>
+            <w:tcW w:type="dxa" w:w="3120"/>
+            <w:shd w:fill="EAF0F8"/>
+          </w:tcPr>
+          <w:p>
+            <w:r>
+              <w:rPr>
+                <w:b w:val="0"/>
+                <w:sz w:val="17"/>
+              </w:rPr>
+              <w:t>Aucun doublon exact dans l'échantillon, mais les réimportations restent possibles</w:t>
+            </w:r>
+          </w:p>
+        </w:tc>
+        <w:tc>
+          <w:tcPr>
+            <w:tcW w:type="dxa" w:w="3120"/>
+            <w:shd w:fill="EAF0F8"/>
+          </w:tcPr>
+          <w:p>
+            <w:r>
+              <w:rPr>
+                <w:b w:val="0"/>
+                <w:sz w:val="17"/>
+              </w:rPr>
+              <w:t>Empreinte du fichier et empreinte de trace ; ne pas dédupliquer sur LID seul</w:t>
+            </w:r>
+          </w:p>
+        </w:tc>
+      </w:tr>
+      <w:tr>
+        <w:trPr>
+          <w:cantSplit/>
+        </w:trPr>
+        <w:tc>
+          <w:tcPr>
+            <w:tcW w:type="dxa" w:w="3120"/>
+          </w:tcPr>
+          <w:p>
+            <w:r>
+              <w:rPr>
+                <w:b w:val="0"/>
+                <w:sz w:val="17"/>
+              </w:rPr>
+              <w:t>Durées anormales</w:t>
+            </w:r>
+          </w:p>
+        </w:tc>
+        <w:tc>
+          <w:tcPr>
+            <w:tcW w:type="dxa" w:w="3120"/>
+          </w:tcPr>
+          <w:p>
+            <w:r>
+              <w:rPr>
+                <w:b w:val="0"/>
+                <w:sz w:val="17"/>
+              </w:rPr>
+              <w:t>Des ALEN dépassent 24 heures ; le maximum observé atteint environ 47,6 jours</w:t>
+            </w:r>
+          </w:p>
+        </w:tc>
+        <w:tc>
+          <w:tcPr>
+            <w:tcW w:type="dxa" w:w="3120"/>
+          </w:tcPr>
+          <w:p>
+            <w:r>
+              <w:rPr>
+                <w:b w:val="0"/>
+                <w:sz w:val="17"/>
+              </w:rPr>
+              <w:t>Conserver puis générer une anomalie à vérifier</w:t>
+            </w:r>
+          </w:p>
+        </w:tc>
+      </w:tr>
+      <w:tr>
+        <w:trPr>
+          <w:cantSplit/>
+        </w:trPr>
+        <w:tc>
+          <w:tcPr>
+            <w:tcW w:type="dxa" w:w="3120"/>
+            <w:shd w:fill="EAF0F8"/>
+          </w:tcPr>
+          <w:p>
+            <w:r>
+              <w:rPr>
+                <w:b w:val="0"/>
+                <w:sz w:val="17"/>
+              </w:rPr>
+              <w:t>Résolution de l'unité</w:t>
+            </w:r>
+          </w:p>
+        </w:tc>
+        <w:tc>
+          <w:tcPr>
+            <w:tcW w:type="dxa" w:w="3120"/>
+            <w:shd w:fill="EAF0F8"/>
+          </w:tcPr>
+          <w:p>
+            <w:r>
+              <w:rPr>
+                <w:b w:val="0"/>
+                <w:sz w:val="17"/>
+              </w:rPr>
+              <w:t>Plusieurs identifiants complémentaires existent</w:t>
+            </w:r>
+          </w:p>
+        </w:tc>
+        <w:tc>
+          <w:tcPr>
+            <w:tcW w:type="dxa" w:w="3120"/>
+            <w:shd w:fill="EAF0F8"/>
+          </w:tcPr>
+          <w:p>
+            <w:r>
+              <w:rPr>
+                <w:b w:val="0"/>
+                <w:sz w:val="17"/>
+              </w:rPr>
+              <w:t>Priorité : DEVICE exact, préfixe LID, puis source</w:t>
+            </w:r>
+          </w:p>
+        </w:tc>
+      </w:tr>
+    </w:tbl>
+    <w:p>
+      <w:pPr>
+        <w:pStyle w:val="Heading2"/>
+      </w:pPr>
+      <w:r>
+        <w:t>15.5 Points encore non résolus</w:t>
+      </w:r>
+    </w:p>
+    <w:p>
+      <w:pPr>
+        <w:pStyle w:val="VDRTBullet"/>
+      </w:pPr>
+      <w:r>
+        <w:t>• DID 885, 901 et 903 : chauffeurs historiques absents du référentiel actuel.</w:t>
+      </w:r>
+    </w:p>
+    <w:p>
+      <w:pPr>
+        <w:pStyle w:val="VDRTBullet"/>
+      </w:pPr>
+      <w:r>
+        <w:t>• source S99 : 167 traces sans unité correspondante.</w:t>
+      </w:r>
+    </w:p>
+    <w:p>
+      <w:pPr>
+        <w:pStyle w:val="VDRTBullet"/>
+      </w:pPr>
+      <w:r>
+        <w:t>• DEVICE 5b-00002b3f : une occurrence sans correspondance.</w:t>
+      </w:r>
+    </w:p>
+    <w:p>
+      <w:pPr>
+        <w:pStyle w:val="VDRTBullet"/>
+      </w:pPr>
+      <w:r>
+        <w:t>• AID : présent mais vide dans toutes les occurrences analysées.</w:t>
+      </w:r>
+    </w:p>
+    <w:p>
+      <w:pPr>
+        <w:pStyle w:val="VDRTBullet"/>
+      </w:pPr>
+      <w:r>
+        <w:t>• Nuance officielle entre les types de traces 11 et 13, ainsi que le rôle des rares types 14 et 15.</w:t>
+      </w:r>
+    </w:p>
+    <w:p>
+      <w:pPr>
+        <w:pStyle w:val="VDRTBullet"/>
+      </w:pPr>
+      <w:r>
+        <w:t>• Libellés des options de formulaires RAI 01/02/03, NUT 01/02, PL 01/02, ainsi que le sens exact de H1, QC, AREM, AU et QREM.</w:t>
+      </w:r>
+    </w:p>
+    <w:p>
+      <w:pPr>
+        <w:pStyle w:val="VDRTBullet"/>
+      </w:pPr>
+      <w:r>
+        <w:t>• Définitions exactes des groupes télématiques non nécessaires à la paie : DSTAT, CDTY, DTY, DCPR, RDTY, RPM*, ACC*, DEC*, COT* et variantes de carburant.</w:t>
+      </w:r>
+    </w:p>
+    <w:p>
+      <w:pPr>
+        <w:pStyle w:val="Heading1"/>
+      </w:pPr>
+      <w:r>
+        <w:t>16. Priorité d'utilisation pour la paie</w:t>
+      </w:r>
+    </w:p>
+    <w:p>
+      <w:r>
+        <w:t>La première version du moteur de paie peut s'appuyer sur DID, LID, ATY, AST, ALEN, DEVICE, source, SEQ et les rapports métier. Les autres propriétés doivent rester disponibles dans les données brutes, mais ne doivent pas déclencher seules un calcul financier tant que leur définition ou leur règle métier n'est pas validée.</w:t>
       </w:r>
     </w:p>
     <w:sectPr>
